--- a/Transicao_pre-projeto-para-TCC-Completo_TCC_Iluminacao_SP_v60.docx
+++ b/Transicao_pre-projeto-para-TCC-Completo_TCC_Iluminacao_SP_v60.docx
@@ -611,31 +611,7 @@
         <w:rPr>
           <w:lang w:val="pt-BR"/>
         </w:rPr>
-        <w:t xml:space="preserve">São Paulo já dispõe de câmeras que observam o uso das vias e de luminárias cuja intensidade pode ser regulada remotamente, mas as duas infraestruturas não se comunicam. Este trabalho propõe e demonstra, para a iluminação de vias de pedestres, </w:t>
-      </w:r>
-      <w:r>
-        <w:rPr>
-          <w:lang w:val="pt-BR"/>
-        </w:rPr>
-        <w:t xml:space="preserve">a camada que as liga, arranjo não localizado na revisão bibliográfica:</w:t>
-      </w:r>
-      <w:r>
-        <w:rPr>
-          <w:lang w:val="pt-BR"/>
-        </w:rPr>
-        <w:t xml:space="preserve"> um serviço em nuvem recebe, por interface REST, o volume de pessoas e as ocorrências de cada trecho de via, estima a demanda da próxima hora com um modelo de reforço de gradiente (XGBoost), decide o nível de iluminação por inferência nebulosa do tipo Mamdani e submete cada decisão a uma camada de verificação que impõe o piso e a taxa máxima de redução da ABNT NBR 5101 antes de qualquer comando. O comando chega por MQTT a um nó de bancada com ESP32, que ajusta uma fita de LED e devolve a iluminância medida. O sistema foi avaliado numa suíte de cenários, em noites reais de contagem de pedestres e na bancada, contra o fluxo pleno constante e a atenuação por horário fixo. Em 667.200 passos verificados não houve violação da norma, e a latência entre o evento e a medição foi de 1,03 s a 1,47 s. O regime adaptativo consumiu 24,3 % menos energia que o fluxo pleno na suíte e 37,6 % menos nas noites reais, sem deixar a via abaixo do nível exigido, o que a programação horária não assegurou. A previsão só superou referências simples com dados de 15 min, e a pertinência parcial mostrou-se substituível por tabela.</w:t>
-      </w:r>
-      <w:r>
-        <w:rPr>
-          <w:lang w:val="pt-BR"/>
-        </w:rPr>
-        <w:t xml:space="preserve"> Das três hipóteses, duas foram aceitas e a da antecipação pela previsão, rejeitada.</w:t>
-      </w:r>
-      <w:r>
-        <w:rPr>
-          <w:lang w:val="pt-BR"/>
-        </w:rPr>
-        <w:t xml:space="preserve"> Conclui-se que a integração é viável com a infraestrutura já contratada, desde que a plataforma publique os dados na interface especificada.</w:t>
+        <w:t>São Paulo já dispõe de câmeras que observam o uso das vias e de luminárias cuja intensidade pode ser regulada remotamente, mas as duas infraestruturas não se comunicam. Este trabalho propõe e demonstra, para a iluminação de vias de pedestres, a camada que as liga, arranjo não localizado na revisão bibliográfica: um serviço em nuvem recebe, por interface REST, o volume de pessoas e as ocorrências de cada trecho de via, estima a demanda da próxima hora com um modelo de reforço de gradiente (XGBoost), decide o nível de iluminação por inferência nebulosa do tipo Mamdani e submete cada decisão a uma camada de verificação que impõe o piso e a taxa máxima de redução da ABNT NBR 5101 antes de qualquer comando. O comando chega por MQTT a um nó de bancada com ESP32, que ajusta uma fita de LED e devolve a iluminância medida. O sistema foi avaliado numa suíte de cenários, em noites reais de contagem de pedestres e na bancada, contra o fluxo pleno constante e a atenuação por horário fixo. Em 667.200 passos verificados não houve violação da norma, e a latência entre o evento e a medição foi de 1,03 s a 1,47 s. O regime adaptativo consumiu 24,3 % menos energia que o fluxo pleno na suíte e 37,6 % menos nas noites reais, sem deixar a via abaixo do nível exigido, o que a programação horária não assegurou. A previsão só superou referências simples com dados de 15 min, e a pertinência parcial mostrou-se substituível por tabela. Das três hipóteses, duas foram aceitas e a da antecipação pela previsão, rejeitada. Conclui-se que a integração é viável com a infraestrutura já contratada, desde que a plataforma publique os dados na interface especificada.</w:t>
       </w:r>
     </w:p>
     <w:p>
@@ -701,10 +677,7 @@
         <w:t xml:space="preserve">São Paulo already has cameras that observe how streets are used and streetlights whose intensity can be adjusted remotely, but the two infrastructures do not communicate. </w:t>
       </w:r>
       <w:r>
-        <w:t xml:space="preserve">This work proposes and demonstrates, for pedestrian street lighting, </w:t>
-      </w:r>
-      <w:r>
-        <w:t xml:space="preserve">the layer that connects them, an arrangement not found in the literature review:</w:t>
+        <w:t>This work proposes and demonstrates, for pedestrian street lighting, the layer that connects them, an arrangement not found in the literature review:</w:t>
       </w:r>
       <w:r>
         <w:t xml:space="preserve"> a cloud service receives, through a REST interface, the number of people and the incidents reported for each street segment, forecasts the demand for the next hour with a gradient boosting model (</w:t>
@@ -715,7 +688,7 @@
       </w:r>
       <w:proofErr w:type="spellEnd"/>
       <w:r>
-        <w:t xml:space="preserve">), decides the lighting level through Mamdani fuzzy inference, and submits every decision to a verification layer that enforces the minimum level and the maximum dimming rate of the Brazilian standard ABNT NBR 5101 before any command is issued. The command reaches an ESP32 bench node over MQTT, which drives an LED strip and reports the measured illuminance. The system was evaluated on a scenario suite, on real nights of pedestrian counts and on the bench, against constant full output and fixed-schedule dimming. Across 667,200 verified steps there was no violation of the standard, and the latency from event to measurement ranged from 1.03 s to 1.47 s. The adaptive regime used 24.3% less energy than full output in the suite and 37.6% less on real nights, without leaving the street below the required level, which the fixed schedule did not ensure. Forecasting outperformed simple baselines only with 15-minute data, and fuzzy membership proved replaceable by a lookup table.</w:t>
+        <w:t>), decides the lighting level through Mamdani fuzzy inference, and submits every decision to a verification layer that enforces the minimum level and the maximum dimming rate of the Brazilian standard ABNT NBR 5101 before any command is issued. The command reaches an ESP32 bench node over MQTT, which drives an LED strip and reports the measured illuminance. The system was evaluated on a scenario suite, on real nights of pedestrian counts and on the bench, against constant full output and fixed-schedule dimming. Across 667,200 verified steps there was no violation of the standard, and the latency from event to measurement ranged from 1.03 s to 1.47 s. The adaptive regime used 24.3% less energy than full output in the suite and 37.6% less on real nights, without leaving the street below the required level, which the fixed schedule did not ensure. Forecasting outperformed simple baselines only with 15-minute data, and fuzzy membership proved replaceable by a lookup table.</w:t>
       </w:r>
       <w:r>
         <w:t xml:space="preserve"> Of the three hypotheses, two were accepted and the one on anticipation by forecasting was rejected.</w:t>
@@ -802,7 +775,7 @@
         </w:rPr>
         <w:fldChar w:fldCharType="separate"/>
       </w:r>
-      <w:hyperlink w:anchor="_Toc242549717" w:history="1">
+      <w:hyperlink w:anchor="_Toc242567208" w:history="1">
         <w:r>
           <w:rPr>
             <w:rStyle w:val="Hyperlink"/>
@@ -830,7 +803,7 @@
             <w:noProof/>
             <w:webHidden/>
           </w:rPr>
-          <w:instrText xml:space="preserve"> PAGEREF _Toc242549717 \h </w:instrText>
+          <w:instrText xml:space="preserve"> PAGEREF _Toc242567208 \h </w:instrText>
         </w:r>
         <w:r>
           <w:rPr>
@@ -872,7 +845,7 @@
           <w14:ligatures w14:val="standardContextual"/>
         </w:rPr>
       </w:pPr>
-      <w:hyperlink w:anchor="_Toc242549718" w:history="1">
+      <w:hyperlink w:anchor="_Toc242567209" w:history="1">
         <w:r>
           <w:rPr>
             <w:rStyle w:val="Hyperlink"/>
@@ -900,7 +873,7 @@
             <w:noProof/>
             <w:webHidden/>
           </w:rPr>
-          <w:instrText xml:space="preserve"> PAGEREF _Toc242549718 \h </w:instrText>
+          <w:instrText xml:space="preserve"> PAGEREF _Toc242567209 \h </w:instrText>
         </w:r>
         <w:r>
           <w:rPr>
@@ -942,7 +915,7 @@
           <w14:ligatures w14:val="standardContextual"/>
         </w:rPr>
       </w:pPr>
-      <w:hyperlink w:anchor="_Toc242549719" w:history="1">
+      <w:hyperlink w:anchor="_Toc242567210" w:history="1">
         <w:r>
           <w:rPr>
             <w:rStyle w:val="Hyperlink"/>
@@ -970,7 +943,7 @@
             <w:noProof/>
             <w:webHidden/>
           </w:rPr>
-          <w:instrText xml:space="preserve"> PAGEREF _Toc242549719 \h </w:instrText>
+          <w:instrText xml:space="preserve"> PAGEREF _Toc242567210 \h </w:instrText>
         </w:r>
         <w:r>
           <w:rPr>
@@ -1012,7 +985,7 @@
           <w14:ligatures w14:val="standardContextual"/>
         </w:rPr>
       </w:pPr>
-      <w:hyperlink w:anchor="_Toc242549720" w:history="1">
+      <w:hyperlink w:anchor="_Toc242567211" w:history="1">
         <w:r>
           <w:rPr>
             <w:rStyle w:val="Hyperlink"/>
@@ -1040,7 +1013,7 @@
             <w:noProof/>
             <w:webHidden/>
           </w:rPr>
-          <w:instrText xml:space="preserve"> PAGEREF _Toc242549720 \h </w:instrText>
+          <w:instrText xml:space="preserve"> PAGEREF _Toc242567211 \h </w:instrText>
         </w:r>
         <w:r>
           <w:rPr>
@@ -1082,7 +1055,7 @@
           <w14:ligatures w14:val="standardContextual"/>
         </w:rPr>
       </w:pPr>
-      <w:hyperlink w:anchor="_Toc242549721" w:history="1">
+      <w:hyperlink w:anchor="_Toc242567212" w:history="1">
         <w:r>
           <w:rPr>
             <w:rStyle w:val="Hyperlink"/>
@@ -1110,7 +1083,7 @@
             <w:noProof/>
             <w:webHidden/>
           </w:rPr>
-          <w:instrText xml:space="preserve"> PAGEREF _Toc242549721 \h </w:instrText>
+          <w:instrText xml:space="preserve"> PAGEREF _Toc242567212 \h </w:instrText>
         </w:r>
         <w:r>
           <w:rPr>
@@ -1152,7 +1125,7 @@
           <w14:ligatures w14:val="standardContextual"/>
         </w:rPr>
       </w:pPr>
-      <w:hyperlink w:anchor="_Toc242549722" w:history="1">
+      <w:hyperlink w:anchor="_Toc242567213" w:history="1">
         <w:r>
           <w:rPr>
             <w:rStyle w:val="Hyperlink"/>
@@ -1180,7 +1153,7 @@
             <w:noProof/>
             <w:webHidden/>
           </w:rPr>
-          <w:instrText xml:space="preserve"> PAGEREF _Toc242549722 \h </w:instrText>
+          <w:instrText xml:space="preserve"> PAGEREF _Toc242567213 \h </w:instrText>
         </w:r>
         <w:r>
           <w:rPr>
@@ -1200,7 +1173,7 @@
             <w:noProof/>
             <w:webHidden/>
           </w:rPr>
-          <w:t>44</w:t>
+          <w:t>45</w:t>
         </w:r>
         <w:r>
           <w:rPr>
@@ -1222,7 +1195,7 @@
           <w14:ligatures w14:val="standardContextual"/>
         </w:rPr>
       </w:pPr>
-      <w:hyperlink w:anchor="_Toc242549723" w:history="1">
+      <w:hyperlink w:anchor="_Toc242567214" w:history="1">
         <w:r>
           <w:rPr>
             <w:rStyle w:val="Hyperlink"/>
@@ -1250,7 +1223,7 @@
             <w:noProof/>
             <w:webHidden/>
           </w:rPr>
-          <w:instrText xml:space="preserve"> PAGEREF _Toc242549723 \h </w:instrText>
+          <w:instrText xml:space="preserve"> PAGEREF _Toc242567214 \h </w:instrText>
         </w:r>
         <w:r>
           <w:rPr>
@@ -1292,7 +1265,7 @@
           <w14:ligatures w14:val="standardContextual"/>
         </w:rPr>
       </w:pPr>
-      <w:hyperlink w:anchor="_Toc242549724" w:history="1">
+      <w:hyperlink w:anchor="_Toc242567215" w:history="1">
         <w:r>
           <w:rPr>
             <w:rStyle w:val="Hyperlink"/>
@@ -1320,7 +1293,7 @@
             <w:noProof/>
             <w:webHidden/>
           </w:rPr>
-          <w:instrText xml:space="preserve"> PAGEREF _Toc242549724 \h </w:instrText>
+          <w:instrText xml:space="preserve"> PAGEREF _Toc242567215 \h </w:instrText>
         </w:r>
         <w:r>
           <w:rPr>
@@ -1362,7 +1335,7 @@
           <w14:ligatures w14:val="standardContextual"/>
         </w:rPr>
       </w:pPr>
-      <w:hyperlink w:anchor="_Toc242549725" w:history="1">
+      <w:hyperlink w:anchor="_Toc242567216" w:history="1">
         <w:r>
           <w:rPr>
             <w:rStyle w:val="Hyperlink"/>
@@ -1390,7 +1363,7 @@
             <w:noProof/>
             <w:webHidden/>
           </w:rPr>
-          <w:instrText xml:space="preserve"> PAGEREF _Toc242549725 \h </w:instrText>
+          <w:instrText xml:space="preserve"> PAGEREF _Toc242567216 \h </w:instrText>
         </w:r>
         <w:r>
           <w:rPr>
@@ -1410,7 +1383,7 @@
             <w:noProof/>
             <w:webHidden/>
           </w:rPr>
-          <w:t>71</w:t>
+          <w:t>72</w:t>
         </w:r>
         <w:r>
           <w:rPr>
@@ -1432,7 +1405,7 @@
           <w14:ligatures w14:val="standardContextual"/>
         </w:rPr>
       </w:pPr>
-      <w:hyperlink w:anchor="_Toc242549726" w:history="1">
+      <w:hyperlink w:anchor="_Toc242567217" w:history="1">
         <w:r>
           <w:rPr>
             <w:rStyle w:val="Hyperlink"/>
@@ -1460,7 +1433,7 @@
             <w:noProof/>
             <w:webHidden/>
           </w:rPr>
-          <w:instrText xml:space="preserve"> PAGEREF _Toc242549726 \h </w:instrText>
+          <w:instrText xml:space="preserve"> PAGEREF _Toc242567217 \h </w:instrText>
         </w:r>
         <w:r>
           <w:rPr>
@@ -1480,7 +1453,7 @@
             <w:noProof/>
             <w:webHidden/>
           </w:rPr>
-          <w:t>76</w:t>
+          <w:t>77</w:t>
         </w:r>
         <w:r>
           <w:rPr>
@@ -1502,7 +1475,7 @@
           <w14:ligatures w14:val="standardContextual"/>
         </w:rPr>
       </w:pPr>
-      <w:hyperlink w:anchor="_Toc242549727" w:history="1">
+      <w:hyperlink w:anchor="_Toc242567218" w:history="1">
         <w:r>
           <w:rPr>
             <w:rStyle w:val="Hyperlink"/>
@@ -1530,7 +1503,7 @@
             <w:noProof/>
             <w:webHidden/>
           </w:rPr>
-          <w:instrText xml:space="preserve"> PAGEREF _Toc242549727 \h </w:instrText>
+          <w:instrText xml:space="preserve"> PAGEREF _Toc242567218 \h </w:instrText>
         </w:r>
         <w:r>
           <w:rPr>
@@ -1572,7 +1545,7 @@
           <w14:ligatures w14:val="standardContextual"/>
         </w:rPr>
       </w:pPr>
-      <w:hyperlink w:anchor="_Toc242549728" w:history="1">
+      <w:hyperlink w:anchor="_Toc242567219" w:history="1">
         <w:r>
           <w:rPr>
             <w:rStyle w:val="Hyperlink"/>
@@ -1600,7 +1573,7 @@
             <w:noProof/>
             <w:webHidden/>
           </w:rPr>
-          <w:instrText xml:space="preserve"> PAGEREF _Toc242549728 \h </w:instrText>
+          <w:instrText xml:space="preserve"> PAGEREF _Toc242567219 \h </w:instrText>
         </w:r>
         <w:r>
           <w:rPr>
@@ -1642,7 +1615,7 @@
           <w14:ligatures w14:val="standardContextual"/>
         </w:rPr>
       </w:pPr>
-      <w:hyperlink w:anchor="_Toc242549729" w:history="1">
+      <w:hyperlink w:anchor="_Toc242567220" w:history="1">
         <w:r>
           <w:rPr>
             <w:rStyle w:val="Hyperlink"/>
@@ -1670,7 +1643,7 @@
             <w:noProof/>
             <w:webHidden/>
           </w:rPr>
-          <w:instrText xml:space="preserve"> PAGEREF _Toc242549729 \h </w:instrText>
+          <w:instrText xml:space="preserve"> PAGEREF _Toc242567220 \h </w:instrText>
         </w:r>
         <w:r>
           <w:rPr>
@@ -1712,7 +1685,7 @@
           <w14:ligatures w14:val="standardContextual"/>
         </w:rPr>
       </w:pPr>
-      <w:hyperlink w:anchor="_Toc242549730" w:history="1">
+      <w:hyperlink w:anchor="_Toc242567221" w:history="1">
         <w:r>
           <w:rPr>
             <w:rStyle w:val="Hyperlink"/>
@@ -1740,7 +1713,7 @@
             <w:noProof/>
             <w:webHidden/>
           </w:rPr>
-          <w:instrText xml:space="preserve"> PAGEREF _Toc242549730 \h </w:instrText>
+          <w:instrText xml:space="preserve"> PAGEREF _Toc242567221 \h </w:instrText>
         </w:r>
         <w:r>
           <w:rPr>
@@ -1782,7 +1755,7 @@
           <w14:ligatures w14:val="standardContextual"/>
         </w:rPr>
       </w:pPr>
-      <w:hyperlink w:anchor="_Toc242549731" w:history="1">
+      <w:hyperlink w:anchor="_Toc242567222" w:history="1">
         <w:r>
           <w:rPr>
             <w:rStyle w:val="Hyperlink"/>
@@ -1810,7 +1783,1055 @@
             <w:noProof/>
             <w:webHidden/>
           </w:rPr>
-          <w:instrText xml:space="preserve"> PAGEREF _Toc242549731 \h </w:instrText>
+          <w:instrText xml:space="preserve"> PAGEREF _Toc242567222 \h </w:instrText>
+        </w:r>
+        <w:r>
+          <w:rPr>
+            <w:noProof/>
+            <w:webHidden/>
+          </w:rPr>
+        </w:r>
+        <w:r>
+          <w:rPr>
+            <w:noProof/>
+            <w:webHidden/>
+          </w:rPr>
+          <w:fldChar w:fldCharType="separate"/>
+        </w:r>
+        <w:r>
+          <w:rPr>
+            <w:noProof/>
+            <w:webHidden/>
+          </w:rPr>
+          <w:t>96</w:t>
+        </w:r>
+        <w:r>
+          <w:rPr>
+            <w:noProof/>
+            <w:webHidden/>
+          </w:rPr>
+          <w:fldChar w:fldCharType="end"/>
+        </w:r>
+      </w:hyperlink>
+    </w:p>
+    <w:p>
+      <w:pPr>
+        <w:pStyle w:val="TableofFigures"/>
+        <w:rPr>
+          <w:rFonts w:asciiTheme="minorHAnsi" w:eastAsiaTheme="minorEastAsia" w:hAnsiTheme="minorHAnsi" w:cstheme="minorBidi"/>
+          <w:noProof/>
+          <w:color w:val="auto"/>
+          <w:kern w:val="2"/>
+          <w14:ligatures w14:val="standardContextual"/>
+        </w:rPr>
+      </w:pPr>
+      <w:hyperlink w:anchor="_Toc242567223" w:history="1">
+        <w:r>
+          <w:rPr>
+            <w:rStyle w:val="Hyperlink"/>
+            <w:noProof/>
+            <w:lang w:val="pt-BR"/>
+          </w:rPr>
+          <w:t>Quadro 16 – Entidades do banco de dados e sua função no sistema</w:t>
+        </w:r>
+        <w:r>
+          <w:rPr>
+            <w:noProof/>
+            <w:webHidden/>
+          </w:rPr>
+          <w:tab/>
+        </w:r>
+        <w:r>
+          <w:rPr>
+            <w:noProof/>
+            <w:webHidden/>
+          </w:rPr>
+          <w:fldChar w:fldCharType="begin"/>
+        </w:r>
+        <w:r>
+          <w:rPr>
+            <w:noProof/>
+            <w:webHidden/>
+          </w:rPr>
+          <w:instrText xml:space="preserve"> PAGEREF _Toc242567223 \h </w:instrText>
+        </w:r>
+        <w:r>
+          <w:rPr>
+            <w:noProof/>
+            <w:webHidden/>
+          </w:rPr>
+        </w:r>
+        <w:r>
+          <w:rPr>
+            <w:noProof/>
+            <w:webHidden/>
+          </w:rPr>
+          <w:fldChar w:fldCharType="separate"/>
+        </w:r>
+        <w:r>
+          <w:rPr>
+            <w:noProof/>
+            <w:webHidden/>
+          </w:rPr>
+          <w:t>100</w:t>
+        </w:r>
+        <w:r>
+          <w:rPr>
+            <w:noProof/>
+            <w:webHidden/>
+          </w:rPr>
+          <w:fldChar w:fldCharType="end"/>
+        </w:r>
+      </w:hyperlink>
+    </w:p>
+    <w:p>
+      <w:pPr>
+        <w:pStyle w:val="TableofFigures"/>
+        <w:rPr>
+          <w:rFonts w:asciiTheme="minorHAnsi" w:eastAsiaTheme="minorEastAsia" w:hAnsiTheme="minorHAnsi" w:cstheme="minorBidi"/>
+          <w:noProof/>
+          <w:color w:val="auto"/>
+          <w:kern w:val="2"/>
+          <w14:ligatures w14:val="standardContextual"/>
+        </w:rPr>
+      </w:pPr>
+      <w:hyperlink w:anchor="_Toc242567224" w:history="1">
+        <w:r>
+          <w:rPr>
+            <w:rStyle w:val="Hyperlink"/>
+            <w:noProof/>
+            <w:lang w:val="pt-BR"/>
+          </w:rPr>
+          <w:t>Quadro 17 – Tabelas do banco de dados: atributos, domínios, restrições e uso</w:t>
+        </w:r>
+        <w:r>
+          <w:rPr>
+            <w:noProof/>
+            <w:webHidden/>
+          </w:rPr>
+          <w:tab/>
+        </w:r>
+        <w:r>
+          <w:rPr>
+            <w:noProof/>
+            <w:webHidden/>
+          </w:rPr>
+          <w:fldChar w:fldCharType="begin"/>
+        </w:r>
+        <w:r>
+          <w:rPr>
+            <w:noProof/>
+            <w:webHidden/>
+          </w:rPr>
+          <w:instrText xml:space="preserve"> PAGEREF _Toc242567224 \h </w:instrText>
+        </w:r>
+        <w:r>
+          <w:rPr>
+            <w:noProof/>
+            <w:webHidden/>
+          </w:rPr>
+        </w:r>
+        <w:r>
+          <w:rPr>
+            <w:noProof/>
+            <w:webHidden/>
+          </w:rPr>
+          <w:fldChar w:fldCharType="separate"/>
+        </w:r>
+        <w:r>
+          <w:rPr>
+            <w:noProof/>
+            <w:webHidden/>
+          </w:rPr>
+          <w:t>104</w:t>
+        </w:r>
+        <w:r>
+          <w:rPr>
+            <w:noProof/>
+            <w:webHidden/>
+          </w:rPr>
+          <w:fldChar w:fldCharType="end"/>
+        </w:r>
+      </w:hyperlink>
+    </w:p>
+    <w:p>
+      <w:pPr>
+        <w:pStyle w:val="TableofFigures"/>
+        <w:rPr>
+          <w:rFonts w:asciiTheme="minorHAnsi" w:eastAsiaTheme="minorEastAsia" w:hAnsiTheme="minorHAnsi" w:cstheme="minorBidi"/>
+          <w:noProof/>
+          <w:color w:val="auto"/>
+          <w:kern w:val="2"/>
+          <w14:ligatures w14:val="standardContextual"/>
+        </w:rPr>
+      </w:pPr>
+      <w:hyperlink w:anchor="_Toc242567225" w:history="1">
+        <w:r>
+          <w:rPr>
+            <w:rStyle w:val="Hyperlink"/>
+            <w:noProof/>
+            <w:lang w:val="pt-BR"/>
+          </w:rPr>
+          <w:t>Quadro 18 – Especificação da interface de integração</w:t>
+        </w:r>
+        <w:r>
+          <w:rPr>
+            <w:noProof/>
+            <w:webHidden/>
+          </w:rPr>
+          <w:tab/>
+        </w:r>
+        <w:r>
+          <w:rPr>
+            <w:noProof/>
+            <w:webHidden/>
+          </w:rPr>
+          <w:fldChar w:fldCharType="begin"/>
+        </w:r>
+        <w:r>
+          <w:rPr>
+            <w:noProof/>
+            <w:webHidden/>
+          </w:rPr>
+          <w:instrText xml:space="preserve"> PAGEREF _Toc242567225 \h </w:instrText>
+        </w:r>
+        <w:r>
+          <w:rPr>
+            <w:noProof/>
+            <w:webHidden/>
+          </w:rPr>
+        </w:r>
+        <w:r>
+          <w:rPr>
+            <w:noProof/>
+            <w:webHidden/>
+          </w:rPr>
+          <w:fldChar w:fldCharType="separate"/>
+        </w:r>
+        <w:r>
+          <w:rPr>
+            <w:noProof/>
+            <w:webHidden/>
+          </w:rPr>
+          <w:t>110</w:t>
+        </w:r>
+        <w:r>
+          <w:rPr>
+            <w:noProof/>
+            <w:webHidden/>
+          </w:rPr>
+          <w:fldChar w:fldCharType="end"/>
+        </w:r>
+      </w:hyperlink>
+    </w:p>
+    <w:p>
+      <w:pPr>
+        <w:pStyle w:val="TableofFigures"/>
+        <w:rPr>
+          <w:rFonts w:asciiTheme="minorHAnsi" w:eastAsiaTheme="minorEastAsia" w:hAnsiTheme="minorHAnsi" w:cstheme="minorBidi"/>
+          <w:noProof/>
+          <w:color w:val="auto"/>
+          <w:kern w:val="2"/>
+          <w14:ligatures w14:val="standardContextual"/>
+        </w:rPr>
+      </w:pPr>
+      <w:hyperlink w:anchor="_Toc242567226" w:history="1">
+        <w:r>
+          <w:rPr>
+            <w:rStyle w:val="Hyperlink"/>
+            <w:noProof/>
+            <w:lang w:val="pt-BR"/>
+          </w:rPr>
+          <w:t>Quadro 19 – Matriz de emprego técnico de inteligência artificial</w:t>
+        </w:r>
+        <w:r>
+          <w:rPr>
+            <w:noProof/>
+            <w:webHidden/>
+          </w:rPr>
+          <w:tab/>
+        </w:r>
+        <w:r>
+          <w:rPr>
+            <w:noProof/>
+            <w:webHidden/>
+          </w:rPr>
+          <w:fldChar w:fldCharType="begin"/>
+        </w:r>
+        <w:r>
+          <w:rPr>
+            <w:noProof/>
+            <w:webHidden/>
+          </w:rPr>
+          <w:instrText xml:space="preserve"> PAGEREF _Toc242567226 \h </w:instrText>
+        </w:r>
+        <w:r>
+          <w:rPr>
+            <w:noProof/>
+            <w:webHidden/>
+          </w:rPr>
+        </w:r>
+        <w:r>
+          <w:rPr>
+            <w:noProof/>
+            <w:webHidden/>
+          </w:rPr>
+          <w:fldChar w:fldCharType="separate"/>
+        </w:r>
+        <w:r>
+          <w:rPr>
+            <w:noProof/>
+            <w:webHidden/>
+          </w:rPr>
+          <w:t>137</w:t>
+        </w:r>
+        <w:r>
+          <w:rPr>
+            <w:noProof/>
+            <w:webHidden/>
+          </w:rPr>
+          <w:fldChar w:fldCharType="end"/>
+        </w:r>
+      </w:hyperlink>
+    </w:p>
+    <w:p>
+      <w:pPr>
+        <w:pStyle w:val="TableofFigures"/>
+        <w:rPr>
+          <w:rFonts w:asciiTheme="minorHAnsi" w:eastAsiaTheme="minorEastAsia" w:hAnsiTheme="minorHAnsi" w:cstheme="minorBidi"/>
+          <w:noProof/>
+          <w:color w:val="auto"/>
+          <w:kern w:val="2"/>
+          <w14:ligatures w14:val="standardContextual"/>
+        </w:rPr>
+      </w:pPr>
+      <w:hyperlink w:anchor="_Toc242567227" w:history="1">
+        <w:r>
+          <w:rPr>
+            <w:rStyle w:val="Hyperlink"/>
+            <w:noProof/>
+            <w:lang w:val="pt-BR"/>
+          </w:rPr>
+          <w:t>Quadro 20 – Programas, dados e versões que reproduzem os resultados</w:t>
+        </w:r>
+        <w:r>
+          <w:rPr>
+            <w:noProof/>
+            <w:webHidden/>
+          </w:rPr>
+          <w:tab/>
+        </w:r>
+        <w:r>
+          <w:rPr>
+            <w:noProof/>
+            <w:webHidden/>
+          </w:rPr>
+          <w:fldChar w:fldCharType="begin"/>
+        </w:r>
+        <w:r>
+          <w:rPr>
+            <w:noProof/>
+            <w:webHidden/>
+          </w:rPr>
+          <w:instrText xml:space="preserve"> PAGEREF _Toc242567227 \h </w:instrText>
+        </w:r>
+        <w:r>
+          <w:rPr>
+            <w:noProof/>
+            <w:webHidden/>
+          </w:rPr>
+        </w:r>
+        <w:r>
+          <w:rPr>
+            <w:noProof/>
+            <w:webHidden/>
+          </w:rPr>
+          <w:fldChar w:fldCharType="separate"/>
+        </w:r>
+        <w:r>
+          <w:rPr>
+            <w:noProof/>
+            <w:webHidden/>
+          </w:rPr>
+          <w:t>142</w:t>
+        </w:r>
+        <w:r>
+          <w:rPr>
+            <w:noProof/>
+            <w:webHidden/>
+          </w:rPr>
+          <w:fldChar w:fldCharType="end"/>
+        </w:r>
+      </w:hyperlink>
+    </w:p>
+    <w:p>
+      <w:pPr>
+        <w:pStyle w:val="TableofFigures"/>
+        <w:rPr>
+          <w:rFonts w:asciiTheme="minorHAnsi" w:eastAsiaTheme="minorEastAsia" w:hAnsiTheme="minorHAnsi" w:cstheme="minorBidi"/>
+          <w:noProof/>
+          <w:color w:val="auto"/>
+          <w:kern w:val="2"/>
+          <w14:ligatures w14:val="standardContextual"/>
+        </w:rPr>
+      </w:pPr>
+      <w:hyperlink w:anchor="_Toc242567228" w:history="1">
+        <w:r>
+          <w:rPr>
+            <w:rStyle w:val="Hyperlink"/>
+            <w:noProof/>
+            <w:lang w:val="pt-BR"/>
+          </w:rPr>
+          <w:t>Quadro 21 – Estimativa de custo mensal da arquitetura de referência na Amazon Web Services</w:t>
+        </w:r>
+        <w:r>
+          <w:rPr>
+            <w:noProof/>
+            <w:webHidden/>
+          </w:rPr>
+          <w:tab/>
+        </w:r>
+        <w:r>
+          <w:rPr>
+            <w:noProof/>
+            <w:webHidden/>
+          </w:rPr>
+          <w:fldChar w:fldCharType="begin"/>
+        </w:r>
+        <w:r>
+          <w:rPr>
+            <w:noProof/>
+            <w:webHidden/>
+          </w:rPr>
+          <w:instrText xml:space="preserve"> PAGEREF _Toc242567228 \h </w:instrText>
+        </w:r>
+        <w:r>
+          <w:rPr>
+            <w:noProof/>
+            <w:webHidden/>
+          </w:rPr>
+        </w:r>
+        <w:r>
+          <w:rPr>
+            <w:noProof/>
+            <w:webHidden/>
+          </w:rPr>
+          <w:fldChar w:fldCharType="separate"/>
+        </w:r>
+        <w:r>
+          <w:rPr>
+            <w:noProof/>
+            <w:webHidden/>
+          </w:rPr>
+          <w:t>146</w:t>
+        </w:r>
+        <w:r>
+          <w:rPr>
+            <w:noProof/>
+            <w:webHidden/>
+          </w:rPr>
+          <w:fldChar w:fldCharType="end"/>
+        </w:r>
+      </w:hyperlink>
+    </w:p>
+    <w:p>
+      <w:pPr>
+        <w:tabs>
+          <w:tab w:val="right" w:leader="dot" w:pos="9071"/>
+        </w:tabs>
+        <w:spacing w:after="100"/>
+        <w:rPr>
+          <w:lang w:val="pt-BR"/>
+        </w:rPr>
+      </w:pPr>
+      <w:r>
+        <w:rPr>
+          <w:lang w:val="pt-BR"/>
+        </w:rPr>
+        <w:fldChar w:fldCharType="end"/>
+      </w:r>
+    </w:p>
+    <w:p>
+      <w:pPr>
+        <w:rPr>
+          <w:lang w:val="pt-BR"/>
+        </w:rPr>
+      </w:pPr>
+      <w:r>
+        <w:rPr>
+          <w:lang w:val="pt-BR"/>
+        </w:rPr>
+        <w:br w:type="page"/>
+      </w:r>
+    </w:p>
+    <w:p>
+      <w:pPr>
+        <w:spacing w:after="480"/>
+        <w:jc w:val="center"/>
+        <w:rPr>
+          <w:b/>
+          <w:bCs/>
+          <w:lang w:val="pt-BR"/>
+        </w:rPr>
+      </w:pPr>
+      <w:r>
+        <w:rPr>
+          <w:b/>
+          <w:bCs/>
+          <w:lang w:val="pt-BR"/>
+        </w:rPr>
+        <w:lastRenderedPageBreak/>
+        <w:t>LISTA DE FIGURAS</w:t>
+      </w:r>
+    </w:p>
+    <w:p>
+      <w:pPr>
+        <w:pStyle w:val="TableofFigures"/>
+        <w:rPr>
+          <w:rFonts w:asciiTheme="minorHAnsi" w:eastAsiaTheme="minorEastAsia" w:hAnsiTheme="minorHAnsi" w:cstheme="minorBidi"/>
+          <w:noProof/>
+          <w:color w:val="auto"/>
+          <w:kern w:val="2"/>
+          <w14:ligatures w14:val="standardContextual"/>
+        </w:rPr>
+      </w:pPr>
+      <w:r>
+        <w:rPr>
+          <w:lang w:val="pt-BR"/>
+        </w:rPr>
+        <w:fldChar w:fldCharType="begin"/>
+      </w:r>
+      <w:r>
+        <w:rPr>
+          <w:lang w:val="pt-BR"/>
+        </w:rPr>
+        <w:instrText xml:space="preserve"> TOC \h \z \c "Figura" </w:instrText>
+      </w:r>
+      <w:r>
+        <w:rPr>
+          <w:lang w:val="pt-BR"/>
+        </w:rPr>
+        <w:fldChar w:fldCharType="separate"/>
+      </w:r>
+      <w:hyperlink w:anchor="_Toc242567229" w:history="1">
+        <w:r>
+          <w:rPr>
+            <w:rStyle w:val="Hyperlink"/>
+            <w:noProof/>
+            <w:lang w:val="pt-BR"/>
+          </w:rPr>
+          <w:t>Figura 1 – Nó de demonstração montado</w:t>
+        </w:r>
+        <w:r>
+          <w:rPr>
+            <w:noProof/>
+            <w:webHidden/>
+          </w:rPr>
+          <w:tab/>
+        </w:r>
+        <w:r>
+          <w:rPr>
+            <w:noProof/>
+            <w:webHidden/>
+          </w:rPr>
+          <w:fldChar w:fldCharType="begin"/>
+        </w:r>
+        <w:r>
+          <w:rPr>
+            <w:noProof/>
+            <w:webHidden/>
+          </w:rPr>
+          <w:instrText xml:space="preserve"> PAGEREF _Toc242567229 \h </w:instrText>
+        </w:r>
+        <w:r>
+          <w:rPr>
+            <w:noProof/>
+            <w:webHidden/>
+          </w:rPr>
+        </w:r>
+        <w:r>
+          <w:rPr>
+            <w:noProof/>
+            <w:webHidden/>
+          </w:rPr>
+          <w:fldChar w:fldCharType="separate"/>
+        </w:r>
+        <w:r>
+          <w:rPr>
+            <w:noProof/>
+            <w:webHidden/>
+          </w:rPr>
+          <w:t>40</w:t>
+        </w:r>
+        <w:r>
+          <w:rPr>
+            <w:noProof/>
+            <w:webHidden/>
+          </w:rPr>
+          <w:fldChar w:fldCharType="end"/>
+        </w:r>
+      </w:hyperlink>
+    </w:p>
+    <w:p>
+      <w:pPr>
+        <w:pStyle w:val="TableofFigures"/>
+        <w:rPr>
+          <w:rFonts w:asciiTheme="minorHAnsi" w:eastAsiaTheme="minorEastAsia" w:hAnsiTheme="minorHAnsi" w:cstheme="minorBidi"/>
+          <w:noProof/>
+          <w:color w:val="auto"/>
+          <w:kern w:val="2"/>
+          <w14:ligatures w14:val="standardContextual"/>
+        </w:rPr>
+      </w:pPr>
+      <w:hyperlink w:anchor="_Toc242567230" w:history="1">
+        <w:r>
+          <w:rPr>
+            <w:rStyle w:val="Hyperlink"/>
+            <w:noProof/>
+            <w:lang w:val="pt-BR"/>
+          </w:rPr>
+          <w:t>Figura 2 – Interior do anteparo: luminária em uma extremidade e sensor na outra</w:t>
+        </w:r>
+        <w:r>
+          <w:rPr>
+            <w:noProof/>
+            <w:webHidden/>
+          </w:rPr>
+          <w:tab/>
+        </w:r>
+        <w:r>
+          <w:rPr>
+            <w:noProof/>
+            <w:webHidden/>
+          </w:rPr>
+          <w:fldChar w:fldCharType="begin"/>
+        </w:r>
+        <w:r>
+          <w:rPr>
+            <w:noProof/>
+            <w:webHidden/>
+          </w:rPr>
+          <w:instrText xml:space="preserve"> PAGEREF _Toc242567230 \h </w:instrText>
+        </w:r>
+        <w:r>
+          <w:rPr>
+            <w:noProof/>
+            <w:webHidden/>
+          </w:rPr>
+        </w:r>
+        <w:r>
+          <w:rPr>
+            <w:noProof/>
+            <w:webHidden/>
+          </w:rPr>
+          <w:fldChar w:fldCharType="separate"/>
+        </w:r>
+        <w:r>
+          <w:rPr>
+            <w:noProof/>
+            <w:webHidden/>
+          </w:rPr>
+          <w:t>46</w:t>
+        </w:r>
+        <w:r>
+          <w:rPr>
+            <w:noProof/>
+            <w:webHidden/>
+          </w:rPr>
+          <w:fldChar w:fldCharType="end"/>
+        </w:r>
+      </w:hyperlink>
+    </w:p>
+    <w:p>
+      <w:pPr>
+        <w:pStyle w:val="TableofFigures"/>
+        <w:rPr>
+          <w:rFonts w:asciiTheme="minorHAnsi" w:eastAsiaTheme="minorEastAsia" w:hAnsiTheme="minorHAnsi" w:cstheme="minorBidi"/>
+          <w:noProof/>
+          <w:color w:val="auto"/>
+          <w:kern w:val="2"/>
+          <w14:ligatures w14:val="standardContextual"/>
+        </w:rPr>
+      </w:pPr>
+      <w:hyperlink w:anchor="_Toc242567231" w:history="1">
+        <w:r>
+          <w:rPr>
+            <w:rStyle w:val="Hyperlink"/>
+            <w:noProof/>
+            <w:lang w:val="pt-BR"/>
+          </w:rPr>
+          <w:t>Figura 3 – Diagrama de casos de uso</w:t>
+        </w:r>
+        <w:r>
+          <w:rPr>
+            <w:noProof/>
+            <w:webHidden/>
+          </w:rPr>
+          <w:tab/>
+        </w:r>
+        <w:r>
+          <w:rPr>
+            <w:noProof/>
+            <w:webHidden/>
+          </w:rPr>
+          <w:fldChar w:fldCharType="begin"/>
+        </w:r>
+        <w:r>
+          <w:rPr>
+            <w:noProof/>
+            <w:webHidden/>
+          </w:rPr>
+          <w:instrText xml:space="preserve"> PAGEREF _Toc242567231 \h </w:instrText>
+        </w:r>
+        <w:r>
+          <w:rPr>
+            <w:noProof/>
+            <w:webHidden/>
+          </w:rPr>
+        </w:r>
+        <w:r>
+          <w:rPr>
+            <w:noProof/>
+            <w:webHidden/>
+          </w:rPr>
+          <w:fldChar w:fldCharType="separate"/>
+        </w:r>
+        <w:r>
+          <w:rPr>
+            <w:noProof/>
+            <w:webHidden/>
+          </w:rPr>
+          <w:t>80</w:t>
+        </w:r>
+        <w:r>
+          <w:rPr>
+            <w:noProof/>
+            <w:webHidden/>
+          </w:rPr>
+          <w:fldChar w:fldCharType="end"/>
+        </w:r>
+      </w:hyperlink>
+    </w:p>
+    <w:p>
+      <w:pPr>
+        <w:pStyle w:val="TableofFigures"/>
+        <w:rPr>
+          <w:rFonts w:asciiTheme="minorHAnsi" w:eastAsiaTheme="minorEastAsia" w:hAnsiTheme="minorHAnsi" w:cstheme="minorBidi"/>
+          <w:noProof/>
+          <w:color w:val="auto"/>
+          <w:kern w:val="2"/>
+          <w14:ligatures w14:val="standardContextual"/>
+        </w:rPr>
+      </w:pPr>
+      <w:hyperlink w:anchor="_Toc242567232" w:history="1">
+        <w:r>
+          <w:rPr>
+            <w:rStyle w:val="Hyperlink"/>
+            <w:noProof/>
+            <w:lang w:val="pt-BR"/>
+          </w:rPr>
+          <w:t>Figura 4 – Arquitetura do sistema</w:t>
+        </w:r>
+        <w:r>
+          <w:rPr>
+            <w:noProof/>
+            <w:webHidden/>
+          </w:rPr>
+          <w:tab/>
+        </w:r>
+        <w:r>
+          <w:rPr>
+            <w:noProof/>
+            <w:webHidden/>
+          </w:rPr>
+          <w:fldChar w:fldCharType="begin"/>
+        </w:r>
+        <w:r>
+          <w:rPr>
+            <w:noProof/>
+            <w:webHidden/>
+          </w:rPr>
+          <w:instrText xml:space="preserve"> PAGEREF _Toc242567232 \h </w:instrText>
+        </w:r>
+        <w:r>
+          <w:rPr>
+            <w:noProof/>
+            <w:webHidden/>
+          </w:rPr>
+        </w:r>
+        <w:r>
+          <w:rPr>
+            <w:noProof/>
+            <w:webHidden/>
+          </w:rPr>
+          <w:fldChar w:fldCharType="separate"/>
+        </w:r>
+        <w:r>
+          <w:rPr>
+            <w:noProof/>
+            <w:webHidden/>
+          </w:rPr>
+          <w:t>81</w:t>
+        </w:r>
+        <w:r>
+          <w:rPr>
+            <w:noProof/>
+            <w:webHidden/>
+          </w:rPr>
+          <w:fldChar w:fldCharType="end"/>
+        </w:r>
+      </w:hyperlink>
+    </w:p>
+    <w:p>
+      <w:pPr>
+        <w:pStyle w:val="TableofFigures"/>
+        <w:rPr>
+          <w:rFonts w:asciiTheme="minorHAnsi" w:eastAsiaTheme="minorEastAsia" w:hAnsiTheme="minorHAnsi" w:cstheme="minorBidi"/>
+          <w:noProof/>
+          <w:color w:val="auto"/>
+          <w:kern w:val="2"/>
+          <w14:ligatures w14:val="standardContextual"/>
+        </w:rPr>
+      </w:pPr>
+      <w:hyperlink w:anchor="_Toc242567233" w:history="1">
+        <w:r>
+          <w:rPr>
+            <w:rStyle w:val="Hyperlink"/>
+            <w:noProof/>
+            <w:lang w:val="pt-BR"/>
+          </w:rPr>
+          <w:t>Figura 5 – Sequência de mensagens de uma decisão</w:t>
+        </w:r>
+        <w:r>
+          <w:rPr>
+            <w:noProof/>
+            <w:webHidden/>
+          </w:rPr>
+          <w:tab/>
+        </w:r>
+        <w:r>
+          <w:rPr>
+            <w:noProof/>
+            <w:webHidden/>
+          </w:rPr>
+          <w:fldChar w:fldCharType="begin"/>
+        </w:r>
+        <w:r>
+          <w:rPr>
+            <w:noProof/>
+            <w:webHidden/>
+          </w:rPr>
+          <w:instrText xml:space="preserve"> PAGEREF _Toc242567233 \h </w:instrText>
+        </w:r>
+        <w:r>
+          <w:rPr>
+            <w:noProof/>
+            <w:webHidden/>
+          </w:rPr>
+        </w:r>
+        <w:r>
+          <w:rPr>
+            <w:noProof/>
+            <w:webHidden/>
+          </w:rPr>
+          <w:fldChar w:fldCharType="separate"/>
+        </w:r>
+        <w:r>
+          <w:rPr>
+            <w:noProof/>
+            <w:webHidden/>
+          </w:rPr>
+          <w:t>88</w:t>
+        </w:r>
+        <w:r>
+          <w:rPr>
+            <w:noProof/>
+            <w:webHidden/>
+          </w:rPr>
+          <w:fldChar w:fldCharType="end"/>
+        </w:r>
+      </w:hyperlink>
+    </w:p>
+    <w:p>
+      <w:pPr>
+        <w:pStyle w:val="TableofFigures"/>
+        <w:rPr>
+          <w:rFonts w:asciiTheme="minorHAnsi" w:eastAsiaTheme="minorEastAsia" w:hAnsiTheme="minorHAnsi" w:cstheme="minorBidi"/>
+          <w:noProof/>
+          <w:color w:val="auto"/>
+          <w:kern w:val="2"/>
+          <w14:ligatures w14:val="standardContextual"/>
+        </w:rPr>
+      </w:pPr>
+      <w:hyperlink w:anchor="_Toc242567234" w:history="1">
+        <w:r>
+          <w:rPr>
+            <w:rStyle w:val="Hyperlink"/>
+            <w:noProof/>
+            <w:lang w:val="pt-BR"/>
+          </w:rPr>
+          <w:t>Figura 6 – Painel de acompanhamento: visão de monitoramento</w:t>
+        </w:r>
+        <w:r>
+          <w:rPr>
+            <w:noProof/>
+            <w:webHidden/>
+          </w:rPr>
+          <w:tab/>
+        </w:r>
+        <w:r>
+          <w:rPr>
+            <w:noProof/>
+            <w:webHidden/>
+          </w:rPr>
+          <w:fldChar w:fldCharType="begin"/>
+        </w:r>
+        <w:r>
+          <w:rPr>
+            <w:noProof/>
+            <w:webHidden/>
+          </w:rPr>
+          <w:instrText xml:space="preserve"> PAGEREF _Toc242567234 \h </w:instrText>
+        </w:r>
+        <w:r>
+          <w:rPr>
+            <w:noProof/>
+            <w:webHidden/>
+          </w:rPr>
+        </w:r>
+        <w:r>
+          <w:rPr>
+            <w:noProof/>
+            <w:webHidden/>
+          </w:rPr>
+          <w:fldChar w:fldCharType="separate"/>
+        </w:r>
+        <w:r>
+          <w:rPr>
+            <w:noProof/>
+            <w:webHidden/>
+          </w:rPr>
+          <w:t>91</w:t>
+        </w:r>
+        <w:r>
+          <w:rPr>
+            <w:noProof/>
+            <w:webHidden/>
+          </w:rPr>
+          <w:fldChar w:fldCharType="end"/>
+        </w:r>
+      </w:hyperlink>
+    </w:p>
+    <w:p>
+      <w:pPr>
+        <w:pStyle w:val="TableofFigures"/>
+        <w:rPr>
+          <w:rFonts w:asciiTheme="minorHAnsi" w:eastAsiaTheme="minorEastAsia" w:hAnsiTheme="minorHAnsi" w:cstheme="minorBidi"/>
+          <w:noProof/>
+          <w:color w:val="auto"/>
+          <w:kern w:val="2"/>
+          <w14:ligatures w14:val="standardContextual"/>
+        </w:rPr>
+      </w:pPr>
+      <w:hyperlink w:anchor="_Toc242567235" w:history="1">
+        <w:r>
+          <w:rPr>
+            <w:rStyle w:val="Hyperlink"/>
+            <w:noProof/>
+            <w:lang w:val="pt-BR"/>
+          </w:rPr>
+          <w:t>Figura 7 – Painel de acompanhamento: decisão explicada regra a regra</w:t>
+        </w:r>
+        <w:r>
+          <w:rPr>
+            <w:noProof/>
+            <w:webHidden/>
+          </w:rPr>
+          <w:tab/>
+        </w:r>
+        <w:r>
+          <w:rPr>
+            <w:noProof/>
+            <w:webHidden/>
+          </w:rPr>
+          <w:fldChar w:fldCharType="begin"/>
+        </w:r>
+        <w:r>
+          <w:rPr>
+            <w:noProof/>
+            <w:webHidden/>
+          </w:rPr>
+          <w:instrText xml:space="preserve"> PAGEREF _Toc242567235 \h </w:instrText>
+        </w:r>
+        <w:r>
+          <w:rPr>
+            <w:noProof/>
+            <w:webHidden/>
+          </w:rPr>
+        </w:r>
+        <w:r>
+          <w:rPr>
+            <w:noProof/>
+            <w:webHidden/>
+          </w:rPr>
+          <w:fldChar w:fldCharType="separate"/>
+        </w:r>
+        <w:r>
+          <w:rPr>
+            <w:noProof/>
+            <w:webHidden/>
+          </w:rPr>
+          <w:t>91</w:t>
+        </w:r>
+        <w:r>
+          <w:rPr>
+            <w:noProof/>
+            <w:webHidden/>
+          </w:rPr>
+          <w:fldChar w:fldCharType="end"/>
+        </w:r>
+      </w:hyperlink>
+    </w:p>
+    <w:p>
+      <w:pPr>
+        <w:pStyle w:val="TableofFigures"/>
+        <w:rPr>
+          <w:rFonts w:asciiTheme="minorHAnsi" w:eastAsiaTheme="minorEastAsia" w:hAnsiTheme="minorHAnsi" w:cstheme="minorBidi"/>
+          <w:noProof/>
+          <w:color w:val="auto"/>
+          <w:kern w:val="2"/>
+          <w14:ligatures w14:val="standardContextual"/>
+        </w:rPr>
+      </w:pPr>
+      <w:hyperlink w:anchor="_Toc242567236" w:history="1">
+        <w:r>
+          <w:rPr>
+            <w:rStyle w:val="Hyperlink"/>
+            <w:noProof/>
+            <w:lang w:val="pt-BR"/>
+          </w:rPr>
+          <w:t>Figura 8 – Painel de acompanhamento: consumo estimado</w:t>
+        </w:r>
+        <w:r>
+          <w:rPr>
+            <w:noProof/>
+            <w:webHidden/>
+          </w:rPr>
+          <w:tab/>
+        </w:r>
+        <w:r>
+          <w:rPr>
+            <w:noProof/>
+            <w:webHidden/>
+          </w:rPr>
+          <w:fldChar w:fldCharType="begin"/>
+        </w:r>
+        <w:r>
+          <w:rPr>
+            <w:noProof/>
+            <w:webHidden/>
+          </w:rPr>
+          <w:instrText xml:space="preserve"> PAGEREF _Toc242567236 \h </w:instrText>
         </w:r>
         <w:r>
           <w:rPr>
@@ -1852,14 +2873,14 @@
           <w14:ligatures w14:val="standardContextual"/>
         </w:rPr>
       </w:pPr>
-      <w:hyperlink w:anchor="_Toc242549732" w:history="1">
+      <w:hyperlink w:anchor="_Toc242567237" w:history="1">
         <w:r>
           <w:rPr>
             <w:rStyle w:val="Hyperlink"/>
             <w:noProof/>
             <w:lang w:val="pt-BR"/>
           </w:rPr>
-          <w:t>Quadro 16 – Entidades do banco de dados e sua função no sistema</w:t>
+          <w:t>Figura 9 – Painel de acompanhamento: registro de decisões, diagnóstico e publicações</w:t>
         </w:r>
         <w:r>
           <w:rPr>
@@ -1880,915 +2901,7 @@
             <w:noProof/>
             <w:webHidden/>
           </w:rPr>
-          <w:instrText xml:space="preserve"> PAGEREF _Toc242549732 \h </w:instrText>
-        </w:r>
-        <w:r>
-          <w:rPr>
-            <w:noProof/>
-            <w:webHidden/>
-          </w:rPr>
-        </w:r>
-        <w:r>
-          <w:rPr>
-            <w:noProof/>
-            <w:webHidden/>
-          </w:rPr>
-          <w:fldChar w:fldCharType="separate"/>
-        </w:r>
-        <w:r>
-          <w:rPr>
-            <w:noProof/>
-            <w:webHidden/>
-          </w:rPr>
-          <w:t>97</w:t>
-        </w:r>
-        <w:r>
-          <w:rPr>
-            <w:noProof/>
-            <w:webHidden/>
-          </w:rPr>
-          <w:fldChar w:fldCharType="end"/>
-        </w:r>
-      </w:hyperlink>
-    </w:p>
-    <w:p>
-      <w:pPr>
-        <w:pStyle w:val="TableofFigures"/>
-        <w:rPr>
-          <w:rFonts w:asciiTheme="minorHAnsi" w:eastAsiaTheme="minorEastAsia" w:hAnsiTheme="minorHAnsi" w:cstheme="minorBidi"/>
-          <w:noProof/>
-          <w:color w:val="auto"/>
-          <w:kern w:val="2"/>
-          <w14:ligatures w14:val="standardContextual"/>
-        </w:rPr>
-      </w:pPr>
-      <w:hyperlink w:anchor="_Toc242549733" w:history="1">
-        <w:r>
-          <w:rPr>
-            <w:rStyle w:val="Hyperlink"/>
-            <w:noProof/>
-            <w:lang w:val="pt-BR"/>
-          </w:rPr>
-          <w:t>Quadro 17 – Tabelas do banco de dados: atributos, domínios, restrições e uso</w:t>
-        </w:r>
-        <w:r>
-          <w:rPr>
-            <w:noProof/>
-            <w:webHidden/>
-          </w:rPr>
-          <w:tab/>
-        </w:r>
-        <w:r>
-          <w:rPr>
-            <w:noProof/>
-            <w:webHidden/>
-          </w:rPr>
-          <w:fldChar w:fldCharType="begin"/>
-        </w:r>
-        <w:r>
-          <w:rPr>
-            <w:noProof/>
-            <w:webHidden/>
-          </w:rPr>
-          <w:instrText xml:space="preserve"> PAGEREF _Toc242549733 \h </w:instrText>
-        </w:r>
-        <w:r>
-          <w:rPr>
-            <w:noProof/>
-            <w:webHidden/>
-          </w:rPr>
-        </w:r>
-        <w:r>
-          <w:rPr>
-            <w:noProof/>
-            <w:webHidden/>
-          </w:rPr>
-          <w:fldChar w:fldCharType="separate"/>
-        </w:r>
-        <w:r>
-          <w:rPr>
-            <w:noProof/>
-            <w:webHidden/>
-          </w:rPr>
-          <w:t>101</w:t>
-        </w:r>
-        <w:r>
-          <w:rPr>
-            <w:noProof/>
-            <w:webHidden/>
-          </w:rPr>
-          <w:fldChar w:fldCharType="end"/>
-        </w:r>
-      </w:hyperlink>
-    </w:p>
-    <w:p>
-      <w:pPr>
-        <w:pStyle w:val="TableofFigures"/>
-        <w:rPr>
-          <w:rFonts w:asciiTheme="minorHAnsi" w:eastAsiaTheme="minorEastAsia" w:hAnsiTheme="minorHAnsi" w:cstheme="minorBidi"/>
-          <w:noProof/>
-          <w:color w:val="auto"/>
-          <w:kern w:val="2"/>
-          <w14:ligatures w14:val="standardContextual"/>
-        </w:rPr>
-      </w:pPr>
-      <w:hyperlink w:anchor="_Toc242549734" w:history="1">
-        <w:r>
-          <w:rPr>
-            <w:rStyle w:val="Hyperlink"/>
-            <w:noProof/>
-            <w:lang w:val="pt-BR"/>
-          </w:rPr>
-          <w:t>Quadro 18 – Especificação da interface de integração</w:t>
-        </w:r>
-        <w:r>
-          <w:rPr>
-            <w:noProof/>
-            <w:webHidden/>
-          </w:rPr>
-          <w:tab/>
-        </w:r>
-        <w:r>
-          <w:rPr>
-            <w:noProof/>
-            <w:webHidden/>
-          </w:rPr>
-          <w:fldChar w:fldCharType="begin"/>
-        </w:r>
-        <w:r>
-          <w:rPr>
-            <w:noProof/>
-            <w:webHidden/>
-          </w:rPr>
-          <w:instrText xml:space="preserve"> PAGEREF _Toc242549734 \h </w:instrText>
-        </w:r>
-        <w:r>
-          <w:rPr>
-            <w:noProof/>
-            <w:webHidden/>
-          </w:rPr>
-        </w:r>
-        <w:r>
-          <w:rPr>
-            <w:noProof/>
-            <w:webHidden/>
-          </w:rPr>
-          <w:fldChar w:fldCharType="separate"/>
-        </w:r>
-        <w:r>
-          <w:rPr>
-            <w:noProof/>
-            <w:webHidden/>
-          </w:rPr>
-          <w:t>107</w:t>
-        </w:r>
-        <w:r>
-          <w:rPr>
-            <w:noProof/>
-            <w:webHidden/>
-          </w:rPr>
-          <w:fldChar w:fldCharType="end"/>
-        </w:r>
-      </w:hyperlink>
-    </w:p>
-    <w:p>
-      <w:pPr>
-        <w:pStyle w:val="TableofFigures"/>
-        <w:rPr>
-          <w:rFonts w:asciiTheme="minorHAnsi" w:eastAsiaTheme="minorEastAsia" w:hAnsiTheme="minorHAnsi" w:cstheme="minorBidi"/>
-          <w:noProof/>
-          <w:color w:val="auto"/>
-          <w:kern w:val="2"/>
-          <w14:ligatures w14:val="standardContextual"/>
-        </w:rPr>
-      </w:pPr>
-      <w:hyperlink w:anchor="_Toc242549735" w:history="1">
-        <w:r>
-          <w:rPr>
-            <w:rStyle w:val="Hyperlink"/>
-            <w:noProof/>
-            <w:lang w:val="pt-BR"/>
-          </w:rPr>
-          <w:t>Quadro 19 – Matriz de emprego técnico de inteligência artificial</w:t>
-        </w:r>
-        <w:r>
-          <w:rPr>
-            <w:noProof/>
-            <w:webHidden/>
-          </w:rPr>
-          <w:tab/>
-        </w:r>
-        <w:r>
-          <w:rPr>
-            <w:noProof/>
-            <w:webHidden/>
-          </w:rPr>
-          <w:fldChar w:fldCharType="begin"/>
-        </w:r>
-        <w:r>
-          <w:rPr>
-            <w:noProof/>
-            <w:webHidden/>
-          </w:rPr>
-          <w:instrText xml:space="preserve"> PAGEREF _Toc242549735 \h </w:instrText>
-        </w:r>
-        <w:r>
-          <w:rPr>
-            <w:noProof/>
-            <w:webHidden/>
-          </w:rPr>
-        </w:r>
-        <w:r>
-          <w:rPr>
-            <w:noProof/>
-            <w:webHidden/>
-          </w:rPr>
-          <w:fldChar w:fldCharType="separate"/>
-        </w:r>
-        <w:r>
-          <w:rPr>
-            <w:noProof/>
-            <w:webHidden/>
-          </w:rPr>
-          <w:t>132</w:t>
-        </w:r>
-        <w:r>
-          <w:rPr>
-            <w:noProof/>
-            <w:webHidden/>
-          </w:rPr>
-          <w:fldChar w:fldCharType="end"/>
-        </w:r>
-      </w:hyperlink>
-    </w:p>
-    <w:p>
-      <w:pPr>
-        <w:pStyle w:val="TableofFigures"/>
-        <w:rPr>
-          <w:rFonts w:asciiTheme="minorHAnsi" w:eastAsiaTheme="minorEastAsia" w:hAnsiTheme="minorHAnsi" w:cstheme="minorBidi"/>
-          <w:noProof/>
-          <w:color w:val="auto"/>
-          <w:kern w:val="2"/>
-          <w14:ligatures w14:val="standardContextual"/>
-        </w:rPr>
-      </w:pPr>
-      <w:hyperlink w:anchor="_Toc242549736" w:history="1">
-        <w:r>
-          <w:rPr>
-            <w:rStyle w:val="Hyperlink"/>
-            <w:noProof/>
-            <w:lang w:val="pt-BR"/>
-          </w:rPr>
-          <w:t>Quadro 20 – Programas, dados e versões que reproduzem os resultados</w:t>
-        </w:r>
-        <w:r>
-          <w:rPr>
-            <w:noProof/>
-            <w:webHidden/>
-          </w:rPr>
-          <w:tab/>
-        </w:r>
-        <w:r>
-          <w:rPr>
-            <w:noProof/>
-            <w:webHidden/>
-          </w:rPr>
-          <w:fldChar w:fldCharType="begin"/>
-        </w:r>
-        <w:r>
-          <w:rPr>
-            <w:noProof/>
-            <w:webHidden/>
-          </w:rPr>
-          <w:instrText xml:space="preserve"> PAGEREF _Toc242549736 \h </w:instrText>
-        </w:r>
-        <w:r>
-          <w:rPr>
-            <w:noProof/>
-            <w:webHidden/>
-          </w:rPr>
-        </w:r>
-        <w:r>
-          <w:rPr>
-            <w:noProof/>
-            <w:webHidden/>
-          </w:rPr>
-          <w:fldChar w:fldCharType="separate"/>
-        </w:r>
-        <w:r>
-          <w:rPr>
-            <w:noProof/>
-            <w:webHidden/>
-          </w:rPr>
-          <w:t>135</w:t>
-        </w:r>
-        <w:r>
-          <w:rPr>
-            <w:noProof/>
-            <w:webHidden/>
-          </w:rPr>
-          <w:fldChar w:fldCharType="end"/>
-        </w:r>
-      </w:hyperlink>
-    </w:p>
-    <w:p>
-      <w:pPr>
-        <w:tabs>
-          <w:tab w:val="right" w:leader="dot" w:pos="9071"/>
-        </w:tabs>
-        <w:spacing w:after="100"/>
-        <w:rPr>
-          <w:lang w:val="pt-BR"/>
-        </w:rPr>
-      </w:pPr>
-      <w:r>
-        <w:rPr>
-          <w:lang w:val="pt-BR"/>
-        </w:rPr>
-        <w:fldChar w:fldCharType="end"/>
-      </w:r>
-    </w:p>
-    <w:p>
-      <w:pPr>
-        <w:rPr>
-          <w:lang w:val="pt-BR"/>
-        </w:rPr>
-      </w:pPr>
-      <w:r>
-        <w:rPr>
-          <w:lang w:val="pt-BR"/>
-        </w:rPr>
-        <w:br w:type="page"/>
-      </w:r>
-    </w:p>
-    <w:p>
-      <w:pPr>
-        <w:spacing w:after="480"/>
-        <w:jc w:val="center"/>
-        <w:rPr>
-          <w:b/>
-          <w:bCs/>
-          <w:lang w:val="pt-BR"/>
-        </w:rPr>
-      </w:pPr>
-      <w:r>
-        <w:rPr>
-          <w:b/>
-          <w:bCs/>
-          <w:lang w:val="pt-BR"/>
-        </w:rPr>
-        <w:lastRenderedPageBreak/>
-        <w:t>LISTA DE FIGURAS</w:t>
-      </w:r>
-    </w:p>
-    <w:p>
-      <w:pPr>
-        <w:pStyle w:val="TableofFigures"/>
-        <w:rPr>
-          <w:rFonts w:asciiTheme="minorHAnsi" w:eastAsiaTheme="minorEastAsia" w:hAnsiTheme="minorHAnsi" w:cstheme="minorBidi"/>
-          <w:noProof/>
-          <w:color w:val="auto"/>
-          <w:kern w:val="2"/>
-          <w14:ligatures w14:val="standardContextual"/>
-        </w:rPr>
-      </w:pPr>
-      <w:r>
-        <w:rPr>
-          <w:lang w:val="pt-BR"/>
-        </w:rPr>
-        <w:fldChar w:fldCharType="begin"/>
-      </w:r>
-      <w:r>
-        <w:rPr>
-          <w:lang w:val="pt-BR"/>
-        </w:rPr>
-        <w:instrText xml:space="preserve"> TOC \h \z \c "Figura" </w:instrText>
-      </w:r>
-      <w:r>
-        <w:rPr>
-          <w:lang w:val="pt-BR"/>
-        </w:rPr>
-        <w:fldChar w:fldCharType="separate"/>
-      </w:r>
-      <w:hyperlink w:anchor="_Toc242549737" w:history="1">
-        <w:r>
-          <w:rPr>
-            <w:rStyle w:val="Hyperlink"/>
-            <w:noProof/>
-            <w:lang w:val="pt-BR"/>
-          </w:rPr>
-          <w:t>Figura 1 – Nó de demonstração montado</w:t>
-        </w:r>
-        <w:r>
-          <w:rPr>
-            <w:noProof/>
-            <w:webHidden/>
-          </w:rPr>
-          <w:tab/>
-        </w:r>
-        <w:r>
-          <w:rPr>
-            <w:noProof/>
-            <w:webHidden/>
-          </w:rPr>
-          <w:fldChar w:fldCharType="begin"/>
-        </w:r>
-        <w:r>
-          <w:rPr>
-            <w:noProof/>
-            <w:webHidden/>
-          </w:rPr>
-          <w:instrText xml:space="preserve"> PAGEREF _Toc242549737 \h </w:instrText>
-        </w:r>
-        <w:r>
-          <w:rPr>
-            <w:noProof/>
-            <w:webHidden/>
-          </w:rPr>
-        </w:r>
-        <w:r>
-          <w:rPr>
-            <w:noProof/>
-            <w:webHidden/>
-          </w:rPr>
-          <w:fldChar w:fldCharType="separate"/>
-        </w:r>
-        <w:r>
-          <w:rPr>
-            <w:noProof/>
-            <w:webHidden/>
-          </w:rPr>
-          <w:t>40</w:t>
-        </w:r>
-        <w:r>
-          <w:rPr>
-            <w:noProof/>
-            <w:webHidden/>
-          </w:rPr>
-          <w:fldChar w:fldCharType="end"/>
-        </w:r>
-      </w:hyperlink>
-    </w:p>
-    <w:p>
-      <w:pPr>
-        <w:pStyle w:val="TableofFigures"/>
-        <w:rPr>
-          <w:rFonts w:asciiTheme="minorHAnsi" w:eastAsiaTheme="minorEastAsia" w:hAnsiTheme="minorHAnsi" w:cstheme="minorBidi"/>
-          <w:noProof/>
-          <w:color w:val="auto"/>
-          <w:kern w:val="2"/>
-          <w14:ligatures w14:val="standardContextual"/>
-        </w:rPr>
-      </w:pPr>
-      <w:hyperlink w:anchor="_Toc242549738" w:history="1">
-        <w:r>
-          <w:rPr>
-            <w:rStyle w:val="Hyperlink"/>
-            <w:noProof/>
-            <w:lang w:val="pt-BR"/>
-          </w:rPr>
-          <w:t>Figura 2 – Interior do anteparo: luminária em uma extremidade e sensor na outra</w:t>
-        </w:r>
-        <w:r>
-          <w:rPr>
-            <w:noProof/>
-            <w:webHidden/>
-          </w:rPr>
-          <w:tab/>
-        </w:r>
-        <w:r>
-          <w:rPr>
-            <w:noProof/>
-            <w:webHidden/>
-          </w:rPr>
-          <w:fldChar w:fldCharType="begin"/>
-        </w:r>
-        <w:r>
-          <w:rPr>
-            <w:noProof/>
-            <w:webHidden/>
-          </w:rPr>
-          <w:instrText xml:space="preserve"> PAGEREF _Toc242549738 \h </w:instrText>
-        </w:r>
-        <w:r>
-          <w:rPr>
-            <w:noProof/>
-            <w:webHidden/>
-          </w:rPr>
-        </w:r>
-        <w:r>
-          <w:rPr>
-            <w:noProof/>
-            <w:webHidden/>
-          </w:rPr>
-          <w:fldChar w:fldCharType="separate"/>
-        </w:r>
-        <w:r>
-          <w:rPr>
-            <w:noProof/>
-            <w:webHidden/>
-          </w:rPr>
-          <w:t>46</w:t>
-        </w:r>
-        <w:r>
-          <w:rPr>
-            <w:noProof/>
-            <w:webHidden/>
-          </w:rPr>
-          <w:fldChar w:fldCharType="end"/>
-        </w:r>
-      </w:hyperlink>
-    </w:p>
-    <w:p>
-      <w:pPr>
-        <w:pStyle w:val="TableofFigures"/>
-        <w:rPr>
-          <w:rFonts w:asciiTheme="minorHAnsi" w:eastAsiaTheme="minorEastAsia" w:hAnsiTheme="minorHAnsi" w:cstheme="minorBidi"/>
-          <w:noProof/>
-          <w:color w:val="auto"/>
-          <w:kern w:val="2"/>
-          <w14:ligatures w14:val="standardContextual"/>
-        </w:rPr>
-      </w:pPr>
-      <w:hyperlink w:anchor="_Toc242549739" w:history="1">
-        <w:r>
-          <w:rPr>
-            <w:rStyle w:val="Hyperlink"/>
-            <w:noProof/>
-            <w:lang w:val="pt-BR"/>
-          </w:rPr>
-          <w:t>Figura 3 – Diagrama de casos de uso</w:t>
-        </w:r>
-        <w:r>
-          <w:rPr>
-            <w:noProof/>
-            <w:webHidden/>
-          </w:rPr>
-          <w:tab/>
-        </w:r>
-        <w:r>
-          <w:rPr>
-            <w:noProof/>
-            <w:webHidden/>
-          </w:rPr>
-          <w:fldChar w:fldCharType="begin"/>
-        </w:r>
-        <w:r>
-          <w:rPr>
-            <w:noProof/>
-            <w:webHidden/>
-          </w:rPr>
-          <w:instrText xml:space="preserve"> PAGEREF _Toc242549739 \h </w:instrText>
-        </w:r>
-        <w:r>
-          <w:rPr>
-            <w:noProof/>
-            <w:webHidden/>
-          </w:rPr>
-        </w:r>
-        <w:r>
-          <w:rPr>
-            <w:noProof/>
-            <w:webHidden/>
-          </w:rPr>
-          <w:fldChar w:fldCharType="separate"/>
-        </w:r>
-        <w:r>
-          <w:rPr>
-            <w:noProof/>
-            <w:webHidden/>
-          </w:rPr>
-          <w:t>80</w:t>
-        </w:r>
-        <w:r>
-          <w:rPr>
-            <w:noProof/>
-            <w:webHidden/>
-          </w:rPr>
-          <w:fldChar w:fldCharType="end"/>
-        </w:r>
-      </w:hyperlink>
-    </w:p>
-    <w:p>
-      <w:pPr>
-        <w:pStyle w:val="TableofFigures"/>
-        <w:rPr>
-          <w:rFonts w:asciiTheme="minorHAnsi" w:eastAsiaTheme="minorEastAsia" w:hAnsiTheme="minorHAnsi" w:cstheme="minorBidi"/>
-          <w:noProof/>
-          <w:color w:val="auto"/>
-          <w:kern w:val="2"/>
-          <w14:ligatures w14:val="standardContextual"/>
-        </w:rPr>
-      </w:pPr>
-      <w:hyperlink w:anchor="_Toc242549740" w:history="1">
-        <w:r>
-          <w:rPr>
-            <w:rStyle w:val="Hyperlink"/>
-            <w:noProof/>
-            <w:lang w:val="pt-BR"/>
-          </w:rPr>
-          <w:t>Figura 4 – Arquitetura do sistema</w:t>
-        </w:r>
-        <w:r>
-          <w:rPr>
-            <w:noProof/>
-            <w:webHidden/>
-          </w:rPr>
-          <w:tab/>
-        </w:r>
-        <w:r>
-          <w:rPr>
-            <w:noProof/>
-            <w:webHidden/>
-          </w:rPr>
-          <w:fldChar w:fldCharType="begin"/>
-        </w:r>
-        <w:r>
-          <w:rPr>
-            <w:noProof/>
-            <w:webHidden/>
-          </w:rPr>
-          <w:instrText xml:space="preserve"> PAGEREF _Toc242549740 \h </w:instrText>
-        </w:r>
-        <w:r>
-          <w:rPr>
-            <w:noProof/>
-            <w:webHidden/>
-          </w:rPr>
-        </w:r>
-        <w:r>
-          <w:rPr>
-            <w:noProof/>
-            <w:webHidden/>
-          </w:rPr>
-          <w:fldChar w:fldCharType="separate"/>
-        </w:r>
-        <w:r>
-          <w:rPr>
-            <w:noProof/>
-            <w:webHidden/>
-          </w:rPr>
-          <w:t>81</w:t>
-        </w:r>
-        <w:r>
-          <w:rPr>
-            <w:noProof/>
-            <w:webHidden/>
-          </w:rPr>
-          <w:fldChar w:fldCharType="end"/>
-        </w:r>
-      </w:hyperlink>
-    </w:p>
-    <w:p>
-      <w:pPr>
-        <w:pStyle w:val="TableofFigures"/>
-        <w:rPr>
-          <w:rFonts w:asciiTheme="minorHAnsi" w:eastAsiaTheme="minorEastAsia" w:hAnsiTheme="minorHAnsi" w:cstheme="minorBidi"/>
-          <w:noProof/>
-          <w:color w:val="auto"/>
-          <w:kern w:val="2"/>
-          <w14:ligatures w14:val="standardContextual"/>
-        </w:rPr>
-      </w:pPr>
-      <w:hyperlink w:anchor="_Toc242549741" w:history="1">
-        <w:r>
-          <w:rPr>
-            <w:rStyle w:val="Hyperlink"/>
-            <w:noProof/>
-            <w:lang w:val="pt-BR"/>
-          </w:rPr>
-          <w:t>Figura 5 – Sequência de mensagens de uma decisão</w:t>
-        </w:r>
-        <w:r>
-          <w:rPr>
-            <w:noProof/>
-            <w:webHidden/>
-          </w:rPr>
-          <w:tab/>
-        </w:r>
-        <w:r>
-          <w:rPr>
-            <w:noProof/>
-            <w:webHidden/>
-          </w:rPr>
-          <w:fldChar w:fldCharType="begin"/>
-        </w:r>
-        <w:r>
-          <w:rPr>
-            <w:noProof/>
-            <w:webHidden/>
-          </w:rPr>
-          <w:instrText xml:space="preserve"> PAGEREF _Toc242549741 \h </w:instrText>
-        </w:r>
-        <w:r>
-          <w:rPr>
-            <w:noProof/>
-            <w:webHidden/>
-          </w:rPr>
-        </w:r>
-        <w:r>
-          <w:rPr>
-            <w:noProof/>
-            <w:webHidden/>
-          </w:rPr>
-          <w:fldChar w:fldCharType="separate"/>
-        </w:r>
-        <w:r>
-          <w:rPr>
-            <w:noProof/>
-            <w:webHidden/>
-          </w:rPr>
-          <w:t>88</w:t>
-        </w:r>
-        <w:r>
-          <w:rPr>
-            <w:noProof/>
-            <w:webHidden/>
-          </w:rPr>
-          <w:fldChar w:fldCharType="end"/>
-        </w:r>
-      </w:hyperlink>
-    </w:p>
-    <w:p>
-      <w:pPr>
-        <w:pStyle w:val="TableofFigures"/>
-        <w:rPr>
-          <w:rFonts w:asciiTheme="minorHAnsi" w:eastAsiaTheme="minorEastAsia" w:hAnsiTheme="minorHAnsi" w:cstheme="minorBidi"/>
-          <w:noProof/>
-          <w:color w:val="auto"/>
-          <w:kern w:val="2"/>
-          <w14:ligatures w14:val="standardContextual"/>
-        </w:rPr>
-      </w:pPr>
-      <w:hyperlink w:anchor="_Toc242549742" w:history="1">
-        <w:r>
-          <w:rPr>
-            <w:rStyle w:val="Hyperlink"/>
-            <w:noProof/>
-            <w:lang w:val="pt-BR"/>
-          </w:rPr>
-          <w:t>Figura 6 – Painel de acompanhamento: visão de monitoramento</w:t>
-        </w:r>
-        <w:r>
-          <w:rPr>
-            <w:noProof/>
-            <w:webHidden/>
-          </w:rPr>
-          <w:tab/>
-        </w:r>
-        <w:r>
-          <w:rPr>
-            <w:noProof/>
-            <w:webHidden/>
-          </w:rPr>
-          <w:fldChar w:fldCharType="begin"/>
-        </w:r>
-        <w:r>
-          <w:rPr>
-            <w:noProof/>
-            <w:webHidden/>
-          </w:rPr>
-          <w:instrText xml:space="preserve"> PAGEREF _Toc242549742 \h </w:instrText>
-        </w:r>
-        <w:r>
-          <w:rPr>
-            <w:noProof/>
-            <w:webHidden/>
-          </w:rPr>
-        </w:r>
-        <w:r>
-          <w:rPr>
-            <w:noProof/>
-            <w:webHidden/>
-          </w:rPr>
-          <w:fldChar w:fldCharType="separate"/>
-        </w:r>
-        <w:r>
-          <w:rPr>
-            <w:noProof/>
-            <w:webHidden/>
-          </w:rPr>
-          <w:t>91</w:t>
-        </w:r>
-        <w:r>
-          <w:rPr>
-            <w:noProof/>
-            <w:webHidden/>
-          </w:rPr>
-          <w:fldChar w:fldCharType="end"/>
-        </w:r>
-      </w:hyperlink>
-    </w:p>
-    <w:p>
-      <w:pPr>
-        <w:pStyle w:val="TableofFigures"/>
-        <w:rPr>
-          <w:rFonts w:asciiTheme="minorHAnsi" w:eastAsiaTheme="minorEastAsia" w:hAnsiTheme="minorHAnsi" w:cstheme="minorBidi"/>
-          <w:noProof/>
-          <w:color w:val="auto"/>
-          <w:kern w:val="2"/>
-          <w14:ligatures w14:val="standardContextual"/>
-        </w:rPr>
-      </w:pPr>
-      <w:hyperlink w:anchor="_Toc242549743" w:history="1">
-        <w:r>
-          <w:rPr>
-            <w:rStyle w:val="Hyperlink"/>
-            <w:noProof/>
-            <w:lang w:val="pt-BR"/>
-          </w:rPr>
-          <w:t>Figura 7 – Painel de acompanhamento: decisão explicada regra a regra</w:t>
-        </w:r>
-        <w:r>
-          <w:rPr>
-            <w:noProof/>
-            <w:webHidden/>
-          </w:rPr>
-          <w:tab/>
-        </w:r>
-        <w:r>
-          <w:rPr>
-            <w:noProof/>
-            <w:webHidden/>
-          </w:rPr>
-          <w:fldChar w:fldCharType="begin"/>
-        </w:r>
-        <w:r>
-          <w:rPr>
-            <w:noProof/>
-            <w:webHidden/>
-          </w:rPr>
-          <w:instrText xml:space="preserve"> PAGEREF _Toc242549743 \h </w:instrText>
-        </w:r>
-        <w:r>
-          <w:rPr>
-            <w:noProof/>
-            <w:webHidden/>
-          </w:rPr>
-        </w:r>
-        <w:r>
-          <w:rPr>
-            <w:noProof/>
-            <w:webHidden/>
-          </w:rPr>
-          <w:fldChar w:fldCharType="separate"/>
-        </w:r>
-        <w:r>
-          <w:rPr>
-            <w:noProof/>
-            <w:webHidden/>
-          </w:rPr>
-          <w:t>91</w:t>
-        </w:r>
-        <w:r>
-          <w:rPr>
-            <w:noProof/>
-            <w:webHidden/>
-          </w:rPr>
-          <w:fldChar w:fldCharType="end"/>
-        </w:r>
-      </w:hyperlink>
-    </w:p>
-    <w:p>
-      <w:pPr>
-        <w:pStyle w:val="TableofFigures"/>
-        <w:rPr>
-          <w:rFonts w:asciiTheme="minorHAnsi" w:eastAsiaTheme="minorEastAsia" w:hAnsiTheme="minorHAnsi" w:cstheme="minorBidi"/>
-          <w:noProof/>
-          <w:color w:val="auto"/>
-          <w:kern w:val="2"/>
-          <w14:ligatures w14:val="standardContextual"/>
-        </w:rPr>
-      </w:pPr>
-      <w:hyperlink w:anchor="_Toc242549744" w:history="1">
-        <w:r>
-          <w:rPr>
-            <w:rStyle w:val="Hyperlink"/>
-            <w:noProof/>
-            <w:lang w:val="pt-BR"/>
-          </w:rPr>
-          <w:t>Figura 8 – Painel de acompanhamento: consumo estimado</w:t>
-        </w:r>
-        <w:r>
-          <w:rPr>
-            <w:noProof/>
-            <w:webHidden/>
-          </w:rPr>
-          <w:tab/>
-        </w:r>
-        <w:r>
-          <w:rPr>
-            <w:noProof/>
-            <w:webHidden/>
-          </w:rPr>
-          <w:fldChar w:fldCharType="begin"/>
-        </w:r>
-        <w:r>
-          <w:rPr>
-            <w:noProof/>
-            <w:webHidden/>
-          </w:rPr>
-          <w:instrText xml:space="preserve"> PAGEREF _Toc242549744 \h </w:instrText>
+          <w:instrText xml:space="preserve"> PAGEREF _Toc242567237 \h </w:instrText>
         </w:r>
         <w:r>
           <w:rPr>
@@ -2830,77 +2943,7 @@
           <w14:ligatures w14:val="standardContextual"/>
         </w:rPr>
       </w:pPr>
-      <w:hyperlink w:anchor="_Toc242549745" w:history="1">
-        <w:r>
-          <w:rPr>
-            <w:rStyle w:val="Hyperlink"/>
-            <w:noProof/>
-            <w:lang w:val="pt-BR"/>
-          </w:rPr>
-          <w:t>Figura 9 – Painel de acompanhamento: registro de decisões, diagnóstico e publicações</w:t>
-        </w:r>
-        <w:r>
-          <w:rPr>
-            <w:noProof/>
-            <w:webHidden/>
-          </w:rPr>
-          <w:tab/>
-        </w:r>
-        <w:r>
-          <w:rPr>
-            <w:noProof/>
-            <w:webHidden/>
-          </w:rPr>
-          <w:fldChar w:fldCharType="begin"/>
-        </w:r>
-        <w:r>
-          <w:rPr>
-            <w:noProof/>
-            <w:webHidden/>
-          </w:rPr>
-          <w:instrText xml:space="preserve"> PAGEREF _Toc242549745 \h </w:instrText>
-        </w:r>
-        <w:r>
-          <w:rPr>
-            <w:noProof/>
-            <w:webHidden/>
-          </w:rPr>
-        </w:r>
-        <w:r>
-          <w:rPr>
-            <w:noProof/>
-            <w:webHidden/>
-          </w:rPr>
-          <w:fldChar w:fldCharType="separate"/>
-        </w:r>
-        <w:r>
-          <w:rPr>
-            <w:noProof/>
-            <w:webHidden/>
-          </w:rPr>
-          <w:t>92</w:t>
-        </w:r>
-        <w:r>
-          <w:rPr>
-            <w:noProof/>
-            <w:webHidden/>
-          </w:rPr>
-          <w:fldChar w:fldCharType="end"/>
-        </w:r>
-      </w:hyperlink>
-    </w:p>
-    <w:p>
-      <w:pPr>
-        <w:pStyle w:val="TableofFigures"/>
-        <w:rPr>
-          <w:rFonts w:asciiTheme="minorHAnsi" w:eastAsiaTheme="minorEastAsia" w:hAnsiTheme="minorHAnsi" w:cstheme="minorBidi"/>
-          <w:noProof/>
-          <w:color w:val="auto"/>
-          <w:kern w:val="2"/>
-          <w14:ligatures w14:val="standardContextual"/>
-        </w:rPr>
-      </w:pPr>
-      <w:hyperlink w:anchor="_Toc242549746" w:history="1">
+      <w:hyperlink w:anchor="_Toc242567238" w:history="1">
         <w:r>
           <w:rPr>
             <w:rStyle w:val="Hyperlink"/>
@@ -2928,7 +2971,7 @@
             <w:noProof/>
             <w:webHidden/>
           </w:rPr>
-          <w:instrText xml:space="preserve"> PAGEREF _Toc242549746 \h </w:instrText>
+          <w:instrText xml:space="preserve"> PAGEREF _Toc242567238 \h </w:instrText>
         </w:r>
         <w:r>
           <w:rPr>
@@ -2948,7 +2991,7 @@
             <w:noProof/>
             <w:webHidden/>
           </w:rPr>
-          <w:t>100</w:t>
+          <w:t>103</w:t>
         </w:r>
         <w:r>
           <w:rPr>
@@ -2970,7 +3013,7 @@
           <w14:ligatures w14:val="standardContextual"/>
         </w:rPr>
       </w:pPr>
-      <w:hyperlink w:anchor="_Toc242549747" w:history="1">
+      <w:hyperlink w:anchor="_Toc242567239" w:history="1">
         <w:r>
           <w:rPr>
             <w:rStyle w:val="Hyperlink"/>
@@ -2998,7 +3041,7 @@
             <w:noProof/>
             <w:webHidden/>
           </w:rPr>
-          <w:instrText xml:space="preserve"> PAGEREF _Toc242549747 \h </w:instrText>
+          <w:instrText xml:space="preserve"> PAGEREF _Toc242567239 \h </w:instrText>
         </w:r>
         <w:r>
           <w:rPr>
@@ -3018,7 +3061,7 @@
             <w:noProof/>
             <w:webHidden/>
           </w:rPr>
-          <w:t>138</w:t>
+          <w:t>145</w:t>
         </w:r>
         <w:r>
           <w:rPr>
@@ -3106,7 +3149,7 @@
         </w:rPr>
         <w:fldChar w:fldCharType="separate"/>
       </w:r>
-      <w:hyperlink w:anchor="_Toc242549748" w:history="1">
+      <w:hyperlink w:anchor="_Toc242567240" w:history="1">
         <w:r>
           <w:rPr>
             <w:rStyle w:val="Hyperlink"/>
@@ -3134,147 +3177,7 @@
             <w:noProof/>
             <w:webHidden/>
           </w:rPr>
-          <w:instrText xml:space="preserve"> PAGEREF _Toc242549748 \h </w:instrText>
-        </w:r>
-        <w:r>
-          <w:rPr>
-            <w:noProof/>
-            <w:webHidden/>
-          </w:rPr>
-        </w:r>
-        <w:r>
-          <w:rPr>
-            <w:noProof/>
-            <w:webHidden/>
-          </w:rPr>
-          <w:fldChar w:fldCharType="separate"/>
-        </w:r>
-        <w:r>
-          <w:rPr>
-            <w:noProof/>
-            <w:webHidden/>
-          </w:rPr>
-          <w:t>107</w:t>
-        </w:r>
-        <w:r>
-          <w:rPr>
-            <w:noProof/>
-            <w:webHidden/>
-          </w:rPr>
-          <w:fldChar w:fldCharType="end"/>
-        </w:r>
-      </w:hyperlink>
-    </w:p>
-    <w:p>
-      <w:pPr>
-        <w:pStyle w:val="TableofFigures"/>
-        <w:rPr>
-          <w:rFonts w:asciiTheme="minorHAnsi" w:eastAsiaTheme="minorEastAsia" w:hAnsiTheme="minorHAnsi" w:cstheme="minorBidi"/>
-          <w:noProof/>
-          <w:color w:val="auto"/>
-          <w:kern w:val="2"/>
-          <w14:ligatures w14:val="standardContextual"/>
-        </w:rPr>
-      </w:pPr>
-      <w:hyperlink w:anchor="_Toc242549749" w:history="1">
-        <w:r>
-          <w:rPr>
-            <w:rStyle w:val="Hyperlink"/>
-            <w:noProof/>
-            <w:lang w:val="pt-BR"/>
-          </w:rPr>
-          <w:t>Tabela 2 – Energia estimada na luminária de referência e aderência ao envelope, por regime</w:t>
-        </w:r>
-        <w:r>
-          <w:rPr>
-            <w:noProof/>
-            <w:webHidden/>
-          </w:rPr>
-          <w:tab/>
-        </w:r>
-        <w:r>
-          <w:rPr>
-            <w:noProof/>
-            <w:webHidden/>
-          </w:rPr>
-          <w:fldChar w:fldCharType="begin"/>
-        </w:r>
-        <w:r>
-          <w:rPr>
-            <w:noProof/>
-            <w:webHidden/>
-          </w:rPr>
-          <w:instrText xml:space="preserve"> PAGEREF _Toc242549749 \h </w:instrText>
-        </w:r>
-        <w:r>
-          <w:rPr>
-            <w:noProof/>
-            <w:webHidden/>
-          </w:rPr>
-        </w:r>
-        <w:r>
-          <w:rPr>
-            <w:noProof/>
-            <w:webHidden/>
-          </w:rPr>
-          <w:fldChar w:fldCharType="separate"/>
-        </w:r>
-        <w:r>
-          <w:rPr>
-            <w:noProof/>
-            <w:webHidden/>
-          </w:rPr>
-          <w:t>109</w:t>
-        </w:r>
-        <w:r>
-          <w:rPr>
-            <w:noProof/>
-            <w:webHidden/>
-          </w:rPr>
-          <w:fldChar w:fldCharType="end"/>
-        </w:r>
-      </w:hyperlink>
-    </w:p>
-    <w:p>
-      <w:pPr>
-        <w:pStyle w:val="TableofFigures"/>
-        <w:rPr>
-          <w:rFonts w:asciiTheme="minorHAnsi" w:eastAsiaTheme="minorEastAsia" w:hAnsiTheme="minorHAnsi" w:cstheme="minorBidi"/>
-          <w:noProof/>
-          <w:color w:val="auto"/>
-          <w:kern w:val="2"/>
-          <w14:ligatures w14:val="standardContextual"/>
-        </w:rPr>
-      </w:pPr>
-      <w:hyperlink w:anchor="_Toc242549750" w:history="1">
-        <w:r>
-          <w:rPr>
-            <w:rStyle w:val="Hyperlink"/>
-            <w:noProof/>
-            <w:lang w:val="pt-BR"/>
-          </w:rPr>
-          <w:t>Tabela 3 – Retirada e substituição dos componentes de inteligência artificial no sistema</w:t>
-        </w:r>
-        <w:r>
-          <w:rPr>
-            <w:noProof/>
-            <w:webHidden/>
-          </w:rPr>
-          <w:tab/>
-        </w:r>
-        <w:r>
-          <w:rPr>
-            <w:noProof/>
-            <w:webHidden/>
-          </w:rPr>
-          <w:fldChar w:fldCharType="begin"/>
-        </w:r>
-        <w:r>
-          <w:rPr>
-            <w:noProof/>
-            <w:webHidden/>
-          </w:rPr>
-          <w:instrText xml:space="preserve"> PAGEREF _Toc242549750 \h </w:instrText>
+          <w:instrText xml:space="preserve"> PAGEREF _Toc242567240 \h </w:instrText>
         </w:r>
         <w:r>
           <w:rPr>
@@ -3316,7 +3219,147 @@
           <w14:ligatures w14:val="standardContextual"/>
         </w:rPr>
       </w:pPr>
-      <w:hyperlink w:anchor="_Toc242549751" w:history="1">
+      <w:hyperlink w:anchor="_Toc242567241" w:history="1">
+        <w:r>
+          <w:rPr>
+            <w:rStyle w:val="Hyperlink"/>
+            <w:noProof/>
+            <w:lang w:val="pt-BR"/>
+          </w:rPr>
+          <w:t>Tabela 2 – Energia estimada na luminária de referência e aderência ao envelope, por regime</w:t>
+        </w:r>
+        <w:r>
+          <w:rPr>
+            <w:noProof/>
+            <w:webHidden/>
+          </w:rPr>
+          <w:tab/>
+        </w:r>
+        <w:r>
+          <w:rPr>
+            <w:noProof/>
+            <w:webHidden/>
+          </w:rPr>
+          <w:fldChar w:fldCharType="begin"/>
+        </w:r>
+        <w:r>
+          <w:rPr>
+            <w:noProof/>
+            <w:webHidden/>
+          </w:rPr>
+          <w:instrText xml:space="preserve"> PAGEREF _Toc242567241 \h </w:instrText>
+        </w:r>
+        <w:r>
+          <w:rPr>
+            <w:noProof/>
+            <w:webHidden/>
+          </w:rPr>
+        </w:r>
+        <w:r>
+          <w:rPr>
+            <w:noProof/>
+            <w:webHidden/>
+          </w:rPr>
+          <w:fldChar w:fldCharType="separate"/>
+        </w:r>
+        <w:r>
+          <w:rPr>
+            <w:noProof/>
+            <w:webHidden/>
+          </w:rPr>
+          <w:t>112</w:t>
+        </w:r>
+        <w:r>
+          <w:rPr>
+            <w:noProof/>
+            <w:webHidden/>
+          </w:rPr>
+          <w:fldChar w:fldCharType="end"/>
+        </w:r>
+      </w:hyperlink>
+    </w:p>
+    <w:p>
+      <w:pPr>
+        <w:pStyle w:val="TableofFigures"/>
+        <w:rPr>
+          <w:rFonts w:asciiTheme="minorHAnsi" w:eastAsiaTheme="minorEastAsia" w:hAnsiTheme="minorHAnsi" w:cstheme="minorBidi"/>
+          <w:noProof/>
+          <w:color w:val="auto"/>
+          <w:kern w:val="2"/>
+          <w14:ligatures w14:val="standardContextual"/>
+        </w:rPr>
+      </w:pPr>
+      <w:hyperlink w:anchor="_Toc242567242" w:history="1">
+        <w:r>
+          <w:rPr>
+            <w:rStyle w:val="Hyperlink"/>
+            <w:noProof/>
+            <w:lang w:val="pt-BR"/>
+          </w:rPr>
+          <w:t>Tabela 3 – Retirada e substituição dos componentes de inteligência artificial no sistema</w:t>
+        </w:r>
+        <w:r>
+          <w:rPr>
+            <w:noProof/>
+            <w:webHidden/>
+          </w:rPr>
+          <w:tab/>
+        </w:r>
+        <w:r>
+          <w:rPr>
+            <w:noProof/>
+            <w:webHidden/>
+          </w:rPr>
+          <w:fldChar w:fldCharType="begin"/>
+        </w:r>
+        <w:r>
+          <w:rPr>
+            <w:noProof/>
+            <w:webHidden/>
+          </w:rPr>
+          <w:instrText xml:space="preserve"> PAGEREF _Toc242567242 \h </w:instrText>
+        </w:r>
+        <w:r>
+          <w:rPr>
+            <w:noProof/>
+            <w:webHidden/>
+          </w:rPr>
+        </w:r>
+        <w:r>
+          <w:rPr>
+            <w:noProof/>
+            <w:webHidden/>
+          </w:rPr>
+          <w:fldChar w:fldCharType="separate"/>
+        </w:r>
+        <w:r>
+          <w:rPr>
+            <w:noProof/>
+            <w:webHidden/>
+          </w:rPr>
+          <w:t>113</w:t>
+        </w:r>
+        <w:r>
+          <w:rPr>
+            <w:noProof/>
+            <w:webHidden/>
+          </w:rPr>
+          <w:fldChar w:fldCharType="end"/>
+        </w:r>
+      </w:hyperlink>
+    </w:p>
+    <w:p>
+      <w:pPr>
+        <w:pStyle w:val="TableofFigures"/>
+        <w:rPr>
+          <w:rFonts w:asciiTheme="minorHAnsi" w:eastAsiaTheme="minorEastAsia" w:hAnsiTheme="minorHAnsi" w:cstheme="minorBidi"/>
+          <w:noProof/>
+          <w:color w:val="auto"/>
+          <w:kern w:val="2"/>
+          <w14:ligatures w14:val="standardContextual"/>
+        </w:rPr>
+      </w:pPr>
+      <w:hyperlink w:anchor="_Toc242567243" w:history="1">
         <w:r>
           <w:rPr>
             <w:rStyle w:val="Hyperlink"/>
@@ -3344,7 +3387,7 @@
             <w:noProof/>
             <w:webHidden/>
           </w:rPr>
-          <w:instrText xml:space="preserve"> PAGEREF _Toc242549751 \h </w:instrText>
+          <w:instrText xml:space="preserve"> PAGEREF _Toc242567243 \h </w:instrText>
         </w:r>
         <w:r>
           <w:rPr>
@@ -3364,7 +3407,7 @@
             <w:noProof/>
             <w:webHidden/>
           </w:rPr>
-          <w:t>111</w:t>
+          <w:t>114</w:t>
         </w:r>
         <w:r>
           <w:rPr>
@@ -3785,7 +3828,7 @@
           <w:r>
             <w:fldChar w:fldCharType="separate"/>
           </w:r>
-          <w:hyperlink w:anchor="_Toc242549639" w:history="1">
+          <w:hyperlink w:anchor="_Toc242567244" w:history="1">
             <w:r>
               <w:rPr>
                 <w:rStyle w:val="Hyperlink"/>
@@ -3813,7 +3856,7 @@
                 <w:noProof/>
                 <w:webHidden/>
               </w:rPr>
-              <w:instrText xml:space="preserve"> PAGEREF _Toc242549639 \h </w:instrText>
+              <w:instrText xml:space="preserve"> PAGEREF _Toc242567244 \h </w:instrText>
             </w:r>
             <w:r>
               <w:rPr>
@@ -3858,7 +3901,7 @@
               <w14:ligatures w14:val="standardContextual"/>
             </w:rPr>
           </w:pPr>
-          <w:hyperlink w:anchor="_Toc242549640" w:history="1">
+          <w:hyperlink w:anchor="_Toc242567245" w:history="1">
             <w:r>
               <w:rPr>
                 <w:rStyle w:val="Hyperlink"/>
@@ -3886,7 +3929,7 @@
                 <w:noProof/>
                 <w:webHidden/>
               </w:rPr>
-              <w:instrText xml:space="preserve"> PAGEREF _Toc242549640 \h </w:instrText>
+              <w:instrText xml:space="preserve"> PAGEREF _Toc242567245 \h </w:instrText>
             </w:r>
             <w:r>
               <w:rPr>
@@ -3931,7 +3974,7 @@
               <w14:ligatures w14:val="standardContextual"/>
             </w:rPr>
           </w:pPr>
-          <w:hyperlink w:anchor="_Toc242549641" w:history="1">
+          <w:hyperlink w:anchor="_Toc242567246" w:history="1">
             <w:r>
               <w:rPr>
                 <w:rStyle w:val="Hyperlink"/>
@@ -3959,7 +4002,7 @@
                 <w:noProof/>
                 <w:webHidden/>
               </w:rPr>
-              <w:instrText xml:space="preserve"> PAGEREF _Toc242549641 \h </w:instrText>
+              <w:instrText xml:space="preserve"> PAGEREF _Toc242567246 \h </w:instrText>
             </w:r>
             <w:r>
               <w:rPr>
@@ -4004,7 +4047,7 @@
               <w14:ligatures w14:val="standardContextual"/>
             </w:rPr>
           </w:pPr>
-          <w:hyperlink w:anchor="_Toc242549642" w:history="1">
+          <w:hyperlink w:anchor="_Toc242567247" w:history="1">
             <w:r>
               <w:rPr>
                 <w:rStyle w:val="Hyperlink"/>
@@ -4032,7 +4075,7 @@
                 <w:noProof/>
                 <w:webHidden/>
               </w:rPr>
-              <w:instrText xml:space="preserve"> PAGEREF _Toc242549642 \h </w:instrText>
+              <w:instrText xml:space="preserve"> PAGEREF _Toc242567247 \h </w:instrText>
             </w:r>
             <w:r>
               <w:rPr>
@@ -4077,7 +4120,7 @@
               <w14:ligatures w14:val="standardContextual"/>
             </w:rPr>
           </w:pPr>
-          <w:hyperlink w:anchor="_Toc242549643" w:history="1">
+          <w:hyperlink w:anchor="_Toc242567248" w:history="1">
             <w:r>
               <w:rPr>
                 <w:rStyle w:val="Hyperlink"/>
@@ -4105,7 +4148,7 @@
                 <w:noProof/>
                 <w:webHidden/>
               </w:rPr>
-              <w:instrText xml:space="preserve"> PAGEREF _Toc242549643 \h </w:instrText>
+              <w:instrText xml:space="preserve"> PAGEREF _Toc242567248 \h </w:instrText>
             </w:r>
             <w:r>
               <w:rPr>
@@ -4150,7 +4193,7 @@
               <w14:ligatures w14:val="standardContextual"/>
             </w:rPr>
           </w:pPr>
-          <w:hyperlink w:anchor="_Toc242549644" w:history="1">
+          <w:hyperlink w:anchor="_Toc242567249" w:history="1">
             <w:r>
               <w:rPr>
                 <w:rStyle w:val="Hyperlink"/>
@@ -4178,7 +4221,7 @@
                 <w:noProof/>
                 <w:webHidden/>
               </w:rPr>
-              <w:instrText xml:space="preserve"> PAGEREF _Toc242549644 \h </w:instrText>
+              <w:instrText xml:space="preserve"> PAGEREF _Toc242567249 \h </w:instrText>
             </w:r>
             <w:r>
               <w:rPr>
@@ -4223,7 +4266,7 @@
               <w14:ligatures w14:val="standardContextual"/>
             </w:rPr>
           </w:pPr>
-          <w:hyperlink w:anchor="_Toc242549645" w:history="1">
+          <w:hyperlink w:anchor="_Toc242567250" w:history="1">
             <w:r>
               <w:rPr>
                 <w:rStyle w:val="Hyperlink"/>
@@ -4251,7 +4294,7 @@
                 <w:noProof/>
                 <w:webHidden/>
               </w:rPr>
-              <w:instrText xml:space="preserve"> PAGEREF _Toc242549645 \h </w:instrText>
+              <w:instrText xml:space="preserve"> PAGEREF _Toc242567250 \h </w:instrText>
             </w:r>
             <w:r>
               <w:rPr>
@@ -4296,7 +4339,7 @@
               <w14:ligatures w14:val="standardContextual"/>
             </w:rPr>
           </w:pPr>
-          <w:hyperlink w:anchor="_Toc242549646" w:history="1">
+          <w:hyperlink w:anchor="_Toc242567251" w:history="1">
             <w:r>
               <w:rPr>
                 <w:rStyle w:val="Hyperlink"/>
@@ -4324,7 +4367,7 @@
                 <w:noProof/>
                 <w:webHidden/>
               </w:rPr>
-              <w:instrText xml:space="preserve"> PAGEREF _Toc242549646 \h </w:instrText>
+              <w:instrText xml:space="preserve"> PAGEREF _Toc242567251 \h </w:instrText>
             </w:r>
             <w:r>
               <w:rPr>
@@ -4369,7 +4412,7 @@
               <w14:ligatures w14:val="standardContextual"/>
             </w:rPr>
           </w:pPr>
-          <w:hyperlink w:anchor="_Toc242549647" w:history="1">
+          <w:hyperlink w:anchor="_Toc242567252" w:history="1">
             <w:r>
               <w:rPr>
                 <w:rStyle w:val="Hyperlink"/>
@@ -4397,7 +4440,7 @@
                 <w:noProof/>
                 <w:webHidden/>
               </w:rPr>
-              <w:instrText xml:space="preserve"> PAGEREF _Toc242549647 \h </w:instrText>
+              <w:instrText xml:space="preserve"> PAGEREF _Toc242567252 \h </w:instrText>
             </w:r>
             <w:r>
               <w:rPr>
@@ -4442,7 +4485,7 @@
               <w14:ligatures w14:val="standardContextual"/>
             </w:rPr>
           </w:pPr>
-          <w:hyperlink w:anchor="_Toc242549648" w:history="1">
+          <w:hyperlink w:anchor="_Toc242567253" w:history="1">
             <w:r>
               <w:rPr>
                 <w:rStyle w:val="Hyperlink"/>
@@ -4470,7 +4513,7 @@
                 <w:noProof/>
                 <w:webHidden/>
               </w:rPr>
-              <w:instrText xml:space="preserve"> PAGEREF _Toc242549648 \h </w:instrText>
+              <w:instrText xml:space="preserve"> PAGEREF _Toc242567253 \h </w:instrText>
             </w:r>
             <w:r>
               <w:rPr>
@@ -4515,7 +4558,7 @@
               <w14:ligatures w14:val="standardContextual"/>
             </w:rPr>
           </w:pPr>
-          <w:hyperlink w:anchor="_Toc242549649" w:history="1">
+          <w:hyperlink w:anchor="_Toc242567254" w:history="1">
             <w:r>
               <w:rPr>
                 <w:rStyle w:val="Hyperlink"/>
@@ -4543,7 +4586,7 @@
                 <w:noProof/>
                 <w:webHidden/>
               </w:rPr>
-              <w:instrText xml:space="preserve"> PAGEREF _Toc242549649 \h </w:instrText>
+              <w:instrText xml:space="preserve"> PAGEREF _Toc242567254 \h </w:instrText>
             </w:r>
             <w:r>
               <w:rPr>
@@ -4588,7 +4631,7 @@
               <w14:ligatures w14:val="standardContextual"/>
             </w:rPr>
           </w:pPr>
-          <w:hyperlink w:anchor="_Toc242549650" w:history="1">
+          <w:hyperlink w:anchor="_Toc242567255" w:history="1">
             <w:r>
               <w:rPr>
                 <w:rStyle w:val="Hyperlink"/>
@@ -4616,7 +4659,7 @@
                 <w:noProof/>
                 <w:webHidden/>
               </w:rPr>
-              <w:instrText xml:space="preserve"> PAGEREF _Toc242549650 \h </w:instrText>
+              <w:instrText xml:space="preserve"> PAGEREF _Toc242567255 \h </w:instrText>
             </w:r>
             <w:r>
               <w:rPr>
@@ -4661,7 +4704,7 @@
               <w14:ligatures w14:val="standardContextual"/>
             </w:rPr>
           </w:pPr>
-          <w:hyperlink w:anchor="_Toc242549651" w:history="1">
+          <w:hyperlink w:anchor="_Toc242567256" w:history="1">
             <w:r>
               <w:rPr>
                 <w:rStyle w:val="Hyperlink"/>
@@ -4689,7 +4732,7 @@
                 <w:noProof/>
                 <w:webHidden/>
               </w:rPr>
-              <w:instrText xml:space="preserve"> PAGEREF _Toc242549651 \h </w:instrText>
+              <w:instrText xml:space="preserve"> PAGEREF _Toc242567256 \h </w:instrText>
             </w:r>
             <w:r>
               <w:rPr>
@@ -4736,7 +4779,7 @@
               <w14:ligatures w14:val="standardContextual"/>
             </w:rPr>
           </w:pPr>
-          <w:hyperlink w:anchor="_Toc242549652" w:history="1">
+          <w:hyperlink w:anchor="_Toc242567257" w:history="1">
             <w:r>
               <w:rPr>
                 <w:rStyle w:val="Hyperlink"/>
@@ -4764,7 +4807,7 @@
                 <w:noProof/>
                 <w:webHidden/>
               </w:rPr>
-              <w:instrText xml:space="preserve"> PAGEREF _Toc242549652 \h </w:instrText>
+              <w:instrText xml:space="preserve"> PAGEREF _Toc242567257 \h </w:instrText>
             </w:r>
             <w:r>
               <w:rPr>
@@ -4809,7 +4852,7 @@
               <w14:ligatures w14:val="standardContextual"/>
             </w:rPr>
           </w:pPr>
-          <w:hyperlink w:anchor="_Toc242549653" w:history="1">
+          <w:hyperlink w:anchor="_Toc242567258" w:history="1">
             <w:r>
               <w:rPr>
                 <w:rStyle w:val="Hyperlink"/>
@@ -4837,7 +4880,7 @@
                 <w:noProof/>
                 <w:webHidden/>
               </w:rPr>
-              <w:instrText xml:space="preserve"> PAGEREF _Toc242549653 \h </w:instrText>
+              <w:instrText xml:space="preserve"> PAGEREF _Toc242567258 \h </w:instrText>
             </w:r>
             <w:r>
               <w:rPr>
@@ -4882,7 +4925,7 @@
               <w14:ligatures w14:val="standardContextual"/>
             </w:rPr>
           </w:pPr>
-          <w:hyperlink w:anchor="_Toc242549654" w:history="1">
+          <w:hyperlink w:anchor="_Toc242567259" w:history="1">
             <w:r>
               <w:rPr>
                 <w:rStyle w:val="Hyperlink"/>
@@ -4910,7 +4953,7 @@
                 <w:noProof/>
                 <w:webHidden/>
               </w:rPr>
-              <w:instrText xml:space="preserve"> PAGEREF _Toc242549654 \h </w:instrText>
+              <w:instrText xml:space="preserve"> PAGEREF _Toc242567259 \h </w:instrText>
             </w:r>
             <w:r>
               <w:rPr>
@@ -4955,7 +4998,7 @@
               <w14:ligatures w14:val="standardContextual"/>
             </w:rPr>
           </w:pPr>
-          <w:hyperlink w:anchor="_Toc242549655" w:history="1">
+          <w:hyperlink w:anchor="_Toc242567260" w:history="1">
             <w:r>
               <w:rPr>
                 <w:rStyle w:val="Hyperlink"/>
@@ -4983,7 +5026,7 @@
                 <w:noProof/>
                 <w:webHidden/>
               </w:rPr>
-              <w:instrText xml:space="preserve"> PAGEREF _Toc242549655 \h </w:instrText>
+              <w:instrText xml:space="preserve"> PAGEREF _Toc242567260 \h </w:instrText>
             </w:r>
             <w:r>
               <w:rPr>
@@ -5028,7 +5071,7 @@
               <w14:ligatures w14:val="standardContextual"/>
             </w:rPr>
           </w:pPr>
-          <w:hyperlink w:anchor="_Toc242549656" w:history="1">
+          <w:hyperlink w:anchor="_Toc242567261" w:history="1">
             <w:r>
               <w:rPr>
                 <w:rStyle w:val="Hyperlink"/>
@@ -5056,7 +5099,7 @@
                 <w:noProof/>
                 <w:webHidden/>
               </w:rPr>
-              <w:instrText xml:space="preserve"> PAGEREF _Toc242549656 \h </w:instrText>
+              <w:instrText xml:space="preserve"> PAGEREF _Toc242567261 \h </w:instrText>
             </w:r>
             <w:r>
               <w:rPr>
@@ -5101,7 +5144,7 @@
               <w14:ligatures w14:val="standardContextual"/>
             </w:rPr>
           </w:pPr>
-          <w:hyperlink w:anchor="_Toc242549657" w:history="1">
+          <w:hyperlink w:anchor="_Toc242567262" w:history="1">
             <w:r>
               <w:rPr>
                 <w:rStyle w:val="Hyperlink"/>
@@ -5129,7 +5172,7 @@
                 <w:noProof/>
                 <w:webHidden/>
               </w:rPr>
-              <w:instrText xml:space="preserve"> PAGEREF _Toc242549657 \h </w:instrText>
+              <w:instrText xml:space="preserve"> PAGEREF _Toc242567262 \h </w:instrText>
             </w:r>
             <w:r>
               <w:rPr>
@@ -5174,7 +5217,7 @@
               <w14:ligatures w14:val="standardContextual"/>
             </w:rPr>
           </w:pPr>
-          <w:hyperlink w:anchor="_Toc242549658" w:history="1">
+          <w:hyperlink w:anchor="_Toc242567263" w:history="1">
             <w:r>
               <w:rPr>
                 <w:rStyle w:val="Hyperlink"/>
@@ -5202,7 +5245,7 @@
                 <w:noProof/>
                 <w:webHidden/>
               </w:rPr>
-              <w:instrText xml:space="preserve"> PAGEREF _Toc242549658 \h </w:instrText>
+              <w:instrText xml:space="preserve"> PAGEREF _Toc242567263 \h </w:instrText>
             </w:r>
             <w:r>
               <w:rPr>
@@ -5247,7 +5290,7 @@
               <w14:ligatures w14:val="standardContextual"/>
             </w:rPr>
           </w:pPr>
-          <w:hyperlink w:anchor="_Toc242549659" w:history="1">
+          <w:hyperlink w:anchor="_Toc242567264" w:history="1">
             <w:r>
               <w:rPr>
                 <w:rStyle w:val="Hyperlink"/>
@@ -5275,7 +5318,7 @@
                 <w:noProof/>
                 <w:webHidden/>
               </w:rPr>
-              <w:instrText xml:space="preserve"> PAGEREF _Toc242549659 \h </w:instrText>
+              <w:instrText xml:space="preserve"> PAGEREF _Toc242567264 \h </w:instrText>
             </w:r>
             <w:r>
               <w:rPr>
@@ -5320,7 +5363,7 @@
               <w14:ligatures w14:val="standardContextual"/>
             </w:rPr>
           </w:pPr>
-          <w:hyperlink w:anchor="_Toc242549660" w:history="1">
+          <w:hyperlink w:anchor="_Toc242567265" w:history="1">
             <w:r>
               <w:rPr>
                 <w:rStyle w:val="Hyperlink"/>
@@ -5348,7 +5391,7 @@
                 <w:noProof/>
                 <w:webHidden/>
               </w:rPr>
-              <w:instrText xml:space="preserve"> PAGEREF _Toc242549660 \h </w:instrText>
+              <w:instrText xml:space="preserve"> PAGEREF _Toc242567265 \h </w:instrText>
             </w:r>
             <w:r>
               <w:rPr>
@@ -5393,7 +5436,7 @@
               <w14:ligatures w14:val="standardContextual"/>
             </w:rPr>
           </w:pPr>
-          <w:hyperlink w:anchor="_Toc242549661" w:history="1">
+          <w:hyperlink w:anchor="_Toc242567266" w:history="1">
             <w:r>
               <w:rPr>
                 <w:rStyle w:val="Hyperlink"/>
@@ -5421,7 +5464,7 @@
                 <w:noProof/>
                 <w:webHidden/>
               </w:rPr>
-              <w:instrText xml:space="preserve"> PAGEREF _Toc242549661 \h </w:instrText>
+              <w:instrText xml:space="preserve"> PAGEREF _Toc242567266 \h </w:instrText>
             </w:r>
             <w:r>
               <w:rPr>
@@ -5466,7 +5509,7 @@
               <w14:ligatures w14:val="standardContextual"/>
             </w:rPr>
           </w:pPr>
-          <w:hyperlink w:anchor="_Toc242549662" w:history="1">
+          <w:hyperlink w:anchor="_Toc242567267" w:history="1">
             <w:r>
               <w:rPr>
                 <w:rStyle w:val="Hyperlink"/>
@@ -5494,7 +5537,7 @@
                 <w:noProof/>
                 <w:webHidden/>
               </w:rPr>
-              <w:instrText xml:space="preserve"> PAGEREF _Toc242549662 \h </w:instrText>
+              <w:instrText xml:space="preserve"> PAGEREF _Toc242567267 \h </w:instrText>
             </w:r>
             <w:r>
               <w:rPr>
@@ -5541,7 +5584,7 @@
               <w14:ligatures w14:val="standardContextual"/>
             </w:rPr>
           </w:pPr>
-          <w:hyperlink w:anchor="_Toc242549663" w:history="1">
+          <w:hyperlink w:anchor="_Toc242567268" w:history="1">
             <w:r>
               <w:rPr>
                 <w:rStyle w:val="Hyperlink"/>
@@ -5569,7 +5612,7 @@
                 <w:noProof/>
                 <w:webHidden/>
               </w:rPr>
-              <w:instrText xml:space="preserve"> PAGEREF _Toc242549663 \h </w:instrText>
+              <w:instrText xml:space="preserve"> PAGEREF _Toc242567268 \h </w:instrText>
             </w:r>
             <w:r>
               <w:rPr>
@@ -5614,14 +5657,30 @@
               <w14:ligatures w14:val="standardContextual"/>
             </w:rPr>
           </w:pPr>
-          <w:hyperlink w:anchor="_Toc242549664" w:history="1">
+          <w:hyperlink w:anchor="_Toc242567269" w:history="1">
             <w:r>
               <w:rPr>
                 <w:rStyle w:val="Hyperlink"/>
                 <w:noProof/>
                 <w:lang w:val="pt-BR"/>
               </w:rPr>
-              <w:t>3.1 Classificação da pesquisa</w:t>
+              <w:t>3.1 Classificação d</w:t>
+            </w:r>
+            <w:r>
+              <w:rPr>
+                <w:rStyle w:val="Hyperlink"/>
+                <w:noProof/>
+                <w:lang w:val="pt-BR"/>
+              </w:rPr>
+              <w:t>a</w:t>
+            </w:r>
+            <w:r>
+              <w:rPr>
+                <w:rStyle w:val="Hyperlink"/>
+                <w:noProof/>
+                <w:lang w:val="pt-BR"/>
+              </w:rPr>
+              <w:t xml:space="preserve"> pesquisa</w:t>
             </w:r>
             <w:r>
               <w:rPr>
@@ -5642,7 +5701,7 @@
                 <w:noProof/>
                 <w:webHidden/>
               </w:rPr>
-              <w:instrText xml:space="preserve"> PAGEREF _Toc242549664 \h </w:instrText>
+              <w:instrText xml:space="preserve"> PAGEREF _Toc242567269 \h </w:instrText>
             </w:r>
             <w:r>
               <w:rPr>
@@ -5687,7 +5746,7 @@
               <w14:ligatures w14:val="standardContextual"/>
             </w:rPr>
           </w:pPr>
-          <w:hyperlink w:anchor="_Toc242549665" w:history="1">
+          <w:hyperlink w:anchor="_Toc242567270" w:history="1">
             <w:r>
               <w:rPr>
                 <w:rStyle w:val="Hyperlink"/>
@@ -5715,7 +5774,7 @@
                 <w:noProof/>
                 <w:webHidden/>
               </w:rPr>
-              <w:instrText xml:space="preserve"> PAGEREF _Toc242549665 \h </w:instrText>
+              <w:instrText xml:space="preserve"> PAGEREF _Toc242567270 \h </w:instrText>
             </w:r>
             <w:r>
               <w:rPr>
@@ -5760,7 +5819,7 @@
               <w14:ligatures w14:val="standardContextual"/>
             </w:rPr>
           </w:pPr>
-          <w:hyperlink w:anchor="_Toc242549666" w:history="1">
+          <w:hyperlink w:anchor="_Toc242567271" w:history="1">
             <w:r>
               <w:rPr>
                 <w:rStyle w:val="Hyperlink"/>
@@ -5788,7 +5847,7 @@
                 <w:noProof/>
                 <w:webHidden/>
               </w:rPr>
-              <w:instrText xml:space="preserve"> PAGEREF _Toc242549666 \h </w:instrText>
+              <w:instrText xml:space="preserve"> PAGEREF _Toc242567271 \h </w:instrText>
             </w:r>
             <w:r>
               <w:rPr>
@@ -5833,7 +5892,7 @@
               <w14:ligatures w14:val="standardContextual"/>
             </w:rPr>
           </w:pPr>
-          <w:hyperlink w:anchor="_Toc242549667" w:history="1">
+          <w:hyperlink w:anchor="_Toc242567272" w:history="1">
             <w:r>
               <w:rPr>
                 <w:rStyle w:val="Hyperlink"/>
@@ -5861,7 +5920,7 @@
                 <w:noProof/>
                 <w:webHidden/>
               </w:rPr>
-              <w:instrText xml:space="preserve"> PAGEREF _Toc242549667 \h </w:instrText>
+              <w:instrText xml:space="preserve"> PAGEREF _Toc242567272 \h </w:instrText>
             </w:r>
             <w:r>
               <w:rPr>
@@ -5906,7 +5965,7 @@
               <w14:ligatures w14:val="standardContextual"/>
             </w:rPr>
           </w:pPr>
-          <w:hyperlink w:anchor="_Toc242549668" w:history="1">
+          <w:hyperlink w:anchor="_Toc242567273" w:history="1">
             <w:r>
               <w:rPr>
                 <w:rStyle w:val="Hyperlink"/>
@@ -5934,7 +5993,7 @@
                 <w:noProof/>
                 <w:webHidden/>
               </w:rPr>
-              <w:instrText xml:space="preserve"> PAGEREF _Toc242549668 \h </w:instrText>
+              <w:instrText xml:space="preserve"> PAGEREF _Toc242567273 \h </w:instrText>
             </w:r>
             <w:r>
               <w:rPr>
@@ -5979,7 +6038,7 @@
               <w14:ligatures w14:val="standardContextual"/>
             </w:rPr>
           </w:pPr>
-          <w:hyperlink w:anchor="_Toc242549669" w:history="1">
+          <w:hyperlink w:anchor="_Toc242567274" w:history="1">
             <w:r>
               <w:rPr>
                 <w:rStyle w:val="Hyperlink"/>
@@ -6007,7 +6066,7 @@
                 <w:noProof/>
                 <w:webHidden/>
               </w:rPr>
-              <w:instrText xml:space="preserve"> PAGEREF _Toc242549669 \h </w:instrText>
+              <w:instrText xml:space="preserve"> PAGEREF _Toc242567274 \h </w:instrText>
             </w:r>
             <w:r>
               <w:rPr>
@@ -6052,7 +6111,7 @@
               <w14:ligatures w14:val="standardContextual"/>
             </w:rPr>
           </w:pPr>
-          <w:hyperlink w:anchor="_Toc242549670" w:history="1">
+          <w:hyperlink w:anchor="_Toc242567275" w:history="1">
             <w:r>
               <w:rPr>
                 <w:rStyle w:val="Hyperlink"/>
@@ -6080,7 +6139,7 @@
                 <w:noProof/>
                 <w:webHidden/>
               </w:rPr>
-              <w:instrText xml:space="preserve"> PAGEREF _Toc242549670 \h </w:instrText>
+              <w:instrText xml:space="preserve"> PAGEREF _Toc242567275 \h </w:instrText>
             </w:r>
             <w:r>
               <w:rPr>
@@ -6125,7 +6184,7 @@
               <w14:ligatures w14:val="standardContextual"/>
             </w:rPr>
           </w:pPr>
-          <w:hyperlink w:anchor="_Toc242549671" w:history="1">
+          <w:hyperlink w:anchor="_Toc242567276" w:history="1">
             <w:r>
               <w:rPr>
                 <w:rStyle w:val="Hyperlink"/>
@@ -6153,7 +6212,7 @@
                 <w:noProof/>
                 <w:webHidden/>
               </w:rPr>
-              <w:instrText xml:space="preserve"> PAGEREF _Toc242549671 \h </w:instrText>
+              <w:instrText xml:space="preserve"> PAGEREF _Toc242567276 \h </w:instrText>
             </w:r>
             <w:r>
               <w:rPr>
@@ -6173,7 +6232,7 @@
                 <w:noProof/>
                 <w:webHidden/>
               </w:rPr>
-              <w:t>46</w:t>
+              <w:t>47</w:t>
             </w:r>
             <w:r>
               <w:rPr>
@@ -6198,7 +6257,7 @@
               <w14:ligatures w14:val="standardContextual"/>
             </w:rPr>
           </w:pPr>
-          <w:hyperlink w:anchor="_Toc242549672" w:history="1">
+          <w:hyperlink w:anchor="_Toc242567277" w:history="1">
             <w:r>
               <w:rPr>
                 <w:rStyle w:val="Hyperlink"/>
@@ -6226,7 +6285,7 @@
                 <w:noProof/>
                 <w:webHidden/>
               </w:rPr>
-              <w:instrText xml:space="preserve"> PAGEREF _Toc242549672 \h </w:instrText>
+              <w:instrText xml:space="preserve"> PAGEREF _Toc242567277 \h </w:instrText>
             </w:r>
             <w:r>
               <w:rPr>
@@ -6271,7 +6330,7 @@
               <w14:ligatures w14:val="standardContextual"/>
             </w:rPr>
           </w:pPr>
-          <w:hyperlink w:anchor="_Toc242549673" w:history="1">
+          <w:hyperlink w:anchor="_Toc242567278" w:history="1">
             <w:r>
               <w:rPr>
                 <w:rStyle w:val="Hyperlink"/>
@@ -6299,7 +6358,7 @@
                 <w:noProof/>
                 <w:webHidden/>
               </w:rPr>
-              <w:instrText xml:space="preserve"> PAGEREF _Toc242549673 \h </w:instrText>
+              <w:instrText xml:space="preserve"> PAGEREF _Toc242567278 \h </w:instrText>
             </w:r>
             <w:r>
               <w:rPr>
@@ -6344,7 +6403,7 @@
               <w14:ligatures w14:val="standardContextual"/>
             </w:rPr>
           </w:pPr>
-          <w:hyperlink w:anchor="_Toc242549674" w:history="1">
+          <w:hyperlink w:anchor="_Toc242567279" w:history="1">
             <w:r>
               <w:rPr>
                 <w:rStyle w:val="Hyperlink"/>
@@ -6372,7 +6431,7 @@
                 <w:noProof/>
                 <w:webHidden/>
               </w:rPr>
-              <w:instrText xml:space="preserve"> PAGEREF _Toc242549674 \h </w:instrText>
+              <w:instrText xml:space="preserve"> PAGEREF _Toc242567279 \h </w:instrText>
             </w:r>
             <w:r>
               <w:rPr>
@@ -6417,7 +6476,7 @@
               <w14:ligatures w14:val="standardContextual"/>
             </w:rPr>
           </w:pPr>
-          <w:hyperlink w:anchor="_Toc242549675" w:history="1">
+          <w:hyperlink w:anchor="_Toc242567280" w:history="1">
             <w:r>
               <w:rPr>
                 <w:rStyle w:val="Hyperlink"/>
@@ -6445,7 +6504,7 @@
                 <w:noProof/>
                 <w:webHidden/>
               </w:rPr>
-              <w:instrText xml:space="preserve"> PAGEREF _Toc242549675 \h </w:instrText>
+              <w:instrText xml:space="preserve"> PAGEREF _Toc242567280 \h </w:instrText>
             </w:r>
             <w:r>
               <w:rPr>
@@ -6465,7 +6524,7 @@
                 <w:noProof/>
                 <w:webHidden/>
               </w:rPr>
-              <w:t>51</w:t>
+              <w:t>52</w:t>
             </w:r>
             <w:r>
               <w:rPr>
@@ -6490,7 +6549,7 @@
               <w14:ligatures w14:val="standardContextual"/>
             </w:rPr>
           </w:pPr>
-          <w:hyperlink w:anchor="_Toc242549676" w:history="1">
+          <w:hyperlink w:anchor="_Toc242567281" w:history="1">
             <w:r>
               <w:rPr>
                 <w:rStyle w:val="Hyperlink"/>
@@ -6518,7 +6577,7 @@
                 <w:noProof/>
                 <w:webHidden/>
               </w:rPr>
-              <w:instrText xml:space="preserve"> PAGEREF _Toc242549676 \h </w:instrText>
+              <w:instrText xml:space="preserve"> PAGEREF _Toc242567281 \h </w:instrText>
             </w:r>
             <w:r>
               <w:rPr>
@@ -6538,7 +6597,7 @@
                 <w:noProof/>
                 <w:webHidden/>
               </w:rPr>
-              <w:t>54</w:t>
+              <w:t>55</w:t>
             </w:r>
             <w:r>
               <w:rPr>
@@ -6563,7 +6622,7 @@
               <w14:ligatures w14:val="standardContextual"/>
             </w:rPr>
           </w:pPr>
-          <w:hyperlink w:anchor="_Toc242549677" w:history="1">
+          <w:hyperlink w:anchor="_Toc242567282" w:history="1">
             <w:r>
               <w:rPr>
                 <w:rStyle w:val="Hyperlink"/>
@@ -6591,7 +6650,7 @@
                 <w:noProof/>
                 <w:webHidden/>
               </w:rPr>
-              <w:instrText xml:space="preserve"> PAGEREF _Toc242549677 \h </w:instrText>
+              <w:instrText xml:space="preserve"> PAGEREF _Toc242567282 \h </w:instrText>
             </w:r>
             <w:r>
               <w:rPr>
@@ -6636,7 +6695,7 @@
               <w14:ligatures w14:val="standardContextual"/>
             </w:rPr>
           </w:pPr>
-          <w:hyperlink w:anchor="_Toc242549678" w:history="1">
+          <w:hyperlink w:anchor="_Toc242567283" w:history="1">
             <w:r>
               <w:rPr>
                 <w:rStyle w:val="Hyperlink"/>
@@ -6664,7 +6723,7 @@
                 <w:noProof/>
                 <w:webHidden/>
               </w:rPr>
-              <w:instrText xml:space="preserve"> PAGEREF _Toc242549678 \h </w:instrText>
+              <w:instrText xml:space="preserve"> PAGEREF _Toc242567283 \h </w:instrText>
             </w:r>
             <w:r>
               <w:rPr>
@@ -6709,7 +6768,7 @@
               <w14:ligatures w14:val="standardContextual"/>
             </w:rPr>
           </w:pPr>
-          <w:hyperlink w:anchor="_Toc242549679" w:history="1">
+          <w:hyperlink w:anchor="_Toc242567284" w:history="1">
             <w:r>
               <w:rPr>
                 <w:rStyle w:val="Hyperlink"/>
@@ -6737,7 +6796,7 @@
                 <w:noProof/>
                 <w:webHidden/>
               </w:rPr>
-              <w:instrText xml:space="preserve"> PAGEREF _Toc242549679 \h </w:instrText>
+              <w:instrText xml:space="preserve"> PAGEREF _Toc242567284 \h </w:instrText>
             </w:r>
             <w:r>
               <w:rPr>
@@ -6782,7 +6841,7 @@
               <w14:ligatures w14:val="standardContextual"/>
             </w:rPr>
           </w:pPr>
-          <w:hyperlink w:anchor="_Toc242549680" w:history="1">
+          <w:hyperlink w:anchor="_Toc242567285" w:history="1">
             <w:r>
               <w:rPr>
                 <w:rStyle w:val="Hyperlink"/>
@@ -6810,7 +6869,7 @@
                 <w:noProof/>
                 <w:webHidden/>
               </w:rPr>
-              <w:instrText xml:space="preserve"> PAGEREF _Toc242549680 \h </w:instrText>
+              <w:instrText xml:space="preserve"> PAGEREF _Toc242567285 \h </w:instrText>
             </w:r>
             <w:r>
               <w:rPr>
@@ -6855,7 +6914,7 @@
               <w14:ligatures w14:val="standardContextual"/>
             </w:rPr>
           </w:pPr>
-          <w:hyperlink w:anchor="_Toc242549681" w:history="1">
+          <w:hyperlink w:anchor="_Toc242567286" w:history="1">
             <w:r>
               <w:rPr>
                 <w:rStyle w:val="Hyperlink"/>
@@ -6883,7 +6942,7 @@
                 <w:noProof/>
                 <w:webHidden/>
               </w:rPr>
-              <w:instrText xml:space="preserve"> PAGEREF _Toc242549681 \h </w:instrText>
+              <w:instrText xml:space="preserve"> PAGEREF _Toc242567286 \h </w:instrText>
             </w:r>
             <w:r>
               <w:rPr>
@@ -6903,7 +6962,7 @@
                 <w:noProof/>
                 <w:webHidden/>
               </w:rPr>
-              <w:t>70</w:t>
+              <w:t>71</w:t>
             </w:r>
             <w:r>
               <w:rPr>
@@ -6928,7 +6987,7 @@
               <w14:ligatures w14:val="standardContextual"/>
             </w:rPr>
           </w:pPr>
-          <w:hyperlink w:anchor="_Toc242549682" w:history="1">
+          <w:hyperlink w:anchor="_Toc242567287" w:history="1">
             <w:r>
               <w:rPr>
                 <w:rStyle w:val="Hyperlink"/>
@@ -6956,7 +7015,7 @@
                 <w:noProof/>
                 <w:webHidden/>
               </w:rPr>
-              <w:instrText xml:space="preserve"> PAGEREF _Toc242549682 \h </w:instrText>
+              <w:instrText xml:space="preserve"> PAGEREF _Toc242567287 \h </w:instrText>
             </w:r>
             <w:r>
               <w:rPr>
@@ -7001,7 +7060,7 @@
               <w14:ligatures w14:val="standardContextual"/>
             </w:rPr>
           </w:pPr>
-          <w:hyperlink w:anchor="_Toc242549683" w:history="1">
+          <w:hyperlink w:anchor="_Toc242567288" w:history="1">
             <w:r>
               <w:rPr>
                 <w:rStyle w:val="Hyperlink"/>
@@ -7029,7 +7088,7 @@
                 <w:noProof/>
                 <w:webHidden/>
               </w:rPr>
-              <w:instrText xml:space="preserve"> PAGEREF _Toc242549683 \h </w:instrText>
+              <w:instrText xml:space="preserve"> PAGEREF _Toc242567288 \h </w:instrText>
             </w:r>
             <w:r>
               <w:rPr>
@@ -7074,7 +7133,7 @@
               <w14:ligatures w14:val="standardContextual"/>
             </w:rPr>
           </w:pPr>
-          <w:hyperlink w:anchor="_Toc242549684" w:history="1">
+          <w:hyperlink w:anchor="_Toc242567289" w:history="1">
             <w:r>
               <w:rPr>
                 <w:rStyle w:val="Hyperlink"/>
@@ -7102,7 +7161,7 @@
                 <w:noProof/>
                 <w:webHidden/>
               </w:rPr>
-              <w:instrText xml:space="preserve"> PAGEREF _Toc242549684 \h </w:instrText>
+              <w:instrText xml:space="preserve"> PAGEREF _Toc242567289 \h </w:instrText>
             </w:r>
             <w:r>
               <w:rPr>
@@ -7147,7 +7206,7 @@
               <w14:ligatures w14:val="standardContextual"/>
             </w:rPr>
           </w:pPr>
-          <w:hyperlink w:anchor="_Toc242549685" w:history="1">
+          <w:hyperlink w:anchor="_Toc242567290" w:history="1">
             <w:r>
               <w:rPr>
                 <w:rStyle w:val="Hyperlink"/>
@@ -7175,7 +7234,7 @@
                 <w:noProof/>
                 <w:webHidden/>
               </w:rPr>
-              <w:instrText xml:space="preserve"> PAGEREF _Toc242549685 \h </w:instrText>
+              <w:instrText xml:space="preserve"> PAGEREF _Toc242567290 \h </w:instrText>
             </w:r>
             <w:r>
               <w:rPr>
@@ -7220,7 +7279,7 @@
               <w14:ligatures w14:val="standardContextual"/>
             </w:rPr>
           </w:pPr>
-          <w:hyperlink w:anchor="_Toc242549686" w:history="1">
+          <w:hyperlink w:anchor="_Toc242567291" w:history="1">
             <w:r>
               <w:rPr>
                 <w:rStyle w:val="Hyperlink"/>
@@ -7248,7 +7307,7 @@
                 <w:noProof/>
                 <w:webHidden/>
               </w:rPr>
-              <w:instrText xml:space="preserve"> PAGEREF _Toc242549686 \h </w:instrText>
+              <w:instrText xml:space="preserve"> PAGEREF _Toc242567291 \h </w:instrText>
             </w:r>
             <w:r>
               <w:rPr>
@@ -7293,7 +7352,7 @@
               <w14:ligatures w14:val="standardContextual"/>
             </w:rPr>
           </w:pPr>
-          <w:hyperlink w:anchor="_Toc242549687" w:history="1">
+          <w:hyperlink w:anchor="_Toc242567292" w:history="1">
             <w:r>
               <w:rPr>
                 <w:rStyle w:val="Hyperlink"/>
@@ -7321,7 +7380,7 @@
                 <w:noProof/>
                 <w:webHidden/>
               </w:rPr>
-              <w:instrText xml:space="preserve"> PAGEREF _Toc242549687 \h </w:instrText>
+              <w:instrText xml:space="preserve"> PAGEREF _Toc242567292 \h </w:instrText>
             </w:r>
             <w:r>
               <w:rPr>
@@ -7366,7 +7425,7 @@
               <w14:ligatures w14:val="standardContextual"/>
             </w:rPr>
           </w:pPr>
-          <w:hyperlink w:anchor="_Toc242549688" w:history="1">
+          <w:hyperlink w:anchor="_Toc242567293" w:history="1">
             <w:r>
               <w:rPr>
                 <w:rStyle w:val="Hyperlink"/>
@@ -7394,7 +7453,7 @@
                 <w:noProof/>
                 <w:webHidden/>
               </w:rPr>
-              <w:instrText xml:space="preserve"> PAGEREF _Toc242549688 \h </w:instrText>
+              <w:instrText xml:space="preserve"> PAGEREF _Toc242567293 \h </w:instrText>
             </w:r>
             <w:r>
               <w:rPr>
@@ -7439,7 +7498,7 @@
               <w14:ligatures w14:val="standardContextual"/>
             </w:rPr>
           </w:pPr>
-          <w:hyperlink w:anchor="_Toc242549689" w:history="1">
+          <w:hyperlink w:anchor="_Toc242567294" w:history="1">
             <w:r>
               <w:rPr>
                 <w:rStyle w:val="Hyperlink"/>
@@ -7467,7 +7526,7 @@
                 <w:noProof/>
                 <w:webHidden/>
               </w:rPr>
-              <w:instrText xml:space="preserve"> PAGEREF _Toc242549689 \h </w:instrText>
+              <w:instrText xml:space="preserve"> PAGEREF _Toc242567294 \h </w:instrText>
             </w:r>
             <w:r>
               <w:rPr>
@@ -7512,7 +7571,7 @@
               <w14:ligatures w14:val="standardContextual"/>
             </w:rPr>
           </w:pPr>
-          <w:hyperlink w:anchor="_Toc242549690" w:history="1">
+          <w:hyperlink w:anchor="_Toc242567295" w:history="1">
             <w:r>
               <w:rPr>
                 <w:rStyle w:val="Hyperlink"/>
@@ -7540,7 +7599,7 @@
                 <w:noProof/>
                 <w:webHidden/>
               </w:rPr>
-              <w:instrText xml:space="preserve"> PAGEREF _Toc242549690 \h </w:instrText>
+              <w:instrText xml:space="preserve"> PAGEREF _Toc242567295 \h </w:instrText>
             </w:r>
             <w:r>
               <w:rPr>
@@ -7585,7 +7644,7 @@
               <w14:ligatures w14:val="standardContextual"/>
             </w:rPr>
           </w:pPr>
-          <w:hyperlink w:anchor="_Toc242549691" w:history="1">
+          <w:hyperlink w:anchor="_Toc242567296" w:history="1">
             <w:r>
               <w:rPr>
                 <w:rStyle w:val="Hyperlink"/>
@@ -7613,7 +7672,7 @@
                 <w:noProof/>
                 <w:webHidden/>
               </w:rPr>
-              <w:instrText xml:space="preserve"> PAGEREF _Toc242549691 \h </w:instrText>
+              <w:instrText xml:space="preserve"> PAGEREF _Toc242567296 \h </w:instrText>
             </w:r>
             <w:r>
               <w:rPr>
@@ -7634,6 +7693,79 @@
                 <w:webHidden/>
               </w:rPr>
               <w:t>87</w:t>
+            </w:r>
+            <w:r>
+              <w:rPr>
+                <w:noProof/>
+                <w:webHidden/>
+              </w:rPr>
+              <w:fldChar w:fldCharType="end"/>
+            </w:r>
+          </w:hyperlink>
+        </w:p>
+        <w:p>
+          <w:pPr>
+            <w:pStyle w:val="TOC4"/>
+            <w:tabs>
+              <w:tab w:val="right" w:leader="dot" w:pos="9061"/>
+            </w:tabs>
+            <w:rPr>
+              <w:rFonts w:asciiTheme="minorHAnsi" w:eastAsiaTheme="minorEastAsia" w:hAnsiTheme="minorHAnsi" w:cstheme="minorBidi"/>
+              <w:noProof/>
+              <w:color w:val="auto"/>
+              <w:kern w:val="2"/>
+              <w14:ligatures w14:val="standardContextual"/>
+            </w:rPr>
+          </w:pPr>
+          <w:hyperlink w:anchor="_Toc242567297" w:history="1">
+            <w:r>
+              <w:rPr>
+                <w:rStyle w:val="Hyperlink"/>
+                <w:noProof/>
+                <w:lang w:val="pt-BR"/>
+              </w:rPr>
+              <w:t>3.12.6.4 Arquitetura de referência para operação em escala</w:t>
+            </w:r>
+            <w:r>
+              <w:rPr>
+                <w:noProof/>
+                <w:webHidden/>
+              </w:rPr>
+              <w:tab/>
+            </w:r>
+            <w:r>
+              <w:rPr>
+                <w:noProof/>
+                <w:webHidden/>
+              </w:rPr>
+              <w:fldChar w:fldCharType="begin"/>
+            </w:r>
+            <w:r>
+              <w:rPr>
+                <w:noProof/>
+                <w:webHidden/>
+              </w:rPr>
+              <w:instrText xml:space="preserve"> PAGEREF _Toc242567297 \h </w:instrText>
+            </w:r>
+            <w:r>
+              <w:rPr>
+                <w:noProof/>
+                <w:webHidden/>
+              </w:rPr>
+            </w:r>
+            <w:r>
+              <w:rPr>
+                <w:noProof/>
+                <w:webHidden/>
+              </w:rPr>
+              <w:fldChar w:fldCharType="separate"/>
+            </w:r>
+            <w:r>
+              <w:rPr>
+                <w:noProof/>
+                <w:webHidden/>
+              </w:rPr>
+              <w:t>92</w:t>
             </w:r>
             <w:r>
               <w:rPr>
@@ -7658,7 +7790,7 @@
               <w14:ligatures w14:val="standardContextual"/>
             </w:rPr>
           </w:pPr>
-          <w:hyperlink w:anchor="_Toc242549692" w:history="1">
+          <w:hyperlink w:anchor="_Toc242567298" w:history="1">
             <w:r>
               <w:rPr>
                 <w:rStyle w:val="Hyperlink"/>
@@ -7686,7 +7818,7 @@
                 <w:noProof/>
                 <w:webHidden/>
               </w:rPr>
-              <w:instrText xml:space="preserve"> PAGEREF _Toc242549692 \h </w:instrText>
+              <w:instrText xml:space="preserve"> PAGEREF _Toc242567298 \h </w:instrText>
             </w:r>
             <w:r>
               <w:rPr>
@@ -7706,7 +7838,7 @@
                 <w:noProof/>
                 <w:webHidden/>
               </w:rPr>
-              <w:t>92</w:t>
+              <w:t>95</w:t>
             </w:r>
             <w:r>
               <w:rPr>
@@ -7731,7 +7863,7 @@
               <w14:ligatures w14:val="standardContextual"/>
             </w:rPr>
           </w:pPr>
-          <w:hyperlink w:anchor="_Toc242549693" w:history="1">
+          <w:hyperlink w:anchor="_Toc242567299" w:history="1">
             <w:r>
               <w:rPr>
                 <w:rStyle w:val="Hyperlink"/>
@@ -7759,7 +7891,7 @@
                 <w:noProof/>
                 <w:webHidden/>
               </w:rPr>
-              <w:instrText xml:space="preserve"> PAGEREF _Toc242549693 \h </w:instrText>
+              <w:instrText xml:space="preserve"> PAGEREF _Toc242567299 \h </w:instrText>
             </w:r>
             <w:r>
               <w:rPr>
@@ -7779,7 +7911,7 @@
                 <w:noProof/>
                 <w:webHidden/>
               </w:rPr>
-              <w:t>94</w:t>
+              <w:t>98</w:t>
             </w:r>
             <w:r>
               <w:rPr>
@@ -7804,7 +7936,7 @@
               <w14:ligatures w14:val="standardContextual"/>
             </w:rPr>
           </w:pPr>
-          <w:hyperlink w:anchor="_Toc242549694" w:history="1">
+          <w:hyperlink w:anchor="_Toc242567300" w:history="1">
             <w:r>
               <w:rPr>
                 <w:rStyle w:val="Hyperlink"/>
@@ -7832,7 +7964,7 @@
                 <w:noProof/>
                 <w:webHidden/>
               </w:rPr>
-              <w:instrText xml:space="preserve"> PAGEREF _Toc242549694 \h </w:instrText>
+              <w:instrText xml:space="preserve"> PAGEREF _Toc242567300 \h </w:instrText>
             </w:r>
             <w:r>
               <w:rPr>
@@ -7852,7 +7984,7 @@
                 <w:noProof/>
                 <w:webHidden/>
               </w:rPr>
-              <w:t>95</w:t>
+              <w:t>98</w:t>
             </w:r>
             <w:r>
               <w:rPr>
@@ -7877,7 +8009,7 @@
               <w14:ligatures w14:val="standardContextual"/>
             </w:rPr>
           </w:pPr>
-          <w:hyperlink w:anchor="_Toc242549695" w:history="1">
+          <w:hyperlink w:anchor="_Toc242567301" w:history="1">
             <w:r>
               <w:rPr>
                 <w:rStyle w:val="Hyperlink"/>
@@ -7905,7 +8037,7 @@
                 <w:noProof/>
                 <w:webHidden/>
               </w:rPr>
-              <w:instrText xml:space="preserve"> PAGEREF _Toc242549695 \h </w:instrText>
+              <w:instrText xml:space="preserve"> PAGEREF _Toc242567301 \h </w:instrText>
             </w:r>
             <w:r>
               <w:rPr>
@@ -7925,7 +8057,7 @@
                 <w:noProof/>
                 <w:webHidden/>
               </w:rPr>
-              <w:t>96</w:t>
+              <w:t>99</w:t>
             </w:r>
             <w:r>
               <w:rPr>
@@ -7950,7 +8082,7 @@
               <w14:ligatures w14:val="standardContextual"/>
             </w:rPr>
           </w:pPr>
-          <w:hyperlink w:anchor="_Toc242549696" w:history="1">
+          <w:hyperlink w:anchor="_Toc242567302" w:history="1">
             <w:r>
               <w:rPr>
                 <w:rStyle w:val="Hyperlink"/>
@@ -7978,7 +8110,7 @@
                 <w:noProof/>
                 <w:webHidden/>
               </w:rPr>
-              <w:instrText xml:space="preserve"> PAGEREF _Toc242549696 \h </w:instrText>
+              <w:instrText xml:space="preserve"> PAGEREF _Toc242567302 \h </w:instrText>
             </w:r>
             <w:r>
               <w:rPr>
@@ -7998,7 +8130,7 @@
                 <w:noProof/>
                 <w:webHidden/>
               </w:rPr>
-              <w:t>96</w:t>
+              <w:t>99</w:t>
             </w:r>
             <w:r>
               <w:rPr>
@@ -8023,7 +8155,7 @@
               <w14:ligatures w14:val="standardContextual"/>
             </w:rPr>
           </w:pPr>
-          <w:hyperlink w:anchor="_Toc242549697" w:history="1">
+          <w:hyperlink w:anchor="_Toc242567303" w:history="1">
             <w:r>
               <w:rPr>
                 <w:rStyle w:val="Hyperlink"/>
@@ -8051,7 +8183,7 @@
                 <w:noProof/>
                 <w:webHidden/>
               </w:rPr>
-              <w:instrText xml:space="preserve"> PAGEREF _Toc242549697 \h </w:instrText>
+              <w:instrText xml:space="preserve"> PAGEREF _Toc242567303 \h </w:instrText>
             </w:r>
             <w:r>
               <w:rPr>
@@ -8071,7 +8203,7 @@
                 <w:noProof/>
                 <w:webHidden/>
               </w:rPr>
-              <w:t>99</w:t>
+              <w:t>102</w:t>
             </w:r>
             <w:r>
               <w:rPr>
@@ -8096,7 +8228,7 @@
               <w14:ligatures w14:val="standardContextual"/>
             </w:rPr>
           </w:pPr>
-          <w:hyperlink w:anchor="_Toc242549698" w:history="1">
+          <w:hyperlink w:anchor="_Toc242567304" w:history="1">
             <w:r>
               <w:rPr>
                 <w:rStyle w:val="Hyperlink"/>
@@ -8124,7 +8256,7 @@
                 <w:noProof/>
                 <w:webHidden/>
               </w:rPr>
-              <w:instrText xml:space="preserve"> PAGEREF _Toc242549698 \h </w:instrText>
+              <w:instrText xml:space="preserve"> PAGEREF _Toc242567304 \h </w:instrText>
             </w:r>
             <w:r>
               <w:rPr>
@@ -8144,7 +8276,7 @@
                 <w:noProof/>
                 <w:webHidden/>
               </w:rPr>
-              <w:t>101</w:t>
+              <w:t>104</w:t>
             </w:r>
             <w:r>
               <w:rPr>
@@ -8171,7 +8303,7 @@
               <w14:ligatures w14:val="standardContextual"/>
             </w:rPr>
           </w:pPr>
-          <w:hyperlink w:anchor="_Toc242549699" w:history="1">
+          <w:hyperlink w:anchor="_Toc242567305" w:history="1">
             <w:r>
               <w:rPr>
                 <w:rStyle w:val="Hyperlink"/>
@@ -8199,7 +8331,7 @@
                 <w:noProof/>
                 <w:webHidden/>
               </w:rPr>
-              <w:instrText xml:space="preserve"> PAGEREF _Toc242549699 \h </w:instrText>
+              <w:instrText xml:space="preserve"> PAGEREF _Toc242567305 \h </w:instrText>
             </w:r>
             <w:r>
               <w:rPr>
@@ -8219,7 +8351,7 @@
                 <w:noProof/>
                 <w:webHidden/>
               </w:rPr>
-              <w:t>104</w:t>
+              <w:t>107</w:t>
             </w:r>
             <w:r>
               <w:rPr>
@@ -8244,7 +8376,7 @@
               <w14:ligatures w14:val="standardContextual"/>
             </w:rPr>
           </w:pPr>
-          <w:hyperlink w:anchor="_Toc242549700" w:history="1">
+          <w:hyperlink w:anchor="_Toc242567306" w:history="1">
             <w:r>
               <w:rPr>
                 <w:rStyle w:val="Hyperlink"/>
@@ -8272,7 +8404,7 @@
                 <w:noProof/>
                 <w:webHidden/>
               </w:rPr>
-              <w:instrText xml:space="preserve"> PAGEREF _Toc242549700 \h </w:instrText>
+              <w:instrText xml:space="preserve"> PAGEREF _Toc242567306 \h </w:instrText>
             </w:r>
             <w:r>
               <w:rPr>
@@ -8292,7 +8424,7 @@
                 <w:noProof/>
                 <w:webHidden/>
               </w:rPr>
-              <w:t>104</w:t>
+              <w:t>107</w:t>
             </w:r>
             <w:r>
               <w:rPr>
@@ -8317,7 +8449,7 @@
               <w14:ligatures w14:val="standardContextual"/>
             </w:rPr>
           </w:pPr>
-          <w:hyperlink w:anchor="_Toc242549701" w:history="1">
+          <w:hyperlink w:anchor="_Toc242567307" w:history="1">
             <w:r>
               <w:rPr>
                 <w:rStyle w:val="Hyperlink"/>
@@ -8345,7 +8477,7 @@
                 <w:noProof/>
                 <w:webHidden/>
               </w:rPr>
-              <w:instrText xml:space="preserve"> PAGEREF _Toc242549701 \h </w:instrText>
+              <w:instrText xml:space="preserve"> PAGEREF _Toc242567307 \h </w:instrText>
             </w:r>
             <w:r>
               <w:rPr>
@@ -8365,7 +8497,7 @@
                 <w:noProof/>
                 <w:webHidden/>
               </w:rPr>
-              <w:t>105</w:t>
+              <w:t>108</w:t>
             </w:r>
             <w:r>
               <w:rPr>
@@ -8390,7 +8522,7 @@
               <w14:ligatures w14:val="standardContextual"/>
             </w:rPr>
           </w:pPr>
-          <w:hyperlink w:anchor="_Toc242549702" w:history="1">
+          <w:hyperlink w:anchor="_Toc242567308" w:history="1">
             <w:r>
               <w:rPr>
                 <w:rStyle w:val="Hyperlink"/>
@@ -8418,7 +8550,7 @@
                 <w:noProof/>
                 <w:webHidden/>
               </w:rPr>
-              <w:instrText xml:space="preserve"> PAGEREF _Toc242549702 \h </w:instrText>
+              <w:instrText xml:space="preserve"> PAGEREF _Toc242567308 \h </w:instrText>
             </w:r>
             <w:r>
               <w:rPr>
@@ -8438,7 +8570,7 @@
                 <w:noProof/>
                 <w:webHidden/>
               </w:rPr>
-              <w:t>105</w:t>
+              <w:t>108</w:t>
             </w:r>
             <w:r>
               <w:rPr>
@@ -8463,7 +8595,7 @@
               <w14:ligatures w14:val="standardContextual"/>
             </w:rPr>
           </w:pPr>
-          <w:hyperlink w:anchor="_Toc242549703" w:history="1">
+          <w:hyperlink w:anchor="_Toc242567309" w:history="1">
             <w:r>
               <w:rPr>
                 <w:rStyle w:val="Hyperlink"/>
@@ -8491,7 +8623,7 @@
                 <w:noProof/>
                 <w:webHidden/>
               </w:rPr>
-              <w:instrText xml:space="preserve"> PAGEREF _Toc242549703 \h </w:instrText>
+              <w:instrText xml:space="preserve"> PAGEREF _Toc242567309 \h </w:instrText>
             </w:r>
             <w:r>
               <w:rPr>
@@ -8511,7 +8643,7 @@
                 <w:noProof/>
                 <w:webHidden/>
               </w:rPr>
-              <w:t>106</w:t>
+              <w:t>109</w:t>
             </w:r>
             <w:r>
               <w:rPr>
@@ -8536,7 +8668,7 @@
               <w14:ligatures w14:val="standardContextual"/>
             </w:rPr>
           </w:pPr>
-          <w:hyperlink w:anchor="_Toc242549704" w:history="1">
+          <w:hyperlink w:anchor="_Toc242567310" w:history="1">
             <w:r>
               <w:rPr>
                 <w:rStyle w:val="Hyperlink"/>
@@ -8564,7 +8696,7 @@
                 <w:noProof/>
                 <w:webHidden/>
               </w:rPr>
-              <w:instrText xml:space="preserve"> PAGEREF _Toc242549704 \h </w:instrText>
+              <w:instrText xml:space="preserve"> PAGEREF _Toc242567310 \h </w:instrText>
             </w:r>
             <w:r>
               <w:rPr>
@@ -8584,7 +8716,7 @@
                 <w:noProof/>
                 <w:webHidden/>
               </w:rPr>
-              <w:t>108</w:t>
+              <w:t>111</w:t>
             </w:r>
             <w:r>
               <w:rPr>
@@ -8609,7 +8741,7 @@
               <w14:ligatures w14:val="standardContextual"/>
             </w:rPr>
           </w:pPr>
-          <w:hyperlink w:anchor="_Toc242549705" w:history="1">
+          <w:hyperlink w:anchor="_Toc242567311" w:history="1">
             <w:r>
               <w:rPr>
                 <w:rStyle w:val="Hyperlink"/>
@@ -8637,7 +8769,7 @@
                 <w:noProof/>
                 <w:webHidden/>
               </w:rPr>
-              <w:instrText xml:space="preserve"> PAGEREF _Toc242549705 \h </w:instrText>
+              <w:instrText xml:space="preserve"> PAGEREF _Toc242567311 \h </w:instrText>
             </w:r>
             <w:r>
               <w:rPr>
@@ -8657,7 +8789,7 @@
                 <w:noProof/>
                 <w:webHidden/>
               </w:rPr>
-              <w:t>109</w:t>
+              <w:t>112</w:t>
             </w:r>
             <w:r>
               <w:rPr>
@@ -8684,7 +8816,7 @@
               <w14:ligatures w14:val="standardContextual"/>
             </w:rPr>
           </w:pPr>
-          <w:hyperlink w:anchor="_Toc242549706" w:history="1">
+          <w:hyperlink w:anchor="_Toc242567312" w:history="1">
             <w:r>
               <w:rPr>
                 <w:rStyle w:val="Hyperlink"/>
@@ -8712,7 +8844,7 @@
                 <w:noProof/>
                 <w:webHidden/>
               </w:rPr>
-              <w:instrText xml:space="preserve"> PAGEREF _Toc242549706 \h </w:instrText>
+              <w:instrText xml:space="preserve"> PAGEREF _Toc242567312 \h </w:instrText>
             </w:r>
             <w:r>
               <w:rPr>
@@ -8732,7 +8864,7 @@
                 <w:noProof/>
                 <w:webHidden/>
               </w:rPr>
-              <w:t>113</w:t>
+              <w:t>116</w:t>
             </w:r>
             <w:r>
               <w:rPr>
@@ -8757,7 +8889,7 @@
               <w14:ligatures w14:val="standardContextual"/>
             </w:rPr>
           </w:pPr>
-          <w:hyperlink w:anchor="_Toc242549707" w:history="1">
+          <w:hyperlink w:anchor="_Toc242567313" w:history="1">
             <w:r>
               <w:rPr>
                 <w:rStyle w:val="Hyperlink"/>
@@ -8785,7 +8917,7 @@
                 <w:noProof/>
                 <w:webHidden/>
               </w:rPr>
-              <w:instrText xml:space="preserve"> PAGEREF _Toc242549707 \h </w:instrText>
+              <w:instrText xml:space="preserve"> PAGEREF _Toc242567313 \h </w:instrText>
             </w:r>
             <w:r>
               <w:rPr>
@@ -8805,7 +8937,7 @@
                 <w:noProof/>
                 <w:webHidden/>
               </w:rPr>
-              <w:t>113</w:t>
+              <w:t>116</w:t>
             </w:r>
             <w:r>
               <w:rPr>
@@ -8830,7 +8962,7 @@
               <w14:ligatures w14:val="standardContextual"/>
             </w:rPr>
           </w:pPr>
-          <w:hyperlink w:anchor="_Toc242549708" w:history="1">
+          <w:hyperlink w:anchor="_Toc242567314" w:history="1">
             <w:r>
               <w:rPr>
                 <w:rStyle w:val="Hyperlink"/>
@@ -8858,7 +8990,7 @@
                 <w:noProof/>
                 <w:webHidden/>
               </w:rPr>
-              <w:instrText xml:space="preserve"> PAGEREF _Toc242549708 \h </w:instrText>
+              <w:instrText xml:space="preserve"> PAGEREF _Toc242567314 \h </w:instrText>
             </w:r>
             <w:r>
               <w:rPr>
@@ -8878,7 +9010,7 @@
                 <w:noProof/>
                 <w:webHidden/>
               </w:rPr>
-              <w:t>113</w:t>
+              <w:t>116</w:t>
             </w:r>
             <w:r>
               <w:rPr>
@@ -8903,7 +9035,7 @@
               <w14:ligatures w14:val="standardContextual"/>
             </w:rPr>
           </w:pPr>
-          <w:hyperlink w:anchor="_Toc242549709" w:history="1">
+          <w:hyperlink w:anchor="_Toc242567315" w:history="1">
             <w:r>
               <w:rPr>
                 <w:rStyle w:val="Hyperlink"/>
@@ -8931,7 +9063,7 @@
                 <w:noProof/>
                 <w:webHidden/>
               </w:rPr>
-              <w:instrText xml:space="preserve"> PAGEREF _Toc242549709 \h </w:instrText>
+              <w:instrText xml:space="preserve"> PAGEREF _Toc242567315 \h </w:instrText>
             </w:r>
             <w:r>
               <w:rPr>
@@ -8951,7 +9083,7 @@
                 <w:noProof/>
                 <w:webHidden/>
               </w:rPr>
-              <w:t>115</w:t>
+              <w:t>118</w:t>
             </w:r>
             <w:r>
               <w:rPr>
@@ -8976,7 +9108,7 @@
               <w14:ligatures w14:val="standardContextual"/>
             </w:rPr>
           </w:pPr>
-          <w:hyperlink w:anchor="_Toc242549710" w:history="1">
+          <w:hyperlink w:anchor="_Toc242567316" w:history="1">
             <w:r>
               <w:rPr>
                 <w:rStyle w:val="Hyperlink"/>
@@ -9004,7 +9136,7 @@
                 <w:noProof/>
                 <w:webHidden/>
               </w:rPr>
-              <w:instrText xml:space="preserve"> PAGEREF _Toc242549710 \h </w:instrText>
+              <w:instrText xml:space="preserve"> PAGEREF _Toc242567316 \h </w:instrText>
             </w:r>
             <w:r>
               <w:rPr>
@@ -9024,7 +9156,7 @@
                 <w:noProof/>
                 <w:webHidden/>
               </w:rPr>
-              <w:t>121</w:t>
+              <w:t>124</w:t>
             </w:r>
             <w:r>
               <w:rPr>
@@ -9051,7 +9183,7 @@
               <w14:ligatures w14:val="standardContextual"/>
             </w:rPr>
           </w:pPr>
-          <w:hyperlink w:anchor="_Toc242549711" w:history="1">
+          <w:hyperlink w:anchor="_Toc242567317" w:history="1">
             <w:r>
               <w:rPr>
                 <w:rStyle w:val="Hyperlink"/>
@@ -9079,7 +9211,7 @@
                 <w:noProof/>
                 <w:webHidden/>
               </w:rPr>
-              <w:instrText xml:space="preserve"> PAGEREF _Toc242549711 \h </w:instrText>
+              <w:instrText xml:space="preserve"> PAGEREF _Toc242567317 \h </w:instrText>
             </w:r>
             <w:r>
               <w:rPr>
@@ -9099,7 +9231,7 @@
                 <w:noProof/>
                 <w:webHidden/>
               </w:rPr>
-              <w:t>123</w:t>
+              <w:t>126</w:t>
             </w:r>
             <w:r>
               <w:rPr>
@@ -9124,7 +9256,7 @@
               <w14:ligatures w14:val="standardContextual"/>
             </w:rPr>
           </w:pPr>
-          <w:hyperlink w:anchor="_Toc242549712" w:history="1">
+          <w:hyperlink w:anchor="_Toc242567318" w:history="1">
             <w:r>
               <w:rPr>
                 <w:rStyle w:val="Hyperlink"/>
@@ -9152,7 +9284,7 @@
                 <w:noProof/>
                 <w:webHidden/>
               </w:rPr>
-              <w:instrText xml:space="preserve"> PAGEREF _Toc242549712 \h </w:instrText>
+              <w:instrText xml:space="preserve"> PAGEREF _Toc242567318 \h </w:instrText>
             </w:r>
             <w:r>
               <w:rPr>
@@ -9172,7 +9304,7 @@
                 <w:noProof/>
                 <w:webHidden/>
               </w:rPr>
-              <w:t>123</w:t>
+              <w:t>126</w:t>
             </w:r>
             <w:r>
               <w:rPr>
@@ -9199,7 +9331,7 @@
               <w14:ligatures w14:val="standardContextual"/>
             </w:rPr>
           </w:pPr>
-          <w:hyperlink w:anchor="_Toc242549713" w:history="1">
+          <w:hyperlink w:anchor="_Toc242567319" w:history="1">
             <w:r>
               <w:rPr>
                 <w:rStyle w:val="Hyperlink"/>
@@ -9227,7 +9359,7 @@
                 <w:noProof/>
                 <w:webHidden/>
               </w:rPr>
-              <w:instrText xml:space="preserve"> PAGEREF _Toc242549713 \h </w:instrText>
+              <w:instrText xml:space="preserve"> PAGEREF _Toc242567319 \h </w:instrText>
             </w:r>
             <w:r>
               <w:rPr>
@@ -9247,7 +9379,7 @@
                 <w:noProof/>
                 <w:webHidden/>
               </w:rPr>
-              <w:t>125</w:t>
+              <w:t>129</w:t>
             </w:r>
             <w:r>
               <w:rPr>
@@ -9274,14 +9406,14 @@
               <w14:ligatures w14:val="standardContextual"/>
             </w:rPr>
           </w:pPr>
-          <w:hyperlink w:anchor="_Toc242549714" w:history="1">
+          <w:hyperlink w:anchor="_Toc242567320" w:history="1">
             <w:r>
               <w:rPr>
                 <w:rStyle w:val="Hyperlink"/>
                 <w:noProof/>
                 <w:lang w:val="pt-BR"/>
               </w:rPr>
-              <w:t>APÊNDICE A — DECLARAÇÃO DE USO DE FERRAMENTAS DE INTELIGÊNCIA ARTIFICIAL GENERATIVA</w:t>
+              <w:t>BIBLIOGRAFIA CONSULTADA</w:t>
             </w:r>
             <w:r>
               <w:rPr>
@@ -9302,7 +9434,7 @@
                 <w:noProof/>
                 <w:webHidden/>
               </w:rPr>
-              <w:instrText xml:space="preserve"> PAGEREF _Toc242549714 \h </w:instrText>
+              <w:instrText xml:space="preserve"> PAGEREF _Toc242567320 \h </w:instrText>
             </w:r>
             <w:r>
               <w:rPr>
@@ -9322,7 +9454,7 @@
                 <w:noProof/>
                 <w:webHidden/>
               </w:rPr>
-              <w:t>131</w:t>
+              <w:t>135</w:t>
             </w:r>
             <w:r>
               <w:rPr>
@@ -9349,14 +9481,14 @@
               <w14:ligatures w14:val="standardContextual"/>
             </w:rPr>
           </w:pPr>
-          <w:hyperlink w:anchor="_Toc242549715" w:history="1">
+          <w:hyperlink w:anchor="_Toc242567321" w:history="1">
             <w:r>
               <w:rPr>
                 <w:rStyle w:val="Hyperlink"/>
                 <w:noProof/>
                 <w:lang w:val="pt-BR"/>
               </w:rPr>
-              <w:t>APÊNDICE B — REPRODUTIBILIDADE DOS RESULTADOS</w:t>
+              <w:t>APÊNDICE A — DECLARAÇÃO DE USO DE FERRAMENTAS DE INTELIGÊNCIA ARTIFICIAL GENERATIVA</w:t>
             </w:r>
             <w:r>
               <w:rPr>
@@ -9377,7 +9509,7 @@
                 <w:noProof/>
                 <w:webHidden/>
               </w:rPr>
-              <w:instrText xml:space="preserve"> PAGEREF _Toc242549715 \h </w:instrText>
+              <w:instrText xml:space="preserve"> PAGEREF _Toc242567321 \h </w:instrText>
             </w:r>
             <w:r>
               <w:rPr>
@@ -9397,7 +9529,7 @@
                 <w:noProof/>
                 <w:webHidden/>
               </w:rPr>
-              <w:t>135</w:t>
+              <w:t>136</w:t>
             </w:r>
             <w:r>
               <w:rPr>
@@ -9424,13 +9556,88 @@
               <w14:ligatures w14:val="standardContextual"/>
             </w:rPr>
           </w:pPr>
-          <w:hyperlink w:anchor="_Toc242549716" w:history="1">
+          <w:hyperlink w:anchor="_Toc242567322" w:history="1">
             <w:r>
               <w:rPr>
                 <w:rStyle w:val="Hyperlink"/>
                 <w:noProof/>
                 <w:lang w:val="pt-BR"/>
               </w:rPr>
+              <w:t>APÊNDICE B — REPRODUTIBILIDADE DOS RESULTADOS</w:t>
+            </w:r>
+            <w:r>
+              <w:rPr>
+                <w:noProof/>
+                <w:webHidden/>
+              </w:rPr>
+              <w:tab/>
+            </w:r>
+            <w:r>
+              <w:rPr>
+                <w:noProof/>
+                <w:webHidden/>
+              </w:rPr>
+              <w:fldChar w:fldCharType="begin"/>
+            </w:r>
+            <w:r>
+              <w:rPr>
+                <w:noProof/>
+                <w:webHidden/>
+              </w:rPr>
+              <w:instrText xml:space="preserve"> PAGEREF _Toc242567322 \h </w:instrText>
+            </w:r>
+            <w:r>
+              <w:rPr>
+                <w:noProof/>
+                <w:webHidden/>
+              </w:rPr>
+            </w:r>
+            <w:r>
+              <w:rPr>
+                <w:noProof/>
+                <w:webHidden/>
+              </w:rPr>
+              <w:fldChar w:fldCharType="separate"/>
+            </w:r>
+            <w:r>
+              <w:rPr>
+                <w:noProof/>
+                <w:webHidden/>
+              </w:rPr>
+              <w:t>142</w:t>
+            </w:r>
+            <w:r>
+              <w:rPr>
+                <w:noProof/>
+                <w:webHidden/>
+              </w:rPr>
+              <w:fldChar w:fldCharType="end"/>
+            </w:r>
+          </w:hyperlink>
+        </w:p>
+        <w:p>
+          <w:pPr>
+            <w:pStyle w:val="TOC1"/>
+            <w:tabs>
+              <w:tab w:val="right" w:leader="dot" w:pos="9061"/>
+            </w:tabs>
+            <w:rPr>
+              <w:rFonts w:asciiTheme="minorHAnsi" w:eastAsiaTheme="minorEastAsia" w:hAnsiTheme="minorHAnsi" w:cstheme="minorBidi"/>
+              <w:b w:val="0"/>
+              <w:bCs w:val="0"/>
+              <w:noProof/>
+              <w:color w:val="auto"/>
+              <w:kern w:val="2"/>
+              <w14:ligatures w14:val="standardContextual"/>
+            </w:rPr>
+          </w:pPr>
+          <w:hyperlink w:anchor="_Toc242567323" w:history="1">
+            <w:r>
+              <w:rPr>
+                <w:rStyle w:val="Hyperlink"/>
+                <w:noProof/>
+                <w:lang w:val="pt-BR"/>
+              </w:rPr>
               <w:t>APÊNDICE C — REGISTRO FOTOGRÁFICO DO NÓ DE BANCADA</w:t>
             </w:r>
             <w:r>
@@ -9452,7 +9659,7 @@
                 <w:noProof/>
                 <w:webHidden/>
               </w:rPr>
-              <w:instrText xml:space="preserve"> PAGEREF _Toc242549716 \h </w:instrText>
+              <w:instrText xml:space="preserve"> PAGEREF _Toc242567323 \h </w:instrText>
             </w:r>
             <w:r>
               <w:rPr>
@@ -9472,7 +9679,82 @@
                 <w:noProof/>
                 <w:webHidden/>
               </w:rPr>
-              <w:t>138</w:t>
+              <w:t>145</w:t>
+            </w:r>
+            <w:r>
+              <w:rPr>
+                <w:noProof/>
+                <w:webHidden/>
+              </w:rPr>
+              <w:fldChar w:fldCharType="end"/>
+            </w:r>
+          </w:hyperlink>
+        </w:p>
+        <w:p>
+          <w:pPr>
+            <w:pStyle w:val="TOC1"/>
+            <w:tabs>
+              <w:tab w:val="right" w:leader="dot" w:pos="9061"/>
+            </w:tabs>
+            <w:rPr>
+              <w:rFonts w:asciiTheme="minorHAnsi" w:eastAsiaTheme="minorEastAsia" w:hAnsiTheme="minorHAnsi" w:cstheme="minorBidi"/>
+              <w:b w:val="0"/>
+              <w:bCs w:val="0"/>
+              <w:noProof/>
+              <w:color w:val="auto"/>
+              <w:kern w:val="2"/>
+              <w14:ligatures w14:val="standardContextual"/>
+            </w:rPr>
+          </w:pPr>
+          <w:hyperlink w:anchor="_Toc242567324" w:history="1">
+            <w:r>
+              <w:rPr>
+                <w:rStyle w:val="Hyperlink"/>
+                <w:noProof/>
+                <w:lang w:val="pt-BR"/>
+              </w:rPr>
+              <w:t>APÊNDICE D — ESTIMATIVA DE CUSTO DA ARQUITETURA DE REFERÊNCIA</w:t>
+            </w:r>
+            <w:r>
+              <w:rPr>
+                <w:noProof/>
+                <w:webHidden/>
+              </w:rPr>
+              <w:tab/>
+            </w:r>
+            <w:r>
+              <w:rPr>
+                <w:noProof/>
+                <w:webHidden/>
+              </w:rPr>
+              <w:fldChar w:fldCharType="begin"/>
+            </w:r>
+            <w:r>
+              <w:rPr>
+                <w:noProof/>
+                <w:webHidden/>
+              </w:rPr>
+              <w:instrText xml:space="preserve"> PAGEREF _Toc242567324 \h </w:instrText>
+            </w:r>
+            <w:r>
+              <w:rPr>
+                <w:noProof/>
+                <w:webHidden/>
+              </w:rPr>
+            </w:r>
+            <w:r>
+              <w:rPr>
+                <w:noProof/>
+                <w:webHidden/>
+              </w:rPr>
+              <w:fldChar w:fldCharType="separate"/>
+            </w:r>
+            <w:r>
+              <w:rPr>
+                <w:noProof/>
+                <w:webHidden/>
+              </w:rPr>
+              <w:t>146</w:t>
             </w:r>
             <w:r>
               <w:rPr>
@@ -9511,7 +9793,7 @@
           <w:lang w:val="pt-BR"/>
         </w:rPr>
       </w:pPr>
-      <w:bookmarkStart w:id="0" w:name="_Toc242549639"/>
+      <w:bookmarkStart w:id="0" w:name="_Toc242567244"/>
       <w:r>
         <w:rPr>
           <w:lang w:val="pt-BR"/>
@@ -9529,7 +9811,7 @@
           <w:lang w:val="pt-BR"/>
         </w:rPr>
       </w:pPr>
-      <w:bookmarkStart w:id="1" w:name="_Toc242549640"/>
+      <w:bookmarkStart w:id="1" w:name="_Toc242567245"/>
       <w:r>
         <w:rPr>
           <w:lang w:val="pt-BR"/>
@@ -9594,7 +9876,7 @@
           <w:lang w:val="pt-BR"/>
         </w:rPr>
       </w:pPr>
-      <w:bookmarkStart w:id="2" w:name="_Toc242549641"/>
+      <w:bookmarkStart w:id="2" w:name="_Toc242567246"/>
       <w:r>
         <w:rPr>
           <w:lang w:val="pt-BR"/>
@@ -9627,7 +9909,7 @@
           <w:lang w:val="pt-BR"/>
         </w:rPr>
       </w:pPr>
-      <w:bookmarkStart w:id="3" w:name="_Toc242549642"/>
+      <w:bookmarkStart w:id="3" w:name="_Toc242567247"/>
       <w:r>
         <w:rPr>
           <w:lang w:val="pt-BR"/>
@@ -9677,7 +9959,7 @@
           <w:lang w:val="pt-BR"/>
         </w:rPr>
       </w:pPr>
-      <w:bookmarkStart w:id="4" w:name="_Toc242549643"/>
+      <w:bookmarkStart w:id="4" w:name="_Toc242567248"/>
       <w:r>
         <w:rPr>
           <w:lang w:val="pt-BR"/>
@@ -9726,7 +10008,7 @@
           <w:lang w:val="pt-BR"/>
         </w:rPr>
       </w:pPr>
-      <w:bookmarkStart w:id="5" w:name="_Toc242549644"/>
+      <w:bookmarkStart w:id="5" w:name="_Toc242567249"/>
       <w:r>
         <w:rPr>
           <w:lang w:val="pt-BR"/>
@@ -9798,7 +10080,7 @@
           <w:lang w:val="pt-BR"/>
         </w:rPr>
       </w:pPr>
-      <w:bookmarkStart w:id="6" w:name="_Toc242549645"/>
+      <w:bookmarkStart w:id="6" w:name="_Toc242567250"/>
       <w:r>
         <w:rPr>
           <w:lang w:val="pt-BR"/>
@@ -9879,7 +10161,7 @@
           <w:lang w:val="pt-BR"/>
         </w:rPr>
       </w:pPr>
-      <w:bookmarkStart w:id="7" w:name="_Toc242549646"/>
+      <w:bookmarkStart w:id="7" w:name="_Toc242567251"/>
       <w:r>
         <w:rPr>
           <w:lang w:val="pt-BR"/>
@@ -9995,7 +10277,7 @@
           <w:lang w:val="pt-BR"/>
         </w:rPr>
       </w:pPr>
-      <w:bookmarkStart w:id="8" w:name="_Toc242549647"/>
+      <w:bookmarkStart w:id="8" w:name="_Toc242567252"/>
       <w:r>
         <w:rPr>
           <w:lang w:val="pt-BR"/>
@@ -10012,7 +10294,7 @@
           <w:lang w:val="pt-BR"/>
         </w:rPr>
       </w:pPr>
-      <w:bookmarkStart w:id="9" w:name="_Toc242549648"/>
+      <w:bookmarkStart w:id="9" w:name="_Toc242567253"/>
       <w:r>
         <w:rPr>
           <w:lang w:val="pt-BR"/>
@@ -10052,7 +10334,7 @@
           <w:lang w:val="pt-BR"/>
         </w:rPr>
       </w:pPr>
-      <w:bookmarkStart w:id="10" w:name="_Toc242549649"/>
+      <w:bookmarkStart w:id="10" w:name="_Toc242567254"/>
       <w:r>
         <w:rPr>
           <w:lang w:val="pt-BR"/>
@@ -10266,7 +10548,7 @@
           <w:lang w:val="pt-BR"/>
         </w:rPr>
       </w:pPr>
-      <w:bookmarkStart w:id="11" w:name="_Toc242549650"/>
+      <w:bookmarkStart w:id="11" w:name="_Toc242567255"/>
       <w:r>
         <w:rPr>
           <w:lang w:val="pt-BR"/>
@@ -10386,7 +10668,7 @@
           <w:lang w:val="pt-BR"/>
         </w:rPr>
       </w:pPr>
-      <w:bookmarkStart w:id="12" w:name="_Toc242549651"/>
+      <w:bookmarkStart w:id="12" w:name="_Toc242567256"/>
       <w:r>
         <w:rPr>
           <w:lang w:val="pt-BR"/>
@@ -10437,7 +10719,7 @@
           <w:lang w:val="pt-BR"/>
         </w:rPr>
       </w:pPr>
-      <w:bookmarkStart w:id="13" w:name="_Toc242549652"/>
+      <w:bookmarkStart w:id="13" w:name="_Toc242567257"/>
       <w:r>
         <w:rPr>
           <w:lang w:val="pt-BR"/>
@@ -10455,7 +10737,7 @@
           <w:lang w:val="pt-BR"/>
         </w:rPr>
       </w:pPr>
-      <w:bookmarkStart w:id="14" w:name="_Toc242549653"/>
+      <w:bookmarkStart w:id="14" w:name="_Toc242567258"/>
       <w:r>
         <w:rPr>
           <w:lang w:val="pt-BR"/>
@@ -10559,7 +10841,7 @@
           <w:lang w:val="pt-BR"/>
         </w:rPr>
       </w:pPr>
-      <w:bookmarkStart w:id="15" w:name="_Toc242549654"/>
+      <w:bookmarkStart w:id="15" w:name="_Toc242567259"/>
       <w:r>
         <w:rPr>
           <w:lang w:val="pt-BR"/>
@@ -10689,7 +10971,7 @@
           <w:lang w:val="pt-BR"/>
         </w:rPr>
       </w:pPr>
-      <w:bookmarkStart w:id="16" w:name="_Toc242549655"/>
+      <w:bookmarkStart w:id="16" w:name="_Toc242567260"/>
       <w:r>
         <w:rPr>
           <w:lang w:val="pt-BR"/>
@@ -10723,7 +11005,7 @@
           <w:lang w:val="pt-BR"/>
         </w:rPr>
       </w:pPr>
-      <w:bookmarkStart w:id="17" w:name="_Toc242549717"/>
+      <w:bookmarkStart w:id="17" w:name="_Toc242567208"/>
       <w:r>
         <w:rPr>
           <w:sz w:val="20"/>
@@ -11562,7 +11844,7 @@
           <w:lang w:val="pt-BR"/>
         </w:rPr>
       </w:pPr>
-      <w:bookmarkStart w:id="18" w:name="_Toc242549656"/>
+      <w:bookmarkStart w:id="18" w:name="_Toc242567261"/>
       <w:r>
         <w:rPr>
           <w:lang w:val="pt-BR"/>
@@ -11644,7 +11926,7 @@
           <w:lang w:val="pt-BR"/>
         </w:rPr>
       </w:pPr>
-      <w:bookmarkStart w:id="19" w:name="_Toc242549657"/>
+      <w:bookmarkStart w:id="19" w:name="_Toc242567262"/>
       <w:r>
         <w:rPr>
           <w:lang w:val="pt-BR"/>
@@ -11797,7 +12079,7 @@
           <w:lang w:val="pt-BR"/>
         </w:rPr>
       </w:pPr>
-      <w:bookmarkStart w:id="20" w:name="_Toc242549658"/>
+      <w:bookmarkStart w:id="20" w:name="_Toc242567263"/>
       <w:r>
         <w:rPr>
           <w:lang w:val="pt-BR"/>
@@ -11908,7 +12190,7 @@
           <w:lang w:val="pt-BR"/>
         </w:rPr>
       </w:pPr>
-      <w:bookmarkStart w:id="21" w:name="_Toc242549659"/>
+      <w:bookmarkStart w:id="21" w:name="_Toc242567264"/>
       <w:r>
         <w:rPr>
           <w:lang w:val="pt-BR"/>
@@ -11996,7 +12278,7 @@
           <w:lang w:val="pt-BR"/>
         </w:rPr>
       </w:pPr>
-      <w:bookmarkStart w:id="22" w:name="_Toc242549660"/>
+      <w:bookmarkStart w:id="22" w:name="_Toc242567265"/>
       <w:r>
         <w:rPr>
           <w:lang w:val="pt-BR"/>
@@ -12121,19 +12403,8 @@
         <w:rPr>
           <w:lang w:val="pt-BR"/>
         </w:rPr>
-        <w:t xml:space="preserve">No plano das implantações, a referência é a rua Stratumseind, em Eindhoven, onde dados de câmeras e de sensores acústicos alimentaram perfis que acionavam cenários dinâmicos de iluminação (</w:t>
-      </w:r>
-      <w:r>
-        <w:rPr>
-          <w:lang w:val="pt-BR"/>
-        </w:rPr>
-        <w:t xml:space="preserve">GALIČ;</w:t>
-      </w:r>
-      <w:r>
-        <w:rPr>
-          <w:lang w:val="pt-BR"/>
-        </w:rPr>
-        <w:t xml:space="preserve"> GELLERT, 2021). Este último é o precedente mais próximo de um laço fechado entre plataforma urbana e iluminação, e três diferenças o separam desta proposta: sua finalidade é comportamental, e não fotométrica; a decisão não é confrontada com classe de iluminação alguma; e a literatura revisada por pares que o documenta é de proteção de dados, e não de arquitetura de sistemas — é precisamente a ausência de garantias que ela critica.</w:t>
+        <w:lastRenderedPageBreak/>
+        <w:t>No plano das implantações, a referência é a rua Stratumseind, em Eindhoven, onde dados de câmeras e de sensores acústicos alimentaram perfis que acionavam cenários dinâmicos de iluminação (GALIČ; GELLERT, 2021). Este último é o precedente mais próximo de um laço fechado entre plataforma urbana e iluminação, e três diferenças o separam desta proposta: sua finalidade é comportamental, e não fotométrica; a decisão não é confrontada com classe de iluminação alguma; e a literatura revisada por pares que o documenta é de proteção de dados, e não de arquitetura de sistemas — é precisamente a ausência de garantias que ela critica.</w:t>
       </w:r>
     </w:p>
     <w:p>
@@ -12160,7 +12431,7 @@
           <w:lang w:val="pt-BR"/>
         </w:rPr>
       </w:pPr>
-      <w:bookmarkStart w:id="23" w:name="_Toc242549661"/>
+      <w:bookmarkStart w:id="23" w:name="_Toc242567266"/>
       <w:r>
         <w:rPr>
           <w:lang w:val="pt-BR"/>
@@ -12280,7 +12551,7 @@
           <w:lang w:val="pt-BR"/>
         </w:rPr>
       </w:pPr>
-      <w:bookmarkStart w:id="24" w:name="_Toc242549662"/>
+      <w:bookmarkStart w:id="24" w:name="_Toc242567267"/>
       <w:r>
         <w:rPr>
           <w:lang w:val="pt-BR"/>
@@ -12393,7 +12664,7 @@
           <w:lang w:val="pt-BR"/>
         </w:rPr>
       </w:pPr>
-      <w:bookmarkStart w:id="25" w:name="_Toc242549663"/>
+      <w:bookmarkStart w:id="25" w:name="_Toc242567268"/>
       <w:r>
         <w:rPr>
           <w:lang w:val="pt-BR"/>
@@ -12411,7 +12682,7 @@
           <w:lang w:val="pt-BR"/>
         </w:rPr>
       </w:pPr>
-      <w:bookmarkStart w:id="26" w:name="_Toc242549664"/>
+      <w:bookmarkStart w:id="26" w:name="_Toc242567269"/>
       <w:r>
         <w:rPr>
           <w:lang w:val="pt-BR"/>
@@ -12441,12 +12712,15 @@
         <w:spacing w:after="120" w:line="360" w:lineRule="auto"/>
         <w:ind w:firstLine="709"/>
         <w:jc w:val="both"/>
-      </w:pPr>
-      <w:r>
-        <w:rPr>
-          <w:lang w:val="pt-BR"/>
-        </w:rPr>
-        <w:t xml:space="preserve">Na classificação de estilos de pesquisa em Computação de Wazlawick (2009), o trabalho é pesquisa empírica, no estilo que o autor denomina apresentação de algo presumivelmente melhor: a abordagem proposta é comparada quantitativamente com outras, e a métrica da comparação é declarada antes. Esse papel cabe às linhas de base de 3.11 e aos substitutos simples de 3.9, avaliados por critérios fixados antes de cada execução. Segue-se também a orientação do mesmo autor de tomar a hipótese como centro do trabalho: as hipóteses de 2.10 orientam a avaliação, e o resultado de cada uma é declarado em 5.1, inclusive o da que foi rejeitada.</w:t>
+        <w:rPr>
+          <w:lang w:val="pt-BR"/>
+        </w:rPr>
+      </w:pPr>
+      <w:r>
+        <w:rPr>
+          <w:lang w:val="pt-BR"/>
+        </w:rPr>
+        <w:t>Na classificação de estilos de pesquisa em Computação de Wazlawick (2009), o trabalho é pesquisa empírica, no estilo que o autor denomina apresentação de algo presumivelmente melhor: a abordagem proposta é comparada quantitativamente com outras, e a métrica da comparação é declarada antes. Esse papel cabe às linhas de base de 3.11 e aos substitutos simples de 3.9, avaliados por critérios fixados antes de cada execução. Segue-se também a orientação do mesmo autor de tomar a hipótese como centro do trabalho: as hipóteses de 2.10 orientam a avaliação, e o resultado de cada uma é declarado em 5.1, inclusive o da que foi rejeitada.</w:t>
       </w:r>
     </w:p>
     <w:p>
@@ -12457,7 +12731,7 @@
           <w:lang w:val="pt-BR"/>
         </w:rPr>
       </w:pPr>
-      <w:bookmarkStart w:id="27" w:name="_Toc242549665"/>
+      <w:bookmarkStart w:id="27" w:name="_Toc242567270"/>
       <w:r>
         <w:rPr>
           <w:lang w:val="pt-BR"/>
@@ -12555,7 +12829,14 @@
         <w:rPr>
           <w:lang w:val="pt-BR"/>
         </w:rPr>
-        <w:t>Interface de dados urbanos. Serviço que emula a interface de programação de uma plataforma municipal de monitoramento, publicando, para cada trecho de via, o volume de movimentação a cada 5 min e as ocorrências reportadas, com o trecho identificado no cadastro municipal de logradouros (3.5.2). Sua existência decorre de o Smart Sampa não disponibilizar interface pública, e sua especificação é, ela própria, um resultado do trabalho: define o que uma plataforma precisaria publicar para que um sistema de iluminação pudesse consumi-la.</w:t>
+        <w:t xml:space="preserve">Interface de dados urbanos. Serviço que emula a interface de programação de uma plataforma municipal de monitoramento, publicando, para cada trecho de via, o volume de movimentação a cada 5 min e as ocorrências reportadas, com o trecho identificado no cadastro municipal de logradouros (3.5.2). Sua existência decorre de o Smart Sampa não disponibilizar </w:t>
+      </w:r>
+      <w:r>
+        <w:rPr>
+          <w:lang w:val="pt-BR"/>
+        </w:rPr>
+        <w:lastRenderedPageBreak/>
+        <w:t>interface pública, e sua especificação é, ela própria, um resultado do trabalho: define o que uma plataforma precisaria publicar para que um sistema de iluminação pudesse consumi-la.</w:t>
       </w:r>
     </w:p>
     <w:p>
@@ -12595,7 +12876,6 @@
         <w:rPr>
           <w:lang w:val="pt-BR"/>
         </w:rPr>
-        <w:lastRenderedPageBreak/>
         <w:t>Camada de verificação normativa. Interposta entre a decisão e a atuação, confronta o nível pretendido com o piso extraído da ABNT NBR 5101 e corrige a decisão antes de emiti-la, registrando a correção; a taxa máxima de decréscimo segue com o comando e é aplicada pelo nó (3.7).</w:t>
       </w:r>
     </w:p>
@@ -12664,7 +12944,14 @@
         <w:rPr>
           <w:lang w:val="pt-BR"/>
         </w:rPr>
-        <w:t>A primeira é de proteção de dados. A garantia oferecida em 3.10 é arquitetural, e não declaratória: a camada de decisão não consome imagem nem identificador porque suas variáveis de entrada são grandezas de via. Uma decisão produzida dentro do perímetro que opera reconhecimento facial e leitura de placas perderia essa propriedade — a impossibilidade técnica converter-se-ia em compromisso de política, verificável apenas por confiança.</w:t>
+        <w:t xml:space="preserve">A primeira é de proteção de dados. A garantia oferecida em 3.10 é arquitetural, e não declaratória: a camada de decisão não consome imagem nem identificador porque suas variáveis de entrada são grandezas de via. Uma decisão produzida dentro do perímetro que opera reconhecimento facial e leitura de placas perderia essa </w:t>
+      </w:r>
+      <w:r>
+        <w:rPr>
+          <w:lang w:val="pt-BR"/>
+        </w:rPr>
+        <w:lastRenderedPageBreak/>
+        <w:t>propriedade — a impossibilidade técnica converter-se-ia em compromisso de política, verificável apenas por confiança.</w:t>
       </w:r>
     </w:p>
     <w:p>
@@ -12696,7 +12983,6 @@
         <w:rPr>
           <w:lang w:val="pt-BR"/>
         </w:rPr>
-        <w:lastRenderedPageBreak/>
         <w:t>A terceira é de governança. Anthony Jnr (2024) aponta os sistemas isolados como obstáculo à integração e identifica na especificação da interface o instrumento pelo qual esse isolamento se resolve. Alojar a lógica de iluminação no contrato de uma plataforma de segurança produziria mais um sistema desse tipo. Acresce que a camada de verificação normativa, para permanecer auditável, precisa ser inspecionável por quem responde pela iluminação pública, condição que não se satisfaz dentro de sistema operado por terceiro sob outro contrato.</w:t>
       </w:r>
     </w:p>
@@ -12724,7 +13010,7 @@
           <w:lang w:val="pt-BR"/>
         </w:rPr>
       </w:pPr>
-      <w:bookmarkStart w:id="28" w:name="_Toc242549666"/>
+      <w:bookmarkStart w:id="28" w:name="_Toc242567271"/>
       <w:r>
         <w:rPr>
           <w:lang w:val="pt-BR"/>
@@ -12757,7 +13043,7 @@
           <w:lang w:val="pt-BR"/>
         </w:rPr>
       </w:pPr>
-      <w:bookmarkStart w:id="29" w:name="_Toc242549718"/>
+      <w:bookmarkStart w:id="29" w:name="_Toc242567209"/>
       <w:r>
         <w:rPr>
           <w:sz w:val="20"/>
@@ -13061,6 +13347,7 @@
                 <w:szCs w:val="20"/>
                 <w:lang w:val="pt-BR"/>
               </w:rPr>
+              <w:lastRenderedPageBreak/>
               <w:t>Serviço de decisão: camada de previsão e inferência nebulosa</w:t>
             </w:r>
           </w:p>
@@ -13552,7 +13839,6 @@
                 <w:szCs w:val="20"/>
                 <w:lang w:val="pt-BR"/>
               </w:rPr>
-              <w:lastRenderedPageBreak/>
               <w:t>Segmento de fita de LED e módulo de acionamento</w:t>
             </w:r>
           </w:p>
@@ -13955,7 +14241,14 @@
         <w:rPr>
           <w:lang w:val="pt-BR"/>
         </w:rPr>
-        <w:t>Disso decorre a condição de infraestrutura que a proposta pressupõe, e convém declará-la. O mecanismo aqui descrito requer que o ponto de luz seja comandável à distância, isolada ou coletivamente. O relé fotocontrolador e o relógio astronômico, que acionam por luz ambiente ou por horário e não estabelecem comunicação, não satisfazem essa condição; o sistema de telegestão contratado pelo município de São Paulo a satisfaz para cada luminária. Onde o comando for de grupo, e não de ponto, o mecanismo opera sobre o circuito em lugar da luminária, com perda de granularidade e sem alteração alguma na camada de decisão — possibilidade que a própria cláusula de comando isolado ou em grupo contempla.</w:t>
+        <w:t xml:space="preserve">Disso decorre a condição de infraestrutura que a proposta pressupõe, e convém declará-la. O mecanismo aqui descrito requer que o ponto de luz seja comandável à distância, isolada ou coletivamente. O relé fotocontrolador e o relógio astronômico, que acionam por luz ambiente ou por horário e não estabelecem comunicação, não satisfazem essa condição; o sistema de telegestão contratado pelo </w:t>
+      </w:r>
+      <w:r>
+        <w:rPr>
+          <w:lang w:val="pt-BR"/>
+        </w:rPr>
+        <w:lastRenderedPageBreak/>
+        <w:t>município de São Paulo a satisfaz para cada luminária. Onde o comando for de grupo, e não de ponto, o mecanismo opera sobre o circuito em lugar da luminária, com perda de granularidade e sem alteração alguma na camada de decisão — possibilidade que a própria cláusula de comando isolado ou em grupo contempla.</w:t>
       </w:r>
     </w:p>
     <w:p>
@@ -13971,14 +14264,7 @@
         <w:rPr>
           <w:lang w:val="pt-BR"/>
         </w:rPr>
-        <w:t xml:space="preserve">A separação se sustenta em uma propriedade da arquitetura, e não em uma conveniência de redação: a camada de decisão emite um nível adimensional, expresso como fração do fluxo pleno, acompanhado do identificador da decisão. Ela não emite tensão, ciclo de trabalho nem lux. Quem materializa esse nível em luz é o nó, e o nó é substituível — na bancada, por modulação por largura de pulso sobre </w:t>
-      </w:r>
-      <w:r>
-        <w:rPr>
-          <w:lang w:val="pt-BR"/>
-        </w:rPr>
-        <w:lastRenderedPageBreak/>
-        <w:t>tabela de calibração levantada por medição, com interpolação linear entre pontos medidos; no parque, por controlador em tomada normalizada acionando o driver por controle analógico de 0 V a 10 V, com a iluminância resultante conhecida da certificação do produto. Mesma entrada, atuador diferente. É por isso que o que a bancada estabelece a respeito da decisão transpõe-se ao parque sem depender de que o equipamento seja o mesmo.</w:t>
+        <w:t>A separação se sustenta em uma propriedade da arquitetura, e não em uma conveniência de redação: a camada de decisão emite um nível adimensional, expresso como fração do fluxo pleno, acompanhado do identificador da decisão. Ela não emite tensão, ciclo de trabalho nem lux. Quem materializa esse nível em luz é o nó, e o nó é substituível — na bancada, por modulação por largura de pulso sobre tabela de calibração levantada por medição, com interpolação linear entre pontos medidos; no parque, por controlador em tomada normalizada acionando o driver por controle analógico de 0 V a 10 V, com a iluminância resultante conhecida da certificação do produto. Mesma entrada, atuador diferente. É por isso que o que a bancada estabelece a respeito da decisão transpõe-se ao parque sem depender de que o equipamento seja o mesmo.</w:t>
       </w:r>
     </w:p>
     <w:p>
@@ -14005,7 +14291,7 @@
           <w:lang w:val="pt-BR"/>
         </w:rPr>
       </w:pPr>
-      <w:bookmarkStart w:id="30" w:name="_Toc242549719"/>
+      <w:bookmarkStart w:id="30" w:name="_Toc242567210"/>
       <w:r>
         <w:rPr>
           <w:sz w:val="20"/>
@@ -14796,6 +15082,7 @@
                 <w:szCs w:val="20"/>
                 <w:lang w:val="pt-BR"/>
               </w:rPr>
+              <w:lastRenderedPageBreak/>
               <w:t>Comando isolado ou em grupo</w:t>
             </w:r>
           </w:p>
@@ -15258,16 +15545,7 @@
                 <w:szCs w:val="20"/>
                 <w:lang w:val="pt-BR"/>
               </w:rPr>
-              <w:t xml:space="preserve">Certificação compulsória instituída em 2017, com prazos de adequação a partir </w:t>
-            </w:r>
-            <w:r>
-              <w:rPr>
-                <w:sz w:val="20"/>
-                <w:szCs w:val="20"/>
-                <w:lang w:val="pt-BR"/>
-              </w:rPr>
-              <w:lastRenderedPageBreak/>
-              <w:t>de 2019, e consolidada em 2022</w:t>
+              <w:t>Certificação compulsória instituída em 2017, com prazos de adequação a partir de 2019, e consolidada em 2022</w:t>
             </w:r>
           </w:p>
         </w:tc>
@@ -15295,7 +15573,6 @@
                 <w:szCs w:val="20"/>
                 <w:lang w:val="pt-BR"/>
               </w:rPr>
-              <w:lastRenderedPageBreak/>
               <w:t>Verificação da execução e diagnóstico do ativo</w:t>
             </w:r>
           </w:p>
@@ -15425,7 +15702,14 @@
         <w:rPr>
           <w:lang w:val="pt-BR"/>
         </w:rPr>
-        <w:t>Duas delimitações fecham a subseção. A primeira é que a correspondência aqui estabelecida é funcional e topológica — um serviço central decide, o ponto de luz executa e reporta —, e não de escala, de potência, de geometria fotométrica, de instrumentação nem de enlace; essas divergências figuram entre as limitações e nenhuma delas incide sobre a camada avaliada. A segunda é que os autores não tiveram acesso ao equipamento efetivamente instalado pela concessionária: a cadeia descrita apoia-se no que o contrato exige desse equipamento e no que a normalização brasileira impõe a ele — a tomada da luminária, de sete contatos no padrão ANSI C136.41 (AMERICAN NATIONAL STANDARDS INSTITUTE, 2013), que acrescenta contatos de dimerização à tomada do relé fotocontrolador normalizada pela ABNT NBR 5123 (ASSOCIAÇÃO BRASILEIRA DE NORMAS TÉCNICAS, 2016), a certificação compulsória da luminária viária (INSTITUTO NACIONAL DE METROLOGIA, QUALIDADE E TECNOLOGIA, 2017, 2022a) e a regulamentação metrológica da medição de energia no ponto de luz (INSTITUTO NACIONAL DE METROLOGIA, QUALIDADE E TECNOLOGIA, 2022b) —, todos documentos públicos, e não em sua inspeção. O modelo do controlador instalado no município não é informação divulgada.</w:t>
+        <w:t xml:space="preserve">Duas delimitações fecham a subseção. A primeira é que a correspondência aqui estabelecida é funcional e topológica — um serviço central decide, o ponto de luz executa e reporta —, e não de escala, de potência, de geometria fotométrica, de instrumentação nem de enlace; essas divergências figuram entre as limitações e nenhuma delas incide sobre a camada avaliada. A segunda é que os autores não tiveram acesso ao equipamento efetivamente instalado pela concessionária: a cadeia descrita apoia-se no que o contrato exige desse equipamento e no que a normalização brasileira impõe a ele — a tomada da luminária, de sete contatos no padrão ANSI </w:t>
+      </w:r>
+      <w:r>
+        <w:rPr>
+          <w:lang w:val="pt-BR"/>
+        </w:rPr>
+        <w:lastRenderedPageBreak/>
+        <w:t>C136.41 (AMERICAN NATIONAL STANDARDS INSTITUTE, 2013), que acrescenta contatos de dimerização à tomada do relé fotocontrolador normalizada pela ABNT NBR 5123 (ASSOCIAÇÃO BRASILEIRA DE NORMAS TÉCNICAS, 2016), a certificação compulsória da luminária viária (INSTITUTO NACIONAL DE METROLOGIA, QUALIDADE E TECNOLOGIA, 2017, 2022a) e a regulamentação metrológica da medição de energia no ponto de luz (INSTITUTO NACIONAL DE METROLOGIA, QUALIDADE E TECNOLOGIA, 2022b) —, todos documentos públicos, e não em sua inspeção. O modelo do controlador instalado no município não é informação divulgada.</w:t>
       </w:r>
     </w:p>
     <w:p>
@@ -15436,12 +15720,11 @@
           <w:lang w:val="pt-BR"/>
         </w:rPr>
       </w:pPr>
-      <w:bookmarkStart w:id="31" w:name="_Toc242549667"/>
-      <w:r>
-        <w:rPr>
-          <w:lang w:val="pt-BR"/>
-        </w:rPr>
-        <w:lastRenderedPageBreak/>
+      <w:bookmarkStart w:id="31" w:name="_Toc242567272"/>
+      <w:r>
+        <w:rPr>
+          <w:lang w:val="pt-BR"/>
+        </w:rPr>
         <w:t>3.4 O nó de demonstração</w:t>
       </w:r>
       <w:bookmarkEnd w:id="31"/>
@@ -15470,7 +15753,7 @@
           <w:lang w:val="pt-BR"/>
         </w:rPr>
       </w:pPr>
-      <w:bookmarkStart w:id="32" w:name="_Toc242549720"/>
+      <w:bookmarkStart w:id="32" w:name="_Toc242567211"/>
       <w:r>
         <w:rPr>
           <w:sz w:val="20"/>
@@ -16061,6 +16344,7 @@
                 <w:sz w:val="20"/>
                 <w:szCs w:val="20"/>
               </w:rPr>
+              <w:lastRenderedPageBreak/>
               <w:t>Fonte de 12 V</w:t>
             </w:r>
           </w:p>
@@ -16236,14 +16520,13 @@
           <w:lang w:val="pt-BR"/>
         </w:rPr>
       </w:pPr>
-      <w:bookmarkStart w:id="33" w:name="_Toc242549737"/>
+      <w:bookmarkStart w:id="33" w:name="_Toc242567229"/>
       <w:r>
         <w:rPr>
           <w:sz w:val="20"/>
           <w:szCs w:val="20"/>
           <w:lang w:val="pt-BR"/>
         </w:rPr>
-        <w:lastRenderedPageBreak/>
         <w:t xml:space="preserve">Figura </w:t>
       </w:r>
       <w:r>
@@ -16377,7 +16660,14 @@
         <w:rPr>
           <w:lang w:val="pt-BR"/>
         </w:rPr>
-        <w:t>Todos os elementos são componentes de prateleira, de custo desprezível diante de qualquer ativo urbano, e esse fato integra o argumento: demonstrar o vínculo entre observação urbana e atuação luminosa não requer investimento significativo, o que é coerente com a tese de que o que falta ao município não é equipamento.</w:t>
+        <w:t xml:space="preserve">Todos os elementos são componentes de prateleira, de custo desprezível diante de qualquer ativo urbano, e esse fato integra o argumento: demonstrar o vínculo </w:t>
+      </w:r>
+      <w:r>
+        <w:rPr>
+          <w:lang w:val="pt-BR"/>
+        </w:rPr>
+        <w:lastRenderedPageBreak/>
+        <w:t>entre observação urbana e atuação luminosa não requer investimento significativo, o que é coerente com a tese de que o que falta ao município não é equipamento.</w:t>
       </w:r>
     </w:p>
     <w:p>
@@ -16393,14 +16683,7 @@
         <w:rPr>
           <w:lang w:val="pt-BR"/>
         </w:rPr>
-        <w:t xml:space="preserve">O comportamento do firmware é fixado por cinco regras. Ao ser energizado, o nó aplica o nível pleno e nele permanece até receber o primeiro comando, de modo que nunca parte apagado. O nível recebido é convertido em ciclo de trabalho pela tabela de calibração descrita em 3.4.4. O comando traz o nível-alvo, a validade, o piso e a taxa máxima de decréscimo da classe; o nó sobe ao alvo na hora e desce até ele em rampa, um passo a cada 5 s, sem ultrapassar a taxa nem ficar abaixo do piso recebidos, que funcionam como segunda barreira à da camada de verificação (3.7). Vencida a validade sem comando novo, o nó assume o nível pleno, conforme o </w:t>
-      </w:r>
-      <w:r>
-        <w:rPr>
-          <w:lang w:val="pt-BR"/>
-        </w:rPr>
-        <w:lastRenderedPageBreak/>
-        <w:t>RNF07; a validade acompanha a do volume que sustenta a decisão, de no máximo 15 min (3.5.2). Por fim, a configuração de rede e a credencial do dispositivo residem em arquivo próprio do nó, mantido fora do repositório de código.</w:t>
+        <w:t>O comportamento do firmware é fixado por cinco regras. Ao ser energizado, o nó aplica o nível pleno e nele permanece até receber o primeiro comando, de modo que nunca parte apagado. O nível recebido é convertido em ciclo de trabalho pela tabela de calibração descrita em 3.4.4. O comando traz o nível-alvo, a validade, o piso e a taxa máxima de decréscimo da classe; o nó sobe ao alvo na hora e desce até ele em rampa, um passo a cada 5 s, sem ultrapassar a taxa nem ficar abaixo do piso recebidos, que funcionam como segunda barreira à da camada de verificação (3.7). Vencida a validade sem comando novo, o nó assume o nível pleno, conforme o RNF07; a validade acompanha a do volume que sustenta a decisão, de no máximo 15 min (3.5.2). Por fim, a configuração de rede e a credencial do dispositivo residem em arquivo próprio do nó, mantido fora do repositório de código.</w:t>
       </w:r>
     </w:p>
     <w:p>
@@ -16411,7 +16694,7 @@
           <w:lang w:val="pt-BR"/>
         </w:rPr>
       </w:pPr>
-      <w:bookmarkStart w:id="34" w:name="_Toc242549668"/>
+      <w:bookmarkStart w:id="34" w:name="_Toc242567273"/>
       <w:r>
         <w:rPr>
           <w:lang w:val="pt-BR"/>
@@ -16444,7 +16727,7 @@
           <w:lang w:val="pt-BR"/>
         </w:rPr>
       </w:pPr>
-      <w:bookmarkStart w:id="35" w:name="_Toc242549721"/>
+      <w:bookmarkStart w:id="35" w:name="_Toc242567212"/>
       <w:r>
         <w:rPr>
           <w:sz w:val="20"/>
@@ -16867,6 +17150,7 @@
                 <w:szCs w:val="20"/>
                 <w:lang w:val="pt-BR"/>
               </w:rPr>
+              <w:lastRenderedPageBreak/>
               <w:t>Acionamento do módulo de luz</w:t>
             </w:r>
           </w:p>
@@ -17019,16 +17303,7 @@
                 <w:szCs w:val="20"/>
                 <w:lang w:val="pt-BR"/>
               </w:rPr>
-              <w:t xml:space="preserve">Emissor de potência em base metálica com resistor de lastro; refletor de estado sólido em 12 V de corrente contínua; luminária viária comercial; lâmpada </w:t>
-            </w:r>
-            <w:r>
-              <w:rPr>
-                <w:sz w:val="20"/>
-                <w:szCs w:val="20"/>
-                <w:lang w:val="pt-BR"/>
-              </w:rPr>
-              <w:lastRenderedPageBreak/>
-              <w:t>incandescente com dimerizador</w:t>
+              <w:t>Emissor de potência em base metálica com resistor de lastro; refletor de estado sólido em 12 V de corrente contínua; luminária viária comercial; lâmpada incandescente com dimerizador</w:t>
             </w:r>
           </w:p>
         </w:tc>
@@ -17054,17 +17329,7 @@
                 <w:szCs w:val="20"/>
                 <w:lang w:val="pt-BR"/>
               </w:rPr>
-              <w:lastRenderedPageBreak/>
-              <w:t xml:space="preserve">A fita traz resistores de limitação integrados, o que elimina o cálculo e a dissipação do lastro, dispensa base metálica e reduz a montagem a dois condutores. A objeção usual à fita — a de ser fonte extensa — aplica-se ao rolo, não ao segmento: seis centímetros a 0,44 m subtendem cerca de oito graus, a uma distância superior a sete vezes o comprimento da fonte, e comportam-se </w:t>
-            </w:r>
-            <w:r>
-              <w:rPr>
-                <w:sz w:val="20"/>
-                <w:szCs w:val="20"/>
-                <w:lang w:val="pt-BR"/>
-              </w:rPr>
-              <w:lastRenderedPageBreak/>
-              <w:t>como fonte pontual para efeito do cálculo. O refletor de 12 V e a luminária viária têm fluxo muito superior ao necessário para obter 10 lux a menos de meio metro. A lâmpada incandescente não representa a tecnologia instalada no município</w:t>
+              <w:t>A fita traz resistores de limitação integrados, o que elimina o cálculo e a dissipação do lastro, dispensa base metálica e reduz a montagem a dois condutores. A objeção usual à fita — a de ser fonte extensa — aplica-se ao rolo, não ao segmento: seis centímetros a 0,44 m subtendem cerca de oito graus, a uma distância superior a sete vezes o comprimento da fonte, e comportam-se como fonte pontual para efeito do cálculo. O refletor de 12 V e a luminária viária têm fluxo muito superior ao necessário para obter 10 lux a menos de meio metro. A lâmpada incandescente não representa a tecnologia instalada no município</w:t>
             </w:r>
           </w:p>
         </w:tc>
@@ -17087,7 +17352,6 @@
                 <w:sz w:val="20"/>
                 <w:szCs w:val="20"/>
               </w:rPr>
-              <w:lastRenderedPageBreak/>
               <w:t>Medição</w:t>
             </w:r>
             <w:proofErr w:type="spellEnd"/>
@@ -17330,7 +17594,14 @@
         <w:rPr>
           <w:lang w:val="pt-BR"/>
         </w:rPr>
-        <w:t>Duas dessas decisões merecem registro. A primeira é a rejeição do computador de placa única, que não decorre de insuficiência — um computador desse porte executaria com folga tudo o que o nó faz —, e sim de a arquitetura descrita em 3.2 manter a decisão fora do dispositivo: o microcontrolador de recurso restrito é a escolha que torna essa separação verificável, porque o nó não decide por não ter como decidir. Acrescem-se o tempo de inicialização, a suscetibilidade do sistema de arquivos à queda de energia e o custo unitário, relevantes em ativo que se replicaria por centenas de milhares de unidades.</w:t>
+        <w:t xml:space="preserve">Duas dessas decisões merecem registro. A primeira é a rejeição do computador de placa única, que não decorre de insuficiência — um computador desse porte executaria com folga tudo o que o nó faz —, e sim de a arquitetura descrita em 3.2 </w:t>
+      </w:r>
+      <w:r>
+        <w:rPr>
+          <w:lang w:val="pt-BR"/>
+        </w:rPr>
+        <w:lastRenderedPageBreak/>
+        <w:t>manter a decisão fora do dispositivo: o microcontrolador de recurso restrito é a escolha que torna essa separação verificável, porque o nó não decide por não ter como decidir. Acrescem-se o tempo de inicialização, a suscetibilidade do sistema de arquivos à queda de energia e o custo unitário, relevantes em ativo que se replicaria por centenas de milhares de unidades.</w:t>
       </w:r>
     </w:p>
     <w:p>
@@ -17346,14 +17617,7 @@
         <w:rPr>
           <w:lang w:val="pt-BR"/>
         </w:rPr>
-        <w:t xml:space="preserve">A segunda é a relação entre o acionamento adotado na bancada e o exigido em contrato. O Caderno de Encargos da concessão paulistana, Anexo III do contrato, especifica drivers que permitam dimerização por controle analógico de 0 a 10 V, e a bancada emprega modulação por largura de pulso. As duas são entradas de dimerização padronizadas de reatores de estado sólido, e a conversão entre elas é um filtro passa-baixas seguido de seguidor de tensão. A diferença é, portanto, de </w:t>
-      </w:r>
-      <w:r>
-        <w:rPr>
-          <w:lang w:val="pt-BR"/>
-        </w:rPr>
-        <w:lastRenderedPageBreak/>
-        <w:t>interface elétrica e não de natureza do comando: a camada de decisão emite um nível adimensional, e é o nó que o materializa segundo a interface disponível. Registrar isso é o que permite afirmar que o mecanismo demonstrado é transponível ao equipamento efetivamente instalado.</w:t>
+        <w:t>A segunda é a relação entre o acionamento adotado na bancada e o exigido em contrato. O Caderno de Encargos da concessão paulistana, Anexo III do contrato, especifica drivers que permitam dimerização por controle analógico de 0 a 10 V, e a bancada emprega modulação por largura de pulso. As duas são entradas de dimerização padronizadas de reatores de estado sólido, e a conversão entre elas é um filtro passa-baixas seguido de seguidor de tensão. A diferença é, portanto, de interface elétrica e não de natureza do comando: a camada de decisão emite um nível adimensional, e é o nó que o materializa segundo a interface disponível. Registrar isso é o que permite afirmar que o mecanismo demonstrado é transponível ao equipamento efetivamente instalado.</w:t>
       </w:r>
     </w:p>
     <w:p>
@@ -17364,7 +17628,7 @@
           <w:lang w:val="pt-BR"/>
         </w:rPr>
       </w:pPr>
-      <w:bookmarkStart w:id="36" w:name="_Toc242549669"/>
+      <w:bookmarkStart w:id="36" w:name="_Toc242567274"/>
       <w:r>
         <w:rPr>
           <w:lang w:val="pt-BR"/>
@@ -17438,7 +17702,14 @@
         <w:rPr>
           <w:lang w:val="pt-BR"/>
         </w:rPr>
-        <w:t xml:space="preserve"> o ângulo sólido correspondente ao ângulo de abertura declarado pelo fabricante e h a distância ao plano de medição. Fixada a distância, o comprimento do segmento é a variável de projeto.</w:t>
+        <w:t xml:space="preserve"> o ângulo sólido correspondente ao ângulo de abertura declarado </w:t>
+      </w:r>
+      <w:r>
+        <w:rPr>
+          <w:lang w:val="pt-BR"/>
+        </w:rPr>
+        <w:lastRenderedPageBreak/>
+        <w:t>pelo fabricante e h a distância ao plano de medição. Fixada a distância, o comprimento do segmento é a variável de projeto.</w:t>
       </w:r>
     </w:p>
     <w:p>
@@ -17454,14 +17725,7 @@
         <w:rPr>
           <w:lang w:val="pt-BR"/>
         </w:rPr>
-        <w:t xml:space="preserve">Aqui se impõe uma cautela. A especificação elétrica dessas fitas é consistente entre fornecedores — sessenta emissores por metro, 14,4 W/m —, mas a fotométrica não: anúncios de produtos nominalmente idênticos declaram fluxos divergentes entre si. Nenhum desses valores é verificável pelos autores. O comprimento do segmento é, por isso, determinado por medição, e não por catálogo: parte-se de um trecho e ajusta-se o comprimento, em múltiplos do intervalo de seccionamento, até que a leitura a ciclo de trabalho pleno se situe entre uma vez e meia e duas vezes a iluminância média mantida da classe adotada. Quando o menor segmento admitido pelo seccionamento já excede o critério, interpõe-se um difusor entre o segmento e o plano de medição, e é a atenuação do difusor, e não o comprimento, que se ajusta. </w:t>
-      </w:r>
-      <w:r>
-        <w:rPr>
-          <w:lang w:val="pt-BR"/>
-        </w:rPr>
-        <w:lastRenderedPageBreak/>
-        <w:t>Foi o que ocorreu na bancada: na primeira montagem, três emissores a 0,44 m produziram 42,6 lux sem difusor, mais de quatro vezes o valor da classe. Na caixa atual, que substituiu a primeira em 10 de outubro de 2026, a primeira leitura com o difusor deu 2,05 vezes o valor da classe; ajustado o difusor, a leitura a ciclo de trabalho pleno ficou em 1,57 vez.</w:t>
+        <w:t>Aqui se impõe uma cautela. A especificação elétrica dessas fitas é consistente entre fornecedores — sessenta emissores por metro, 14,4 W/m —, mas a fotométrica não: anúncios de produtos nominalmente idênticos declaram fluxos divergentes entre si. Nenhum desses valores é verificável pelos autores. O comprimento do segmento é, por isso, determinado por medição, e não por catálogo: parte-se de um trecho e ajusta-se o comprimento, em múltiplos do intervalo de seccionamento, até que a leitura a ciclo de trabalho pleno se situe entre uma vez e meia e duas vezes a iluminância média mantida da classe adotada. Quando o menor segmento admitido pelo seccionamento já excede o critério, interpõe-se um difusor entre o segmento e o plano de medição, e é a atenuação do difusor, e não o comprimento, que se ajusta. Foi o que ocorreu na bancada: na primeira montagem, três emissores a 0,44 m produziram 42,6 lux sem difusor, mais de quatro vezes o valor da classe. Na caixa atual, que substituiu a primeira em 10 de outubro de 2026, a primeira leitura com o difusor deu 2,05 vezes o valor da classe; ajustado o difusor, a leitura a ciclo de trabalho pleno ficou em 1,57 vez.</w:t>
       </w:r>
     </w:p>
     <w:p>
@@ -17509,6 +17773,7 @@
         <w:rPr>
           <w:lang w:val="pt-BR"/>
         </w:rPr>
+        <w:lastRenderedPageBreak/>
         <w:t>A modulação opera a 5 kHz com resolução de 12 bits, o que fornece 4.096 degraus de ciclo de trabalho. A frequência é suficientemente alta para que o período do sinal seja desprezível diante dos cerca de 440 ms de integração do sensor, com o registrador de tempo de medição no valor máximo, de modo que a leitura corresponde ao valor médio do fluxo e não a uma amostra da portadora. O Quadro 6 reúne o dimensionamento e sua correspondência com a norma.</w:t>
       </w:r>
     </w:p>
@@ -17520,7 +17785,7 @@
           <w:lang w:val="pt-BR"/>
         </w:rPr>
       </w:pPr>
-      <w:bookmarkStart w:id="37" w:name="_Toc242549722"/>
+      <w:bookmarkStart w:id="37" w:name="_Toc242567213"/>
       <w:r>
         <w:rPr>
           <w:sz w:val="20"/>
@@ -17881,7 +18146,6 @@
                 <w:sz w:val="20"/>
                 <w:szCs w:val="20"/>
               </w:rPr>
-              <w:lastRenderedPageBreak/>
               <w:t>Iluminação</w:t>
             </w:r>
             <w:proofErr w:type="spellEnd"/>
@@ -18413,7 +18677,7 @@
           <w:lang w:val="pt-BR"/>
         </w:rPr>
       </w:pPr>
-      <w:bookmarkStart w:id="38" w:name="_Toc242549670"/>
+      <w:bookmarkStart w:id="38" w:name="_Toc242567275"/>
       <w:r>
         <w:rPr>
           <w:lang w:val="pt-BR"/>
@@ -18435,6 +18699,7 @@
         <w:rPr>
           <w:lang w:val="pt-BR"/>
         </w:rPr>
+        <w:lastRenderedPageBreak/>
         <w:t>Medir 10 lux sob a iluminação de um recinto interno não produz resultado interpretável. O plano de medição é, por isso, alojado em anteparo opaco de face interna fosca, com a luminária em uma extremidade e o sensor na outra (Figura 2). A providência não é expediente de conveniência: é condição para que a grandeza medida seja a iluminância produzida pelo nó.</w:t>
       </w:r>
     </w:p>
@@ -18447,14 +18712,13 @@
           <w:lang w:val="pt-BR"/>
         </w:rPr>
       </w:pPr>
-      <w:bookmarkStart w:id="39" w:name="_Toc242549738"/>
+      <w:bookmarkStart w:id="39" w:name="_Toc242567230"/>
       <w:r>
         <w:rPr>
           <w:sz w:val="20"/>
           <w:szCs w:val="20"/>
           <w:lang w:val="pt-BR"/>
         </w:rPr>
-        <w:lastRenderedPageBreak/>
         <w:t xml:space="preserve">Figura </w:t>
       </w:r>
       <w:r>
@@ -18604,7 +18868,14 @@
         <w:rPr>
           <w:lang w:val="pt-BR"/>
         </w:rPr>
-        <w:t>Antes de cada sessão, a bancada é mantida a ciclo de trabalho pleno até estabilizar, considerada estável quando a média de um minuto difere menos de 0,1 % da do minuto anterior. No ensaio realizado na primeira caixa, a média subiu 0,34 % nos primeiros minutos e estabilizou em cerca de três minutos com a bancada fria, e em cerca de trinta segundos com ela já aquecida. Após cada troca de ciclo de trabalho, as duas primeiras leituras do sensor são descartadas, por provirem de integração iniciada antes da troca.</w:t>
+        <w:t xml:space="preserve">Antes de cada sessão, a bancada é mantida a ciclo de trabalho pleno até estabilizar, considerada estável quando a média de um minuto difere menos de 0,1 % da do minuto anterior. No ensaio realizado na primeira caixa, a média subiu 0,34 % nos primeiros minutos e estabilizou em cerca de três minutos com a bancada fria, e em cerca de trinta segundos com ela já aquecida. Após cada troca de ciclo de trabalho, </w:t>
+      </w:r>
+      <w:r>
+        <w:rPr>
+          <w:lang w:val="pt-BR"/>
+        </w:rPr>
+        <w:lastRenderedPageBreak/>
+        <w:t>as duas primeiras leituras do sensor são descartadas, por provirem de integração iniciada antes da troca.</w:t>
       </w:r>
     </w:p>
     <w:p>
@@ -18615,7 +18886,7 @@
           <w:lang w:val="pt-BR"/>
         </w:rPr>
       </w:pPr>
-      <w:bookmarkStart w:id="40" w:name="_Toc242549671"/>
+      <w:bookmarkStart w:id="40" w:name="_Toc242567276"/>
       <w:r>
         <w:rPr>
           <w:lang w:val="pt-BR"/>
@@ -18637,7 +18908,6 @@
         <w:rPr>
           <w:lang w:val="pt-BR"/>
         </w:rPr>
-        <w:lastRenderedPageBreak/>
         <w:t>A exatidão absoluta do sensor adotado não é verificada, e a bancada não dispõe de instrumento de referência calibrado contra padrão metrológico. Essa é a limitação de medição do arranjo, e convém delimitar com precisão o que ela afeta e o que não afeta.</w:t>
       </w:r>
     </w:p>
@@ -18702,14 +18972,14 @@
         <w:rPr>
           <w:lang w:val="pt-BR"/>
         </w:rPr>
-        <w:t xml:space="preserve">Restam, portanto, três propriedades a estabelecer, todas insensíveis ao erro sistemático e todas verificáveis com uma única cadeia de medição. A primeira é a repetibilidade: cada nível comandado é repetido em séries independentes, e a dispersão das leituras é reportada. A segunda é a monotonicidade e a linearidade da resposta: o ciclo de trabalho é varrido em degraus ao longo de toda a excursão, e a curva de iluminância resultante é levantada e reportada, por ser a propriedade de que dependem as afirmações relativas. A terceira é o controle da parcela ambiente, tratado </w:t>
+        <w:t xml:space="preserve">Restam, portanto, três propriedades a estabelecer, todas insensíveis ao erro sistemático e todas verificáveis com uma única cadeia de medição. A primeira é a repetibilidade: cada nível comandado é repetido em séries independentes, e a </w:t>
       </w:r>
       <w:r>
         <w:rPr>
           <w:lang w:val="pt-BR"/>
         </w:rPr>
         <w:lastRenderedPageBreak/>
-        <w:t>em 3.4.3. Nenhuma delas se confunde com a verificação prevista na norma para instalações, nos termos delimitados na abertura de 3.4.2.</w:t>
+        <w:t>dispersão das leituras é reportada. A segunda é a monotonicidade e a linearidade da resposta: o ciclo de trabalho é varrido em degraus ao longo de toda a excursão, e a curva de iluminância resultante é levantada e reportada, por ser a propriedade de que dependem as afirmações relativas. A terceira é o controle da parcela ambiente, tratado em 3.4.3. Nenhuma delas se confunde com a verificação prevista na norma para instalações, nos termos delimitados na abertura de 3.4.2.</w:t>
       </w:r>
     </w:p>
     <w:p>
@@ -18757,7 +19027,14 @@
         <w:rPr>
           <w:lang w:val="pt-BR"/>
         </w:rPr>
-        <w:t>O trabalho não afirma exatidão metrológica em iluminância, e o texto registra essa restrição entre as limitações. Afirma repetibilidade, monotonicidade e consistência interna da escala, que são as propriedades de que seus resultados dependem. A verificação cruzada contra instrumento de referência calibrado, ou contra segunda cadeia de medição de arquitetura distinta, figura entre as recomendações de 6.1. A distinção entre o que o arranjo estabelece e o que ele não estabelece é, ela própria, parte do que se pretende demonstrar.</w:t>
+        <w:t xml:space="preserve">O trabalho não afirma exatidão metrológica em iluminância, e o texto registra essa restrição entre as limitações. Afirma repetibilidade, monotonicidade e consistência interna da escala, que são as propriedades de que seus resultados dependem. A verificação cruzada contra instrumento de referência calibrado, ou contra segunda cadeia de medição de arquitetura distinta, figura entre as </w:t>
+      </w:r>
+      <w:r>
+        <w:rPr>
+          <w:lang w:val="pt-BR"/>
+        </w:rPr>
+        <w:lastRenderedPageBreak/>
+        <w:t>recomendações de 6.1. A distinção entre o que o arranjo estabelece e o que ele não estabelece é, ela própria, parte do que se pretende demonstrar.</w:t>
       </w:r>
     </w:p>
     <w:p>
@@ -18773,14 +19050,7 @@
         <w:rPr>
           <w:lang w:val="pt-BR"/>
         </w:rPr>
-        <w:t xml:space="preserve">A escolha por um único nó é deliberada e declarada. O objeto do trabalho é a camada de decisão, não o dispositivo; multiplicar nós acrescentaria custo e tempo </w:t>
-      </w:r>
-      <w:r>
-        <w:rPr>
-          <w:lang w:val="pt-BR"/>
-        </w:rPr>
-        <w:lastRenderedPageBreak/>
-        <w:t>sem acrescentar resultado. O controle coordenado de múltiplas luminárias é registrado entre as limitações e entre as recomendações de 6.1.</w:t>
+        <w:t>A escolha por um único nó é deliberada e declarada. O objeto do trabalho é a camada de decisão, não o dispositivo; multiplicar nós acrescentaria custo e tempo sem acrescentar resultado. O controle coordenado de múltiplas luminárias é registrado entre as limitações e entre as recomendações de 6.1.</w:t>
       </w:r>
     </w:p>
     <w:p>
@@ -18791,7 +19061,7 @@
           <w:lang w:val="pt-BR"/>
         </w:rPr>
       </w:pPr>
-      <w:bookmarkStart w:id="41" w:name="_Toc242549672"/>
+      <w:bookmarkStart w:id="41" w:name="_Toc242567277"/>
       <w:r>
         <w:rPr>
           <w:lang w:val="pt-BR"/>
@@ -18845,7 +19115,14 @@
         <w:rPr>
           <w:lang w:val="pt-BR"/>
         </w:rPr>
-        <w:t>A tolerância não é arbitrada: é fixada acima da dispersão apurada no ensaio de repetibilidade de 3.4.4, e nunca abaixo da resolução do instrumento no menor nível operado, de modo que o alerta não seja disparado pelo próprio instrumento. Adota-se o maior valor entre três vezes a maior dispersão relativa entre séries, apurada na sessão de calibração mais recente e restrita à faixa de operação, e um degrau e meio do sensor dividido pela iluminância do piso — 3,4 % na sessão adotada. Vale aqui a propriedade estabelecida naquela subseção — o diagnóstico opera sobre razão entre iluminâncias, e um erro sistemático de escala cancela-se na razão —, o que torna a função exequível com a cadeia de medição disponível, apesar de a exatidão absoluta do sensor não ser verificada.</w:t>
+        <w:t xml:space="preserve">A tolerância não é arbitrada: é fixada acima da dispersão apurada no ensaio de repetibilidade de 3.4.4, e nunca abaixo da resolução do instrumento no menor nível operado, de modo que o alerta não seja disparado pelo próprio instrumento. Adota-se o maior valor entre três vezes a maior dispersão relativa entre séries, apurada na sessão de calibração mais recente e restrita à faixa de operação, e um degrau e meio do sensor dividido pela iluminância do piso — 3,4 % na sessão adotada. Vale aqui a propriedade estabelecida naquela subseção — o diagnóstico opera sobre razão entre iluminâncias, e um erro sistemático de escala cancela-se na razão —, o que torna a </w:t>
+      </w:r>
+      <w:r>
+        <w:rPr>
+          <w:lang w:val="pt-BR"/>
+        </w:rPr>
+        <w:lastRenderedPageBreak/>
+        <w:t>função exequível com a cadeia de medição disponível, apesar de a exatidão absoluta do sensor não ser verificada.</w:t>
       </w:r>
     </w:p>
     <w:p>
@@ -18861,14 +19138,7 @@
         <w:rPr>
           <w:lang w:val="pt-BR"/>
         </w:rPr>
-        <w:t xml:space="preserve">Os dois alertas têm limiares distintos porque os fenômenos são distintos. A falha total é condição inequívoca, e o alerta é aberto após três leituras consecutivas. A perda de controle é gradual — sujeira, depreciação, deslocamento —, não exige </w:t>
-      </w:r>
-      <w:r>
-        <w:rPr>
-          <w:lang w:val="pt-BR"/>
-        </w:rPr>
-        <w:lastRenderedPageBreak/>
-        <w:t>ação em segundos, e o alerta só é aberto após doze leituras, o que praticamente elimina o alarme falso. Como o nó responde a cada comando, e o comando só é emitido quando o alvo muda ou precisa ser renovado (3.5.2), as leituras são espaçadas, e o alerta de perda de controle leva dezenas de minutos para ser aberto. Em ambos os casos o alerta é registro: não altera o nível de iluminação, função que cabe exclusivamente ao failsafe do nó.</w:t>
+        <w:t>Os dois alertas têm limiares distintos porque os fenômenos são distintos. A falha total é condição inequívoca, e o alerta é aberto após três leituras consecutivas. A perda de controle é gradual — sujeira, depreciação, deslocamento —, não exige ação em segundos, e o alerta só é aberto após doze leituras, o que praticamente elimina o alarme falso. Como o nó responde a cada comando, e o comando só é emitido quando o alvo muda ou precisa ser renovado (3.5.2), as leituras são espaçadas, e o alerta de perda de controle leva dezenas de minutos para ser aberto. Em ambos os casos o alerta é registro: não altera o nível de iluminação, função que cabe exclusivamente ao failsafe do nó.</w:t>
       </w:r>
     </w:p>
     <w:p>
@@ -18916,6 +19186,7 @@
         <w:rPr>
           <w:lang w:val="pt-BR"/>
         </w:rPr>
+        <w:lastRenderedPageBreak/>
         <w:t>Registre-se a consequência sobre a revisão bibliográfica. França Filho e Tavares (2025), apresentados em 2.8 como delimitação por contraste, por tratarem da confiabilidade do ativo e não da decisão sobre ele, passam a comparecer também como convergência: o diagnóstico aqui descrito é, em escala de um ponto de luz, a função cuja disponibilidade aqueles autores modelam em escala de parque.</w:t>
       </w:r>
     </w:p>
@@ -18927,12 +19198,11 @@
           <w:lang w:val="pt-BR"/>
         </w:rPr>
       </w:pPr>
-      <w:bookmarkStart w:id="42" w:name="_Toc242549673"/>
-      <w:r>
-        <w:rPr>
-          <w:lang w:val="pt-BR"/>
-        </w:rPr>
-        <w:lastRenderedPageBreak/>
+      <w:bookmarkStart w:id="42" w:name="_Toc242567278"/>
+      <w:r>
+        <w:rPr>
+          <w:lang w:val="pt-BR"/>
+        </w:rPr>
         <w:t>3.5 Dados urbanos e construção dos cenários</w:t>
       </w:r>
       <w:bookmarkEnd w:id="42"/>
@@ -18945,7 +19215,7 @@
           <w:lang w:val="pt-BR"/>
         </w:rPr>
       </w:pPr>
-      <w:bookmarkStart w:id="43" w:name="_Toc242549674"/>
+      <w:bookmarkStart w:id="43" w:name="_Toc242567279"/>
       <w:r>
         <w:rPr>
           <w:lang w:val="pt-BR"/>
@@ -19031,7 +19301,14 @@
         <w:rPr>
           <w:lang w:val="pt-BR"/>
         </w:rPr>
-        <w:t>Completam a suíte cenários adversariais, construídos para induzir a violação — movimentação alternando entre vazio e cheio a cada minuto, fora da cadência especificada, movimentação nula declarada e interrupção da publicação pela plataforma —, e um cenário de ruído na fronteira, em que o volume oscila em torno do tercil inferior. Este último foi acrescentado depois da primeira comparação entre a inferência nebulosa e uma tabela em degraus (3.9), para exercitar a região em que as duas diferem, que nenhum cenário anterior alcançava. Fora o adversarial de alternância, os cenários publicam o volume a cada 5 min, conforme a especificação de 3.5.2. O envelope esperado de cada cenário foi fixado antes de sua execução.</w:t>
+        <w:t xml:space="preserve">Completam a suíte cenários adversariais, construídos para induzir a violação — movimentação alternando entre vazio e cheio a cada minuto, fora da cadência especificada, movimentação nula declarada e interrupção da publicação pela plataforma —, e um cenário de ruído na fronteira, em que o volume oscila em torno do tercil inferior. Este último foi acrescentado depois da primeira comparação entre a inferência nebulosa e uma tabela em degraus (3.9), para exercitar a região em que as duas diferem, que nenhum cenário anterior alcançava. Fora o adversarial de </w:t>
+      </w:r>
+      <w:r>
+        <w:rPr>
+          <w:lang w:val="pt-BR"/>
+        </w:rPr>
+        <w:lastRenderedPageBreak/>
+        <w:t>alternância, os cenários publicam o volume a cada 5 min, conforme a especificação de 3.5.2. O envelope esperado de cada cenário foi fixado antes de sua execução.</w:t>
       </w:r>
     </w:p>
     <w:p>
@@ -19042,7 +19319,7 @@
           <w:lang w:val="pt-BR"/>
         </w:rPr>
       </w:pPr>
-      <w:bookmarkStart w:id="44" w:name="_Toc242549675"/>
+      <w:bookmarkStart w:id="44" w:name="_Toc242567280"/>
       <w:r>
         <w:rPr>
           <w:lang w:val="pt-BR"/>
@@ -19064,14 +19341,7 @@
         <w:rPr>
           <w:lang w:val="pt-BR"/>
         </w:rPr>
-        <w:t xml:space="preserve">A interface precisa dizer não apenas o que ocorre, mas onde. Com um único ponto de luz, todo evento valeria para ele; com mais de um, é preciso saber qual </w:t>
-      </w:r>
-      <w:r>
-        <w:rPr>
-          <w:lang w:val="pt-BR"/>
-        </w:rPr>
-        <w:lastRenderedPageBreak/>
-        <w:t>câmera observa a via que qual luminária ilumina. A plataforma publica, por isso, dois tipos de informação por trecho de via. O primeiro é o volume de movimentação: a média de pessoas presentes na área do trecho num período de 5 min. O segundo é a ocorrência de segurança ou de trânsito, publicada no momento em que é detectada, e o seu encerramento. A plataforma entrega contagem, e não nível normalizado: quem conhece a via é o serviço de decisão, que compara o volume com o movimento habitual daquele trecho (3.6).</w:t>
+        <w:t>A interface precisa dizer não apenas o que ocorre, mas onde. Com um único ponto de luz, todo evento valeria para ele; com mais de um, é preciso saber qual câmera observa a via que qual luminária ilumina. A plataforma publica, por isso, dois tipos de informação por trecho de via. O primeiro é o volume de movimentação: a média de pessoas presentes na área do trecho num período de 5 min. O segundo é a ocorrência de segurança ou de trânsito, publicada no momento em que é detectada, e o seu encerramento. A plataforma entrega contagem, e não nível normalizado: quem conhece a via é o serviço de decisão, que compara o volume com o movimento habitual daquele trecho (3.6).</w:t>
       </w:r>
     </w:p>
     <w:p>
@@ -19119,14 +19389,8 @@
         <w:rPr>
           <w:lang w:val="pt-BR"/>
         </w:rPr>
-        <w:t xml:space="preserve">A interface admite dois modos de envio, à escolha da plataforma: um trecho por mensagem ou um pacote com os trechos de uma região, de até 500 itens. Nos dois, cada trecho deve ser atualizado a cada 5 min, e os envios devem ser distribuídos ao longo do período, e não concentrados no mesmo instante. Com 50 mil câmeras, isso resulta em cerca de 170 publicações por segundo, carga modesta para um serviço em nuvem. No pacote, um item inválido é recusado sozinho, com o motivo, e os demais são gravados. Resumir o dado na origem e publicar apenas a medida </w:t>
-      </w:r>
-      <w:r>
-        <w:rPr>
-          <w:lang w:val="pt-BR"/>
-        </w:rPr>
         <w:lastRenderedPageBreak/>
-        <w:t>derivada reforça a proteção de dados de 3.10: a média de um período diz ainda menos sobre cada pessoa do que a contagem de um instante.</w:t>
+        <w:t>A interface admite dois modos de envio, à escolha da plataforma: um trecho por mensagem ou um pacote com os trechos de uma região, de até 500 itens. Nos dois, cada trecho deve ser atualizado a cada 5 min, e os envios devem ser distribuídos ao longo do período, e não concentrados no mesmo instante. Com 50 mil câmeras, isso resulta em cerca de 170 publicações por segundo, carga modesta para um serviço em nuvem. No pacote, um item inválido é recusado sozinho, com o motivo, e os demais são gravados. Resumir o dado na origem e publicar apenas a medida derivada reforça a proteção de dados de 3.10: a média de um período diz ainda menos sobre cada pessoa do que a contagem de um instante.</w:t>
       </w:r>
     </w:p>
     <w:p>
@@ -19174,14 +19438,8 @@
         <w:rPr>
           <w:lang w:val="pt-BR"/>
         </w:rPr>
-        <w:t xml:space="preserve">A associação foi construída sobre dado real. Recortou-se do GeoSampa um quarteirão do Jardim Helena, na zona leste, com 16 trechos e 36 postes. O nó de bancada representa um desses postes, próximo de uma esquina e associado a três trechos, e um segundo ponto, simulado, representa um poste de meio de quadra, associado a um único trecho. Dois achados decorrem do dado. O primeiro é que os segmentos do cadastro são curtos, de 30 m a 100 m, e com o raio adotado 17 dos 36 postes caem em três ou mais trechos, o que é conservador para a segurança e reduz </w:t>
-      </w:r>
-      <w:r>
-        <w:rPr>
-          <w:lang w:val="pt-BR"/>
-        </w:rPr>
         <w:lastRenderedPageBreak/>
-        <w:t>a atenuação. O segundo é que o cadastro tem ruído — placa duplicada, poste a mais de 25 m de qualquer trecho, endereço em texto livre —, e por isso a associação é geométrica, e não por nome de rua.</w:t>
+        <w:t>A associação foi construída sobre dado real. Recortou-se do GeoSampa um quarteirão do Jardim Helena, na zona leste, com 16 trechos e 36 postes. O nó de bancada representa um desses postes, próximo de uma esquina e associado a três trechos, e um segundo ponto, simulado, representa um poste de meio de quadra, associado a um único trecho. Dois achados decorrem do dado. O primeiro é que os segmentos do cadastro são curtos, de 30 m a 100 m, e com o raio adotado 17 dos 36 postes caem em três ou mais trechos, o que é conservador para a segurança e reduz a atenuação. O segundo é que o cadastro tem ruído — placa duplicada, poste a mais de 25 m de qualquer trecho, endereço em texto livre —, e por isso a associação é geométrica, e não por nome de rua.</w:t>
       </w:r>
     </w:p>
     <w:p>
@@ -19213,7 +19471,14 @@
         <w:rPr>
           <w:lang w:val="pt-BR"/>
         </w:rPr>
-        <w:t>A arquitetura do serviço segue o que o Caderno de Encargos exige do sistema de telegestão, e não a conveniência da bancada. O Caderno exige que a lógica e os modos de atuação sejam processados no controlador de cada luminária, que funciona sem comunicação com o centro de controle; que a central envie comandos isolados ou em grupo, programações ou a atualização de uma agenda residente no controlador; e admite até 180 s para a troca de dados entre a central e a luminária (SÃO PAULO, 2015, itens 7.1.1, 7.1.2 e 7.2.1). O que foi efetivamente implantado no parque não é conhecido e não é afirmado aqui. Seguindo essas exigências, o serviço decide quando chega volume ou ocorrência de um trecho, e só para os pontos de luz daquele trecho; publica comando apenas quando o nível-alvo muda, ou quando o anterior está a menos de 5 min de vencer e o novo vence depois dele; e uma varredura a cada minuto decide de novo os pontos cujo comando está vencendo. O nó executa a rampa e volta ao pleno no vencimento (3.4). Nos cenários de 4.2, isso reduziu os comandos a cerca de 1,3 % dos passos da rampa, sem mudar os resultados. Em escala de parque, com mais de seiscentos mil pontos e volume a cada 5 min, a ordem de grandeza passa de cerca de 120 mil comandos por segundo, se cada ponto recebesse comando a cada 5 s, para cerca de mil, cálculo e não medição.</w:t>
+        <w:t xml:space="preserve">A arquitetura do serviço segue o que o Caderno de Encargos exige do sistema de telegestão, e não a conveniência da bancada. O Caderno exige que a lógica e os modos de atuação sejam processados no controlador de cada luminária, que funciona sem comunicação com o centro de controle; que a central envie comandos isolados ou em grupo, programações ou a atualização de uma agenda residente no controlador; e admite até 180 s para a troca de dados entre a central e a luminária (SÃO PAULO, 2015, itens 7.1.1, 7.1.2 e 7.2.1). O que foi efetivamente implantado no parque não é conhecido e não é afirmado aqui. Seguindo essas exigências, o serviço decide quando chega volume ou ocorrência de um trecho, e só para os pontos de luz daquele trecho; publica comando apenas quando o nível-alvo muda, ou quando o anterior está a menos de 5 min de vencer e o novo vence depois dele; e uma varredura a cada minuto decide de novo os pontos cujo comando está vencendo. O nó executa a rampa e volta ao pleno no vencimento (3.4). Nos cenários de 4.2, isso reduziu os comandos a cerca de 1,3 % dos passos da rampa, sem mudar os resultados. Em escala de parque, com mais de seiscentos mil pontos e volume a cada 5 min, a ordem </w:t>
+      </w:r>
+      <w:r>
+        <w:rPr>
+          <w:lang w:val="pt-BR"/>
+        </w:rPr>
+        <w:lastRenderedPageBreak/>
+        <w:t>de grandeza passa de cerca de 120 mil comandos por segundo, se cada ponto recebesse comando a cada 5 s, para cerca de mil, cálculo e não medição.</w:t>
       </w:r>
     </w:p>
     <w:p>
@@ -19224,7 +19489,7 @@
           <w:lang w:val="pt-BR"/>
         </w:rPr>
       </w:pPr>
-      <w:bookmarkStart w:id="45" w:name="_Toc242549676"/>
+      <w:bookmarkStart w:id="45" w:name="_Toc242567281"/>
       <w:r>
         <w:rPr>
           <w:lang w:val="pt-BR"/>
@@ -19246,14 +19511,7 @@
         <w:rPr>
           <w:lang w:val="pt-BR"/>
         </w:rPr>
-        <w:t xml:space="preserve">A camada de previsão estima o nível de movimentação na próxima janela de operação a partir das janelas anteriores. Seu treinamento requer série histórica de contagem de pedestres com granularidade inferior à hora, e aqui se impõe uma </w:t>
-      </w:r>
-      <w:r>
-        <w:rPr>
-          <w:lang w:val="pt-BR"/>
-        </w:rPr>
-        <w:lastRenderedPageBreak/>
-        <w:t>constatação que o próprio trabalho denuncia: o município de São Paulo não disponibiliza série dessa natureza em seu portal de dados abertos. A consulta ao catálogo municipal, realizada em setembro de 2026, retorna para o termo pedestre um único conjunto, o cadastro de lombadas; e os dois conjuntos intitulados fluxo de pessoas correspondem a relatórios mensais de público de equipamentos concedidos, sem granularidade horária e sem referência a via pública. A contagem de pessoas é exigida contratualmente da plataforma municipal de videomonitoramento, conforme documentado em 2.3, e não é publicada.</w:t>
+        <w:t>A camada de previsão estima o nível de movimentação na próxima janela de operação a partir das janelas anteriores. Seu treinamento requer série histórica de contagem de pedestres com granularidade inferior à hora, e aqui se impõe uma constatação que o próprio trabalho denuncia: o município de São Paulo não disponibiliza série dessa natureza em seu portal de dados abertos. A consulta ao catálogo municipal, realizada em setembro de 2026, retorna para o termo pedestre um único conjunto, o cadastro de lombadas; e os dois conjuntos intitulados fluxo de pessoas correspondem a relatórios mensais de público de equipamentos concedidos, sem granularidade horária e sem referência a via pública. A contagem de pessoas é exigida contratualmente da plataforma municipal de videomonitoramento, conforme documentado em 2.3, e não é publicada.</w:t>
       </w:r>
     </w:p>
     <w:p>
@@ -19301,14 +19559,8 @@
         <w:rPr>
           <w:lang w:val="pt-BR"/>
         </w:rPr>
-        <w:t xml:space="preserve">O protocolo de avaliação é o usual para séries temporais e evita vazamento de informação: a partição entre treino e teste é cronológica, com o período final reservado ao teste, e o desempenho é reportado em erro absoluto médio e em raiz do erro quadrático médio. O modelo é confrontado com duas referências ingênuas — a persistência, que projeta o valor corrente, e a média sazonal, que projeta a média histórica daquela hora naquele dia da semana. É confrontado também com dois modelos de aprendizado treinados sobre a mesma partição e os mesmos atributos, </w:t>
-      </w:r>
-      <w:r>
-        <w:rPr>
-          <w:lang w:val="pt-BR"/>
-        </w:rPr>
         <w:lastRenderedPageBreak/>
-        <w:t>sem ajuste de hiperparâmetros: uma regressão linear, o modelo mais simples da família, e uma floresta aleatória, o outro modelo de árvores de uso corrente. A regra de leitura foi registrada antes do treino: há superioridade quando o erro absoluto médio é ao menos 2 % menor e menor na maioria dos sensores; diferença abaixo de 2 % é equivalência. A comparação é o que separa aprendizado de ornamento: caso o modelo treinado não supere as referências, o resultado é reportado como tal, e a conclusão é que um perfil horário fixo bastaria ao caso — achado igualmente informativo para a especificação da interface.</w:t>
+        <w:t>O protocolo de avaliação é o usual para séries temporais e evita vazamento de informação: a partição entre treino e teste é cronológica, com o período final reservado ao teste, e o desempenho é reportado em erro absoluto médio e em raiz do erro quadrático médio. O modelo é confrontado com duas referências ingênuas — a persistência, que projeta o valor corrente, e a média sazonal, que projeta a média histórica daquela hora naquele dia da semana. É confrontado também com dois modelos de aprendizado treinados sobre a mesma partição e os mesmos atributos, sem ajuste de hiperparâmetros: uma regressão linear, o modelo mais simples da família, e uma floresta aleatória, o outro modelo de árvores de uso corrente. A regra de leitura foi registrada antes do treino: há superioridade quando o erro absoluto médio é ao menos 2 % menor e menor na maioria dos sensores; diferença abaixo de 2 % é equivalência. A comparação é o que separa aprendizado de ornamento: caso o modelo treinado não supere as referências, o resultado é reportado como tal, e a conclusão é que um perfil horário fixo bastaria ao caso — achado igualmente informativo para a especificação da interface.</w:t>
       </w:r>
     </w:p>
     <w:p>
@@ -19340,7 +19592,14 @@
         <w:rPr>
           <w:lang w:val="pt-BR"/>
         </w:rPr>
-        <w:t>Em operação, a série não chega pronta: o serviço a constrói a partir dos volumes de cada trecho (3.5.2), como média das médias de 5 min em blocos de 15 min, dividida por uma régua do trecho — o percentil 99 das médias de 15 min dos últimos 28 dias, o mesmo critério do treino, calculado quando há ao menos 672 blocos, sete dias, de volume; até lá, um valor inicial declarado de cinco pessoas. A régua muda devagar e é recalculada uma vez por dia, e não a cada decisão. Para um ponto de luz associado a vários trechos, prevalece o maior nível normalizado entre eles, pelo mesmo lado seguro. O volume observado, que entra na inferência, é normalizado pela mesma régua, de modo que observado e previsto ficam na mesma escala. O arranque com referência arbitrada é limitação declarada em 5.3.</w:t>
+        <w:t xml:space="preserve">Em operação, a série não chega pronta: o serviço a constrói a partir dos volumes de cada trecho (3.5.2), como média das médias de 5 min em blocos de 15 min, dividida por uma régua do trecho — o percentil 99 das médias de 15 min dos últimos 28 dias, o mesmo critério do treino, calculado quando há ao menos 672 blocos, </w:t>
+      </w:r>
+      <w:r>
+        <w:rPr>
+          <w:lang w:val="pt-BR"/>
+        </w:rPr>
+        <w:lastRenderedPageBreak/>
+        <w:t>sete dias, de volume; até lá, um valor inicial declarado de cinco pessoas. A régua muda devagar e é recalculada uma vez por dia, e não a cada decisão. Para um ponto de luz associado a vários trechos, prevalece o maior nível normalizado entre eles, pelo mesmo lado seguro. O volume observado, que entra na inferência, é normalizado pela mesma régua, de modo que observado e previsto ficam na mesma escala. O arranque com referência arbitrada é limitação declarada em 5.3.</w:t>
       </w:r>
     </w:p>
     <w:p>
@@ -19356,7 +19615,6 @@
         <w:rPr>
           <w:lang w:val="pt-BR"/>
         </w:rPr>
-        <w:lastRenderedPageBreak/>
         <w:t>A régua segue quatro requisitos do projeto: escala de 0, via vazia, a 1, o cheio típico da via; pouca influência de eventos raros; estabilidade com 28 dias de dado; e cálculo simples, trecho a trecho, no banco. A normalização pelo máximo deixaria um único evento definir a escala; a padronização pela média e pelo desvio produz valores negativos e sem limite; a escala pela mediana e pela dispersão central cresce sem controle à noite, quando a mediana é quase zero; e a transformação em postos perde a proporção entre os volumes. Em 28 dias, o percentil 99 é definido por cerca dos 27 blocos mais cheios: o bastante para a estimativa ser estável, e pouco o bastante para deixar os eventos raros acima dela, onde o nível é limitado a 1. O valor 99 é critério dos autores. Num teste de sensibilidade feito depois da escolha, trocar o 99 por 95, 99,5 ou 99,9 manteve a mesma faixa de movimentação em 95,7 % a 99,2 % dos blocos noturnos de 2019, pela régua do treino e pela de 28 dias; o percentil 95 deixa 5,5 % dos blocos no limite de 1, e a variação diária da régua ficou abaixo de 5 % em 95 % dos dias, nos quatro percentis.</w:t>
       </w:r>
     </w:p>
@@ -19389,14 +19647,14 @@
         <w:rPr>
           <w:lang w:val="pt-BR"/>
         </w:rPr>
-        <w:t xml:space="preserve">A série de Zurique substituiu, depois de obtidos os primeiros resultados, a série horária de pedestres de Melbourne (CITY OF MELBOURNE, 2026), adotada nas versões anteriores, e a troca é declarada por ter sido decidida à vista deles. Com a série horária, o modelo superava as referências no erro, mas, no sistema, a média sazonal do próprio ponto o igualava; um experimento com protocolo fixado antes do treino, sobre a série de Zurique, mostrou que a vantagem do modelo sobre a melhor referência simples aparece na resolução de 15 min e desaparece com os mesmos dados somados por hora (4.6, Tabela 4). O critério de leitura daquele experimento — </w:t>
+        <w:t xml:space="preserve">A série de Zurique substituiu, depois de obtidos os primeiros resultados, a série horária de pedestres de Melbourne (CITY OF MELBOURNE, 2026), adotada nas </w:t>
       </w:r>
       <w:r>
         <w:rPr>
           <w:lang w:val="pt-BR"/>
         </w:rPr>
         <w:lastRenderedPageBreak/>
-        <w:t>superar a melhor referência simples, no período noturno, em ao menos 2 pontos percentuais no acerto da faixa e em ao menos 0,02 na medida F1 — foi mantido para o modelo em operação. Os limiares são critério dos autores, e não valor de norma ou de literatura; o que lhes dá validade é terem sido fixados antes do resultado. Fica, da série de Melbourne, um achado: quando o dado de movimento só existe por hora, o modelo treinado é substituível por uma média sazonal, e a solução entrega menos do que a sua arquitetura permite.</w:t>
+        <w:t>versões anteriores, e a troca é declarada por ter sido decidida à vista deles. Com a série horária, o modelo superava as referências no erro, mas, no sistema, a média sazonal do próprio ponto o igualava; um experimento com protocolo fixado antes do treino, sobre a série de Zurique, mostrou que a vantagem do modelo sobre a melhor referência simples aparece na resolução de 15 min e desaparece com os mesmos dados somados por hora (4.6, Tabela 4). O critério de leitura daquele experimento — superar a melhor referência simples, no período noturno, em ao menos 2 pontos percentuais no acerto da faixa e em ao menos 0,02 na medida F1 — foi mantido para o modelo em operação. Os limiares são critério dos autores, e não valor de norma ou de literatura; o que lhes dá validade é terem sido fixados antes do resultado. Fica, da série de Melbourne, um achado: quando o dado de movimento só existe por hora, o modelo treinado é substituível por uma média sazonal, e a solução entrega menos do que a sua arquitetura permite.</w:t>
       </w:r>
     </w:p>
     <w:p>
@@ -19407,7 +19665,7 @@
           <w:lang w:val="pt-BR"/>
         </w:rPr>
       </w:pPr>
-      <w:bookmarkStart w:id="46" w:name="_Toc242549677"/>
+      <w:bookmarkStart w:id="46" w:name="_Toc242567282"/>
       <w:r>
         <w:rPr>
           <w:lang w:val="pt-BR"/>
@@ -19440,7 +19698,7 @@
           <w:lang w:val="pt-BR"/>
         </w:rPr>
       </w:pPr>
-      <w:bookmarkStart w:id="47" w:name="_Toc242549723"/>
+      <w:bookmarkStart w:id="47" w:name="_Toc242567214"/>
       <w:r>
         <w:rPr>
           <w:sz w:val="20"/>
@@ -19803,6 +20061,7 @@
                 <w:sz w:val="20"/>
                 <w:szCs w:val="20"/>
               </w:rPr>
+              <w:lastRenderedPageBreak/>
               <w:t>Ocorrência</w:t>
             </w:r>
             <w:proofErr w:type="spellEnd"/>
@@ -20011,7 +20270,6 @@
                 <w:szCs w:val="20"/>
                 <w:lang w:val="pt-BR"/>
               </w:rPr>
-              <w:lastRenderedPageBreak/>
               <w:t>Classe de iluminação da via</w:t>
             </w:r>
           </w:p>
@@ -20099,14 +20357,14 @@
         <w:rPr>
           <w:lang w:val="pt-BR"/>
         </w:rPr>
-        <w:t xml:space="preserve">Definidas as variáveis, restam as partições — os conjuntos linguísticos em que o universo de discurso de cada variável contínua é dividido. As variáveis de movimentação, a observada e a prevista, são particionadas em baixa, média e alta, e as fronteiras entre esses conjuntos são fixadas nos tercis da distribuição observada na série adotada, normalizada por ponto de medição. Na série adotada, as fronteiras resultam em 0,069 e 0,295 do nível normalizado, valores assimétricos que refletem a predominância de períodos de baixa circulação. Os dois valores são únicos e calculados sobre todos os blocos de 15 min do treino, de todos os pontos reunidos; no período noturno, em que o sistema decide, 56 % dos blocos do treino ficam na faixa baixa. Os valores não são arbitrados: derivam do dado e são reproduzíveis por qualquer leitor que aplique o mesmo procedimento à mesma série; a escolha dos tercis como critério é dos autores (5.3). A necessidade do critério decorre de uma lacuna da norma: a ABNT NBR 5101 condiciona a classe ao nível de atividade de pedestres e recomenda reduzir a iluminância nos horários de baixa movimentação (subseção 6.3 da norma), mas não fixa valores numéricos que distingam movimentação baixa, média e alta. Os tercis preenchem essa lacuna, e a normalização compara cada trecho com o seu próprio histórico. O número de conjuntos tampouco é arbitrário: corresponde ao número de classes que a norma admite para um mesmo ponto de luz em iluminação adaptativa — a classe da via e até duas imediatamente inferiores (6.10.2) —, de modo que cada conjunto de movimentação se associa a uma classe normativa. Caso a norma venha a admitir mais degraus, a camada de verificação continua a impor o piso lido da tabela de classes, e a ampliação exige apenas nova versão da base de regras, com partição correspondente. É também coerente com a normalização declarada em 3.6 — aplicados sobre o nível normalizado de cada ponto, os mesmos dois valores acompanham o patamar local de circulação, e o que se transfere da série de Zurique continua sendo a estrutura da distribuição, e não o valor absoluto de contagem. As demais variáveis não demandam esse tratamento: ocorrência reportada é categórica, </w:t>
+        <w:t xml:space="preserve">Definidas as variáveis, restam as partições — os conjuntos linguísticos em que o universo de discurso de cada variável contínua é dividido. As variáveis de movimentação, a observada e a prevista, são particionadas em baixa, média e alta, e as fronteiras entre esses conjuntos são fixadas nos tercis da distribuição observada na série adotada, normalizada por ponto de medição. Na série adotada, as fronteiras resultam em 0,069 e 0,295 do nível normalizado, valores assimétricos que refletem a predominância de períodos de baixa circulação. Os dois valores são únicos e calculados sobre todos os blocos de 15 min do treino, de todos os pontos reunidos; no período noturno, em que o sistema decide, 56 % dos blocos do treino ficam na faixa baixa. Os valores não são arbitrados: derivam do dado e são reproduzíveis por qualquer leitor que aplique o mesmo procedimento à mesma série; a escolha dos tercis como critério é dos autores (5.3). A necessidade do critério decorre de uma lacuna da norma: a ABNT NBR 5101 condiciona a classe ao nível de atividade de pedestres e recomenda reduzir a iluminância nos horários de baixa movimentação (subseção 6.3 da norma), mas não fixa valores numéricos que distingam movimentação baixa, média e alta. Os tercis preenchem essa lacuna, e a normalização compara cada trecho com o seu próprio histórico. O número de conjuntos tampouco é arbitrário: corresponde ao número de classes que a norma admite para um mesmo ponto de luz em iluminação adaptativa — a classe da via e até duas imediatamente inferiores (6.10.2) —, de modo que cada conjunto de movimentação se associa a uma classe normativa. Caso a norma venha a admitir mais degraus, a camada de verificação continua a impor o piso lido da tabela de classes, e a ampliação exige apenas nova versão da base de regras, com partição </w:t>
       </w:r>
       <w:r>
         <w:rPr>
           <w:lang w:val="pt-BR"/>
         </w:rPr>
         <w:lastRenderedPageBreak/>
-        <w:t>a faixa horária é fixada pelo relógio e a classe de iluminação é atributo do ponto de luz.</w:t>
+        <w:t>correspondente. É também coerente com a normalização declarada em 3.6 — aplicados sobre o nível normalizado de cada ponto, os mesmos dois valores acompanham o patamar local de circulação, e o que se transfere da série de Zurique continua sendo a estrutura da distribuição, e não o valor absoluto de contagem. As demais variáveis não demandam esse tratamento: ocorrência reportada é categórica, a faixa horária é fixada pelo relógio e a classe de iluminação é atributo do ponto de luz.</w:t>
       </w:r>
     </w:p>
     <w:p>
@@ -20154,14 +20412,8 @@
         <w:rPr>
           <w:lang w:val="pt-BR"/>
         </w:rPr>
-        <w:t xml:space="preserve">A saída é expressa em degraus de classe: zero corresponde à classe da via, um à classe imediatamente inferior e dois à classe mínima admitida para dimerização. Os três conjuntos de saída são simétricos em torno de cada degrau, de modo que uma regra ativada isoladamente produz exatamente a classe correspondente, e a combinação de regras, um degrau intermediário. O degrau é convertido em fração contínua do fluxo pleno por interpolação linear entre as iluminâncias das classes, lidas </w:t>
-      </w:r>
-      <w:r>
-        <w:rPr>
-          <w:lang w:val="pt-BR"/>
-        </w:rPr>
         <w:lastRenderedPageBreak/>
-        <w:t>da tabela de classes (RF09): para a classe P3, os degraus valem 1,0, 0,75 e 0,5 do pleno, isto é, as classes P3, P4 e P5 do Quadro 8, e nenhum desses valores reside no código. Classes com menos degraus disponíveis os repetem, e uma classe não dimerizável permanece sempre no pleno. O piso continua a ser imposto pela camada de verificação, que o lê da mesma tabela e não depende da inferência, o que torna contável, no registro, cada correção que a verificação impõe.</w:t>
+        <w:t>A saída é expressa em degraus de classe: zero corresponde à classe da via, um à classe imediatamente inferior e dois à classe mínima admitida para dimerização. Os três conjuntos de saída são simétricos em torno de cada degrau, de modo que uma regra ativada isoladamente produz exatamente a classe correspondente, e a combinação de regras, um degrau intermediário. O degrau é convertido em fração contínua do fluxo pleno por interpolação linear entre as iluminâncias das classes, lidas da tabela de classes (RF09): para a classe P3, os degraus valem 1,0, 0,75 e 0,5 do pleno, isto é, as classes P3, P4 e P5 do Quadro 8, e nenhum desses valores reside no código. Classes com menos degraus disponíveis os repetem, e uma classe não dimerizável permanece sempre no pleno. O piso continua a ser imposto pela camada de verificação, que o lê da mesma tabela e não depende da inferência, o que torna contável, no registro, cada correção que a verificação impõe.</w:t>
       </w:r>
     </w:p>
     <w:p>
@@ -20193,14 +20445,14 @@
         <w:rPr>
           <w:lang w:val="pt-BR"/>
         </w:rPr>
-        <w:t xml:space="preserve">O método é o de Mamdani na forma usual: conjunção e implicação pelo mínimo, agregação pelo máximo e defuzificação pelo centroide (MAMDANI; ASSILIAN, 1975). A base vigente tem sete regras. Três mantêm a classe da via: a ocorrência reportada, a movimentação observada alta e a movimentação prevista alta, por antecipação. Quatro descem de classe, e todas exigem ausência de ocorrência: a movimentação observada média conduz a uma classe abaixo; a observada baixa com previsão baixa, à classe mínima; a observada baixa com previsão média, a uma classe abaixo; e a observada baixa no início da noite, a uma classe abaixo, como evidência de apoio. A evidência de risco não é diluída na agregação por uma regra de redução ativa ao mesmo tempo — restrição deliberada de interpretabilidade, na linha de Pickering, Cohen e De Baets (2026). A faixa horária é medida em horas desde as 18 h e dividida em início da noite, madrugada e pré-amanhecer. Se nenhuma regra for ativada, o nível pretendido é o pleno; com a base vigente, isso ocorre apenas quando falta o volume do trecho, porque falta de informação nunca produz atenuação. Qualquer alteração da base gera nova versão, identificada pelo conteúdo do arquivo, e cada decisão registra a versão que a produziu. A base vigente sucede duas versões. A primeira, de oito regras, já decidia pelo volume, mas exprimia a saída em frações fixas do pleno, que não correspondiam a classe alguma. A segunda levava ao pleno qualquer pedestre presente e foi abandonada por ir além da norma: a classe mínima admitida é, ela própria, classe de pedestres, com iluminância vertical mínima destinada ao reconhecimento facial (Quadro 8), de modo que uma pessoa numa via de pouco movimento está atendida nela, e exigir o pleno retirava da atenuação o seu sentido. Depois, a troca da série de treino (3.6) mudou os tercis e a largura das rampas, sem </w:t>
+        <w:t xml:space="preserve">O método é o de Mamdani na forma usual: conjunção e implicação pelo mínimo, agregação pelo máximo e defuzificação pelo centroide (MAMDANI; ASSILIAN, 1975). A base vigente tem sete regras. Três mantêm a classe da via: a ocorrência reportada, a movimentação observada alta e a movimentação prevista alta, por antecipação. Quatro descem de classe, e todas exigem ausência de ocorrência: a movimentação observada média conduz a uma classe abaixo; a observada baixa com previsão baixa, à classe mínima; a observada baixa com previsão média, a uma classe abaixo; e a observada baixa no início da noite, a uma classe abaixo, como evidência de apoio. A evidência de risco não é diluída na agregação por uma regra de redução ativa ao mesmo tempo — restrição deliberada de interpretabilidade, na linha de Pickering, Cohen e De Baets (2026). A faixa horária é medida em horas desde as 18 h e dividida em início da noite, madrugada e pré-amanhecer. Se nenhuma regra for ativada, o nível pretendido é o pleno; com a base vigente, isso ocorre apenas quando falta o volume do trecho, porque falta de informação nunca produz atenuação. Qualquer alteração da base gera nova versão, identificada pelo conteúdo do arquivo, e cada decisão registra a versão que a produziu. A base vigente sucede duas versões. A primeira, de oito regras, já decidia pelo volume, mas exprimia a saída em frações fixas do pleno, </w:t>
       </w:r>
       <w:r>
         <w:rPr>
           <w:lang w:val="pt-BR"/>
         </w:rPr>
         <w:lastRenderedPageBreak/>
-        <w:t>mudar as sete regras. Cada decisão grava ainda as entradas da inferência e o grau com que cada regra foi ativada, o que permite explicá-la regra a regra.</w:t>
+        <w:t>que não correspondiam a classe alguma. A segunda levava ao pleno qualquer pedestre presente e foi abandonada por ir além da norma: a classe mínima admitida é, ela própria, classe de pedestres, com iluminância vertical mínima destinada ao reconhecimento facial (Quadro 8), de modo que uma pessoa numa via de pouco movimento está atendida nela, e exigir o pleno retirava da atenuação o seu sentido. Depois, a troca da série de treino (3.6) mudou os tercis e a largura das rampas, sem mudar as sete regras. Cada decisão grava ainda as entradas da inferência e o grau com que cada regra foi ativada, o que permite explicá-la regra a regra.</w:t>
       </w:r>
     </w:p>
     <w:p>
@@ -20248,14 +20500,14 @@
         <w:rPr>
           <w:lang w:val="pt-BR"/>
         </w:rPr>
-        <w:t xml:space="preserve">A escolha foi confrontada com a alternativa mais simples: a mesma base, com os mesmos tercis, operando como tabela em degraus, sem pertinência parcial. Na suíte de cenários, as duas empatam em segurança, aderência ao envelope e energia. A diferença aparece quando o volume oscila em torno de uma fronteira: a tabela salta entre classes em degraus inteiros, e a inferência nebulosa responde com ajustes menores e mais frequentes. O trabalho não fundamenta a escolha em economia de energia; fundamenta-a na legibilidade da base, com os números reportados no Capítulo 4. A comparação foi depois repetida em seis cenários construídos só para essa região, com o volume sorteado em torno de cada tercil e critério fixado antes da execução: a inferência nebulosa só seria considerada não substituível se apresentasse, ao mesmo tempo, menor variação total e menos inversões de sentido que a tabela. Não apresentou: reduziu a variação total e os saltos bruscos, e inverteu </w:t>
+        <w:t xml:space="preserve">A escolha foi confrontada com a alternativa mais simples: a mesma base, com os mesmos tercis, operando como tabela em degraus, sem pertinência parcial. Na suíte de cenários, as duas empatam em segurança, aderência ao envelope e energia. A diferença aparece quando o volume oscila em torno de uma fronteira: a tabela salta entre classes em degraus inteiros, e a inferência nebulosa responde com ajustes menores e mais frequentes. O trabalho não fundamenta a escolha em economia de </w:t>
       </w:r>
       <w:r>
         <w:rPr>
           <w:lang w:val="pt-BR"/>
         </w:rPr>
         <w:lastRenderedPageBreak/>
-        <w:t>o sentido mais vezes (4.6). O trabalho declara, por isso, que a pertinência parcial é a forma de expressão e de execução da base de regras, com efeito medido na suavidade da resposta, e não componente cuja retirada degrade a segurança ou o consumo. Um último confronto empregou noites reais com contagem de 15 min, contou apenas as mudanças de nível perceptíveis e incluiu uma tabela com histerese de descida; também nele a inferência nebulosa não superou as tabelas (4.6).</w:t>
+        <w:t>energia; fundamenta-a na legibilidade da base, com os números reportados no Capítulo 4. A comparação foi depois repetida em seis cenários construídos só para essa região, com o volume sorteado em torno de cada tercil e critério fixado antes da execução: a inferência nebulosa só seria considerada não substituível se apresentasse, ao mesmo tempo, menor variação total e menos inversões de sentido que a tabela. Não apresentou: reduziu a variação total e os saltos bruscos, e inverteu o sentido mais vezes (4.6). O trabalho declara, por isso, que a pertinência parcial é a forma de expressão e de execução da base de regras, com efeito medido na suavidade da resposta, e não componente cuja retirada degrade a segurança ou o consumo. Um último confronto empregou noites reais com contagem de 15 min, contou apenas as mudanças de nível perceptíveis e incluiu uma tabela com histerese de descida; também nele a inferência nebulosa não superou as tabelas (4.6).</w:t>
       </w:r>
     </w:p>
     <w:p>
@@ -20327,14 +20579,14 @@
         <w:rPr>
           <w:lang w:val="pt-BR"/>
         </w:rPr>
-        <w:t xml:space="preserve">O serviço verifica o piso: o nível-alvo emitido é o maior entre o pretendido e o piso, e registra-se como restrição aplicada o piso, quando houve correção, ou nenhuma. O valor taxa permanece no domínio da restrição para os registros anteriores à arquitetura de 3.5.2, em que o serviço conduzia a rampa. A taxa é aplicada pelo nó, a cada passo, pela mesma regra de cálculo (3.4). A camada é, por construção, não decrescente em relação ao nível pretendido — nunca devolve nível menor que o pedido pela inferência —, e essa propriedade é conferida a cada decisão, e não apenas afirmada. O nível é representado com três casas decimais, do serviço ao banco, e os arredondamentos são sempre no sentido seguro: o piso para cima e a </w:t>
+        <w:t xml:space="preserve">O serviço verifica o piso: o nível-alvo emitido é o maior entre o pretendido e o piso, e registra-se como restrição aplicada o piso, quando houve correção, ou nenhuma. O valor taxa permanece no domínio da restrição para os registros anteriores à arquitetura de 3.5.2, em que o serviço conduzia a rampa. A taxa é aplicada pelo nó, </w:t>
       </w:r>
       <w:r>
         <w:rPr>
           <w:lang w:val="pt-BR"/>
         </w:rPr>
         <w:lastRenderedPageBreak/>
-        <w:t>queda admitida para baixo. A taxa, prescrita pela norma de forma geral e não por classe, é gravada como atributo de cada classe, conforme o Quadro 16.</w:t>
+        <w:t>a cada passo, pela mesma regra de cálculo (3.4). A camada é, por construção, não decrescente em relação ao nível pretendido — nunca devolve nível menor que o pedido pela inferência —, e essa propriedade é conferida a cada decisão, e não apenas afirmada. O nível é representado com três casas decimais, do serviço ao banco, e os arredondamentos são sempre no sentido seguro: o piso para cima e a queda admitida para baixo. A taxa, prescrita pela norma de forma geral e não por classe, é gravada como atributo de cada classe, conforme o Quadro 16.</w:t>
       </w:r>
     </w:p>
     <w:p>
@@ -20393,7 +20645,7 @@
           <w:lang w:val="pt-BR"/>
         </w:rPr>
       </w:pPr>
-      <w:bookmarkStart w:id="48" w:name="_Toc242549678"/>
+      <w:bookmarkStart w:id="48" w:name="_Toc242567283"/>
       <w:r>
         <w:rPr>
           <w:lang w:val="pt-BR"/>
@@ -20415,14 +20667,8 @@
         <w:rPr>
           <w:lang w:val="pt-BR"/>
         </w:rPr>
-        <w:t xml:space="preserve">A verificação de conformidade exige a fixação prévia de uma classe, determinada pelo procedimento da ABNT NBR 5101 e não arbitrada. Adota-se como cenário de referência a calçada de via urbana local, para a qual os parâmetros normativos assumem os seguintes valores: velocidade baixa, inferior a 30 km/h; volume de tráfego moderado; composição com pedestres e veículos motorizados; </w:t>
-      </w:r>
-      <w:r>
-        <w:rPr>
-          <w:lang w:val="pt-BR"/>
-        </w:rPr>
         <w:lastRenderedPageBreak/>
-        <w:t>presença de veículos estacionados; e luminância de ambiente moderada. A soma dos fatores de ponderação conduz, pela equação normativa de seleção, à classe P3.</w:t>
+        <w:t>A verificação de conformidade exige a fixação prévia de uma classe, determinada pelo procedimento da ABNT NBR 5101 e não arbitrada. Adota-se como cenário de referência a calçada de via urbana local, para a qual os parâmetros normativos assumem os seguintes valores: velocidade baixa, inferior a 30 km/h; volume de tráfego moderado; composição com pedestres e veículos motorizados; presença de veículos estacionados; e luminância de ambiente moderada. A soma dos fatores de ponderação conduz, pela equação normativa de seleção, à classe P3.</w:t>
       </w:r>
     </w:p>
     <w:p>
@@ -20449,7 +20695,7 @@
           <w:lang w:val="pt-BR"/>
         </w:rPr>
       </w:pPr>
-      <w:bookmarkStart w:id="49" w:name="_Toc242549724"/>
+      <w:bookmarkStart w:id="49" w:name="_Toc242567215"/>
       <w:r>
         <w:rPr>
           <w:sz w:val="20"/>
@@ -21112,7 +21358,7 @@
           <w:lang w:val="pt-BR"/>
         </w:rPr>
       </w:pPr>
-      <w:bookmarkStart w:id="50" w:name="_Toc242549679"/>
+      <w:bookmarkStart w:id="50" w:name="_Toc242567284"/>
       <w:r>
         <w:rPr>
           <w:lang w:val="pt-BR"/>
@@ -21151,7 +21397,14 @@
         <w:rPr>
           <w:lang w:val="pt-BR"/>
         </w:rPr>
-        <w:t>Etapa 3 — Treinamento e avaliação da camada de previsão. Constrói-se o conjunto de atributos a partir da série de 15 min adotada, treina-se o modelo de reforço de gradiente sobre partição cronológica e afere-se seu erro contra as referências de persistência e de média sazonal. Produz o objetivo específico g).</w:t>
+        <w:t xml:space="preserve">Etapa 3 — Treinamento e avaliação da camada de previsão. Constrói-se o conjunto de atributos a partir da série de 15 min adotada, treina-se o modelo </w:t>
+      </w:r>
+      <w:r>
+        <w:rPr>
+          <w:lang w:val="pt-BR"/>
+        </w:rPr>
+        <w:lastRenderedPageBreak/>
+        <w:t>de reforço de gradiente sobre partição cronológica e afere-se seu erro contra as referências de persistência e de média sazonal. Produz o objetivo específico g).</w:t>
       </w:r>
     </w:p>
     <w:p>
@@ -21168,7 +21421,6 @@
         <w:rPr>
           <w:lang w:val="pt-BR"/>
         </w:rPr>
-        <w:lastRenderedPageBreak/>
         <w:t xml:space="preserve">Etapa 4 — Verificação do invariante de segurança. Submete-se o sistema à suíte de cenários e verifica-se, para cada decisão emitida, se algum dos dois limites normativos foi transgredido. A avaliação é exaustiva e o critério é categórico: nenhuma violação é admitida. Incluem-se cenários adversariais, construídos para induzir a inferência a produzir decisão inadmissível, de modo que a verificação seja submetida a esforço e não apenas exercitada. Os cenários correm em relógio virtual, com passo igual ao da rampa do nó, de 5 s, o que torna a suíte repetível e rápida sem alterar a rampa, que continua limitada a um décimo por minuto; o serviço decide e publica como em operação (3.5.2), e um nó virtual, com a mesma regra do nó físico, produz o nível de cada passo, sobre o qual se contam as violações; cada execução enxerga apenas os eventos que ela própria publicou. </w:t>
       </w:r>
       <w:proofErr w:type="spellStart"/>
@@ -21259,7 +21511,14 @@
         <w:rPr>
           <w:lang w:val="pt-BR"/>
         </w:rPr>
-        <w:t xml:space="preserve">Etapa 6 — Avaliação da concordância e especificação da interface. Compara-se a decisão produzida em cada cenário com o envelope esperado, analisando-se as discordâncias. Consolida-se, a partir da interface emulada e do que a análise documental indicou estar disponível na plataforma municipal, a especificação de integração. </w:t>
+        <w:t xml:space="preserve">Etapa 6 — Avaliação da concordância e especificação da interface. Compara-se a decisão produzida em cada cenário com o envelope esperado, analisando-se as discordâncias. Consolida-se, a partir da interface emulada e do que a análise documental indicou estar disponível </w:t>
+      </w:r>
+      <w:r>
+        <w:rPr>
+          <w:lang w:val="pt-BR"/>
+        </w:rPr>
+        <w:lastRenderedPageBreak/>
+        <w:t xml:space="preserve">na plataforma municipal, a especificação de integração. </w:t>
       </w:r>
       <w:proofErr w:type="spellStart"/>
       <w:r>
@@ -21303,14 +21562,7 @@
         <w:rPr>
           <w:lang w:val="pt-BR"/>
         </w:rPr>
-        <w:t xml:space="preserve">Etapa 7 — Estimativa de consumo e comparação de regimes. Integra-se a trajetória de ciclo de trabalho registrada em cada cenário, calcula-se a </w:t>
-      </w:r>
-      <w:r>
-        <w:rPr>
-          <w:lang w:val="pt-BR"/>
-        </w:rPr>
-        <w:lastRenderedPageBreak/>
-        <w:t>energia estimada para o regime adaptativo e para as duas linhas de base e reporta-se, ao lado de cada valor, a aderência ao envelope esperado, conforme 3.11. Produz o objetivo específico i).</w:t>
+        <w:t>Etapa 7 — Estimativa de consumo e comparação de regimes. Integra-se a trajetória de ciclo de trabalho registrada em cada cenário, calcula-se a energia estimada para o regime adaptativo e para as duas linhas de base e reporta-se, ao lado de cada valor, a aderência ao envelope esperado, conforme 3.11. Produz o objetivo específico i).</w:t>
       </w:r>
     </w:p>
     <w:p>
@@ -21358,14 +21610,8 @@
         <w:rPr>
           <w:lang w:val="pt-BR"/>
         </w:rPr>
-        <w:t xml:space="preserve">Às métricas anteriores acrescentam-se quatro. A primeira é o déficit: os minutos em que o nível fica mais de 0,02 abaixo do que a situação pede — a classe da via, sob ocorrência ou volume alto, e uma classe abaixo, sob volume médio, pelo critério dos tercis de 3.7. A segunda é o acerto da contenção: dos ciclos em que a previsão </w:t>
-      </w:r>
-      <w:r>
-        <w:rPr>
-          <w:lang w:val="pt-BR"/>
-        </w:rPr>
         <w:lastRenderedPageBreak/>
-        <w:t>mantém o nível acima do modo reativo, a fração em que o volume real da hora seguinte saiu da faixa baixa. A terceira é a luz perdida pela falha de contagem, diferença média de nível entre o cenário sem falha e o cenário com falha. A quarta descreve a forma da resposta: variação total do nível, inversões de sentido e subidas de ao menos 0,1 em um passo. A série de Zurique é de 15 min, e nesses cenários o volume de 5 min repete o valor do bloco, limitação que 5.3 registra. A linha de base de horário fixo é avaliada no horário local do ponto de luz. O Apêndice B indica, para cada resultado, o programa, os dados e o comando que o reproduzem.</w:t>
+        <w:t>Às métricas anteriores acrescentam-se quatro. A primeira é o déficit: os minutos em que o nível fica mais de 0,02 abaixo do que a situação pede — a classe da via, sob ocorrência ou volume alto, e uma classe abaixo, sob volume médio, pelo critério dos tercis de 3.7. A segunda é o acerto da contenção: dos ciclos em que a previsão mantém o nível acima do modo reativo, a fração em que o volume real da hora seguinte saiu da faixa baixa. A terceira é a luz perdida pela falha de contagem, diferença média de nível entre o cenário sem falha e o cenário com falha. A quarta descreve a forma da resposta: variação total do nível, inversões de sentido e subidas de ao menos 0,1 em um passo. A série de Zurique é de 15 min, e nesses cenários o volume de 5 min repete o valor do bloco, limitação que 5.3 registra. A linha de base de horário fixo é avaliada no horário local do ponto de luz. O Apêndice B indica, para cada resultado, o programa, os dados e o comando que o reproduzem.</w:t>
       </w:r>
     </w:p>
     <w:p>
@@ -21397,14 +21643,8 @@
         <w:rPr>
           <w:lang w:val="pt-BR"/>
         </w:rPr>
-        <w:t xml:space="preserve">Cabe explicitar a natureza do envelope de decisão esperado e a limitação que dele decorre. O envelope é o intervalo de níveis considerados aceitáveis para cada cenário, definido pelos autores antes da avaliação e derivado, sempre que possível, das prescrições normativas e da literatura. Onde essa derivação não é possível, o envelope reflete julgamento dos autores, e a avaliação mede, nesses casos, a </w:t>
-      </w:r>
-      <w:r>
-        <w:rPr>
-          <w:lang w:val="pt-BR"/>
-        </w:rPr>
         <w:lastRenderedPageBreak/>
-        <w:t>coerência entre a base de regras e esse julgamento — não a correção da decisão em sentido absoluto. A declaração é necessária porque a alternativa, calar sobre a origem do envelope, apresentaria como validação externa aquilo que é, em parte, consistência interna.</w:t>
+        <w:t>Cabe explicitar a natureza do envelope de decisão esperado e a limitação que dele decorre. O envelope é o intervalo de níveis considerados aceitáveis para cada cenário, definido pelos autores antes da avaliação e derivado, sempre que possível, das prescrições normativas e da literatura. Onde essa derivação não é possível, o envelope reflete julgamento dos autores, e a avaliação mede, nesses casos, a coerência entre a base de regras e esse julgamento — não a correção da decisão em sentido absoluto. A declaração é necessária porque a alternativa, calar sobre a origem do envelope, apresentaria como validação externa aquilo que é, em parte, consistência interna.</w:t>
       </w:r>
     </w:p>
     <w:p>
@@ -21447,7 +21687,7 @@
           <w:lang w:val="pt-BR"/>
         </w:rPr>
       </w:pPr>
-      <w:bookmarkStart w:id="51" w:name="_Toc242549680"/>
+      <w:bookmarkStart w:id="51" w:name="_Toc242567285"/>
       <w:r>
         <w:rPr>
           <w:lang w:val="pt-BR"/>
@@ -21589,6 +21829,7 @@
         <w:rPr>
           <w:lang w:val="pt-BR"/>
         </w:rPr>
+        <w:lastRenderedPageBreak/>
         <w:t>O Quadro 16 explicita o conteúdo de cada entidade do banco de dados: não há atributo de imagem, de áudio ou de identificação individual, e a ausência é verificável no próprio modelo de dados.</w:t>
       </w:r>
     </w:p>
@@ -21605,14 +21846,7 @@
         <w:rPr>
           <w:lang w:val="pt-BR"/>
         </w:rPr>
-        <w:t xml:space="preserve">Registra-se que a plataforma tomada como referência de infraestrutura opera tecnologias de reconhecimento facial e de leitura de placas, que constituem </w:t>
-      </w:r>
-      <w:r>
-        <w:rPr>
-          <w:lang w:val="pt-BR"/>
-        </w:rPr>
-        <w:lastRenderedPageBreak/>
-        <w:t>tratamento de dado pessoal sujeito à Lei Geral de Proteção de Dados Pessoais (BRASIL, 2018). O presente trabalho não acessa, não reproduz e não depende dessas funcionalidades: a informação que o sistema consome é a descrição agregada do estado da via. Essa distinção é relevante também para a proposta de integração: o que se propõe consumir é o alerta de evento e a contagem agregada, e não o conteúdo de imagem ou a identificação de pessoas. Uma integração efetiva exigiria tratamento jurídico próprio, registrado entre as limitações.</w:t>
+        <w:t>Registra-se que a plataforma tomada como referência de infraestrutura opera tecnologias de reconhecimento facial e de leitura de placas, que constituem tratamento de dado pessoal sujeito à Lei Geral de Proteção de Dados Pessoais (BRASIL, 2018). O presente trabalho não acessa, não reproduz e não depende dessas funcionalidades: a informação que o sistema consome é a descrição agregada do estado da via. Essa distinção é relevante também para a proposta de integração: o que se propõe consumir é o alerta de evento e a contagem agregada, e não o conteúdo de imagem ou a identificação de pessoas. Uma integração efetiva exigiria tratamento jurídico próprio, registrado entre as limitações.</w:t>
       </w:r>
     </w:p>
     <w:p>
@@ -21644,7 +21878,14 @@
         <w:rPr>
           <w:lang w:val="pt-BR"/>
         </w:rPr>
-        <w:t>A ressalva merece registro explícito, e não nota de rodapé. A literatura acadêmica que examina a plataforma municipal de videomonitoramento concentra-se justamente sobre o reconhecimento facial e seus efeitos discriminatórios (OLIVEIRA; FAGUNDES; SPOLLE, 2025). Propor que outro serviço municipal consuma dados dessa plataforma sem enfrentar essa crítica seria metodologicamente frágil. A resposta deste trabalho é de projeto, e não de discurso: a especificação de integração produzida como resultado define, como requisito, que a interface publique exclusivamente descritores agregados do estado da via, e que identificadores biométricos, imagens e placas não componham o contrato de dados. A camada de decisão aqui construída não teria como consumi-los ainda que fossem oferecidos, porque suas variáveis de entrada são grandezas de via e não atributos de pessoa.</w:t>
+        <w:t xml:space="preserve">A ressalva merece registro explícito, e não nota de rodapé. A literatura acadêmica que examina a plataforma municipal de videomonitoramento concentra-se justamente sobre o reconhecimento facial e seus efeitos discriminatórios (OLIVEIRA; FAGUNDES; SPOLLE, 2025). Propor que outro serviço municipal consuma dados dessa plataforma sem enfrentar essa crítica seria metodologicamente frágil. A resposta deste trabalho é de projeto, e não de discurso: a especificação de integração produzida como resultado define, como requisito, que a interface publique exclusivamente descritores agregados do estado da via, e que identificadores biométricos, imagens e placas não componham o contrato de dados. A camada de </w:t>
+      </w:r>
+      <w:r>
+        <w:rPr>
+          <w:lang w:val="pt-BR"/>
+        </w:rPr>
+        <w:lastRenderedPageBreak/>
+        <w:t>decisão aqui construída não teria como consumi-los ainda que fossem oferecidos, porque suas variáveis de entrada são grandezas de via e não atributos de pessoa.</w:t>
       </w:r>
     </w:p>
     <w:p>
@@ -21655,7 +21896,7 @@
           <w:lang w:val="pt-BR"/>
         </w:rPr>
       </w:pPr>
-      <w:bookmarkStart w:id="52" w:name="_Toc242549681"/>
+      <w:bookmarkStart w:id="52" w:name="_Toc242567286"/>
       <w:r>
         <w:rPr>
           <w:lang w:val="pt-BR"/>
@@ -21677,14 +21918,7 @@
         <w:rPr>
           <w:lang w:val="pt-BR"/>
         </w:rPr>
-        <w:t xml:space="preserve">A avaliação energética não emprega instrumentação elétrica: emprega o registro que o sistema já produz. A fita de LED adotada declara potência por unidade </w:t>
-      </w:r>
-      <w:r>
-        <w:rPr>
-          <w:lang w:val="pt-BR"/>
-        </w:rPr>
-        <w:lastRenderedPageBreak/>
-        <w:t>de comprimento, e o comprimento do segmento é fixado por medição conforme 3.4.2, de modo que a potência a ciclo de trabalho pleno é conhecida. O nível aplicado em cada passo da rampa é registrado pelo nó na sua saída serial, e o ciclo de trabalho correspondente decorre da tabela de calibração; a telemetria, gravada conforme o modelo de dados de 3.13.1, só ocorre quando chega um comando e não cobre os passos intermediários. A energia consumida em um cenário é, então, a soma dos produtos entre a potência plena, o ciclo de trabalho de cada intervalo e a duração desse intervalo.</w:t>
+        <w:t>A avaliação energética não emprega instrumentação elétrica: emprega o registro que o sistema já produz. A fita de LED adotada declara potência por unidade de comprimento, e o comprimento do segmento é fixado por medição conforme 3.4.2, de modo que a potência a ciclo de trabalho pleno é conhecida. O nível aplicado em cada passo da rampa é registrado pelo nó na sua saída serial, e o ciclo de trabalho correspondente decorre da tabela de calibração; a telemetria, gravada conforme o modelo de dados de 3.13.1, só ocorre quando chega um comando e não cobre os passos intermediários. A energia consumida em um cenário é, então, a soma dos produtos entre a potência plena, o ciclo de trabalho de cada intervalo e a duração desse intervalo.</w:t>
       </w:r>
     </w:p>
     <w:p>
@@ -21716,7 +21950,14 @@
         <w:rPr>
           <w:lang w:val="pt-BR"/>
         </w:rPr>
-        <w:t>A potência do segmento de bancada, da ordem de um watt, não tem significado para quem raciocina em termos do parque municipal. A estimativa é, por isso, expressa também para uma luminária de referência. A projeção é legítima pela propriedade estabelecida em 3.3: a camada de decisão emite um nível adimensional, e a mesma trajetória de níveis que comanda a bancada comandaria uma luminária viária. A luminária de referência não é um modelo comercial — o modelo instalado nas vias de pedestres do município não é informação divulgada. Ela é derivada dos parâmetros que o Caderno de Encargos da concessão impõe a toda luminária do parque (SÃO PAULO, 2015), e adota a menor potência da faixa do Caderno, conforme o Quadro 9.</w:t>
+        <w:t xml:space="preserve">A potência do segmento de bancada, da ordem de um watt, não tem significado para quem raciocina em termos do parque municipal. A estimativa é, por isso, expressa também para uma luminária de referência. A projeção é legítima pela propriedade estabelecida em 3.3: a camada de decisão emite um nível adimensional, e a mesma trajetória de níveis que comanda a bancada comandaria uma luminária viária. A luminária de referência não é um modelo comercial — o modelo instalado nas vias de pedestres do município não é informação divulgada. Ela é derivada dos parâmetros que o Caderno de Encargos da concessão impõe a toda luminária do </w:t>
+      </w:r>
+      <w:r>
+        <w:rPr>
+          <w:lang w:val="pt-BR"/>
+        </w:rPr>
+        <w:lastRenderedPageBreak/>
+        <w:t>parque (SÃO PAULO, 2015), e adota a menor potência da faixa do Caderno, conforme o Quadro 9.</w:t>
       </w:r>
     </w:p>
     <w:p>
@@ -21727,7 +21968,7 @@
           <w:lang w:val="pt-BR"/>
         </w:rPr>
       </w:pPr>
-      <w:bookmarkStart w:id="53" w:name="_Toc242549725"/>
+      <w:bookmarkStart w:id="53" w:name="_Toc242567216"/>
       <w:r>
         <w:rPr>
           <w:sz w:val="20"/>
@@ -21992,7 +22233,6 @@
                 <w:sz w:val="20"/>
                 <w:szCs w:val="20"/>
               </w:rPr>
-              <w:lastRenderedPageBreak/>
               <w:t xml:space="preserve">Eficácia </w:t>
             </w:r>
             <w:proofErr w:type="spellStart"/>
@@ -22416,14 +22656,14 @@
         <w:rPr>
           <w:lang w:val="pt-BR"/>
         </w:rPr>
-        <w:t xml:space="preserve">Duas observações sobre a escolha da potência. A primeira é que ela não altera a conclusão: sob a hipótese de proporcionalidade, a potência nominal multiplica igualmente o consumo do regime adaptativo e o das linhas de base, e cancela-se na razão entre eles. A luminária de referência converte a razão em watt-hora, sem modificá-la. Para que a propriedade seja verificável, e não apenas afirmada, os resultados são reportados também no extremo superior dessa faixa, 440 W, em que os valores absolutos são onze vezes maiores e a razão é idêntica. A segunda é a razão de adotar o extremo inferior: é a escolha conservadora, porque produz os </w:t>
+        <w:t xml:space="preserve">Duas observações sobre a escolha da potência. A primeira é que ela não altera a conclusão: sob a hipótese de proporcionalidade, a potência nominal multiplica igualmente o consumo do regime adaptativo e o das linhas de base, e cancela-se na razão entre eles. A luminária de referência converte a razão em watt-hora, sem </w:t>
       </w:r>
       <w:r>
         <w:rPr>
           <w:lang w:val="pt-BR"/>
         </w:rPr>
         <w:lastRenderedPageBreak/>
-        <w:t>menores valores absolutos de economia e é o caso em que o viés declarado ao final desta subseção pesa mais.</w:t>
+        <w:t>modificá-la. Para que a propriedade seja verificável, e não apenas afirmada, os resultados são reportados também no extremo superior dessa faixa, 440 W, em que os valores absolutos são onze vezes maiores e a razão é idêntica. A segunda é a razão de adotar o extremo inferior: é a escolha conservadora, porque produz os menores valores absolutos de economia e é o caso em que o viés declarado ao final desta subseção pesa mais.</w:t>
       </w:r>
     </w:p>
     <w:p>
@@ -22487,14 +22727,14 @@
         <w:rPr>
           <w:lang w:val="pt-BR"/>
         </w:rPr>
-        <w:t xml:space="preserve">Delimita-se, por fim, o alcance das duas estimativas. A de bancada vale para o arranjo em que a corrente é limitada por resistores integrados ao módulo de luz. A da luminária de referência herda a hipótese de proporcionalidade, e é nela que a hipótese pesa: a eficiência do regulador de corrente de um ponto de luz viário pode variar com o nível de saída, e há ainda uma parcela fixa no próprio regulador e no controlador de telegestão, que não se reduz com a dimerização e que não é aqui quantificada, por não haver valor público para o equipamento instalado. Os dois efeitos, se presentes, </w:t>
+        <w:t xml:space="preserve">Delimita-se, por fim, o alcance das duas estimativas. A de bancada vale para o arranjo em que a corrente é limitada por resistores integrados ao módulo de luz. A da luminária de referência herda a hipótese de proporcionalidade, e é nela que a hipótese </w:t>
       </w:r>
       <w:r>
         <w:rPr>
           <w:lang w:val="pt-BR"/>
         </w:rPr>
         <w:lastRenderedPageBreak/>
-        <w:t>atuam no mesmo sentido — a redução de consumo real é menor que a proporcional à redução de fluxo —, e a parcela fixa pesa tanto mais quanto menor a potência nominal. A estimativa é, portanto, um limite superior otimista, e assim é reportada. Não se afirma economia anual, economia em escala de parque nem valor monetário: a suíte de cenários não constitui perfil anual de ocupação do município, e multiplicar seu resultado pelo número de pontos do parque atribuiria à suíte uma representatividade que ela não tem. A quantificação em equipamento viário, com medição elétrica rastreável, figura entre as recomendações de 6.1.</w:t>
+        <w:t>pesa: a eficiência do regulador de corrente de um ponto de luz viário pode variar com o nível de saída, e há ainda uma parcela fixa no próprio regulador e no controlador de telegestão, que não se reduz com a dimerização e que não é aqui quantificada, por não haver valor público para o equipamento instalado. Os dois efeitos, se presentes, atuam no mesmo sentido — a redução de consumo real é menor que a proporcional à redução de fluxo —, e a parcela fixa pesa tanto mais quanto menor a potência nominal. A estimativa é, portanto, um limite superior otimista, e assim é reportada. Não se afirma economia anual, economia em escala de parque nem valor monetário: a suíte de cenários não constitui perfil anual de ocupação do município, e multiplicar seu resultado pelo número de pontos do parque atribuiria à suíte uma representatividade que ela não tem. A quantificação em equipamento viário, com medição elétrica rastreável, figura entre as recomendações de 6.1.</w:t>
       </w:r>
     </w:p>
     <w:p>
@@ -22506,7 +22746,7 @@
           <w:lang w:val="pt-BR"/>
         </w:rPr>
       </w:pPr>
-      <w:bookmarkStart w:id="54" w:name="_Toc242549682"/>
+      <w:bookmarkStart w:id="54" w:name="_Toc242567287"/>
       <w:r>
         <w:rPr>
           <w:lang w:val="pt-BR"/>
@@ -22529,19 +22769,7 @@
         <w:rPr>
           <w:lang w:val="pt-BR"/>
         </w:rPr>
-        <w:t xml:space="preserve">Esta subseção apresenta o projeto sob a óptica da engenharia de software. A subseção 3.2 justificou as escolhas de projeto no curso da exposição do método; aqui elas são registradas de forma sistemática, com as partes interessadas, o processo de desenvolvimento, os requisitos que o software deve satisfazer, o desenho do sistema, a discriminação dos componentes e das tecnologias adotadas, os contratos das interfaces, os casos de teste e o cronograma; </w:t>
-      </w:r>
-      <w:r>
-        <w:rPr>
-          <w:lang w:val="pt-BR"/>
-        </w:rPr>
-        <w:t xml:space="preserve">o banco de dados segue à parte, em 3.13.</w:t>
-      </w:r>
-      <w:r>
-        <w:rPr>
-          <w:lang w:val="pt-BR"/>
-        </w:rPr>
-        <w:t xml:space="preserve"> A finalidade é permitir que a implementação seja conduzida — e auditada — a partir desta documentação, sem que o leitor precise reconstituir decisões dispersas no texto.</w:t>
+        <w:t>Esta subseção apresenta o projeto sob a óptica da engenharia de software. A subseção 3.2 justificou as escolhas de projeto no curso da exposição do método; aqui elas são registradas de forma sistemática, com as partes interessadas, o processo de desenvolvimento, os requisitos que o software deve satisfazer, o desenho do sistema, a discriminação dos componentes e das tecnologias adotadas, os contratos das interfaces, os casos de teste e o cronograma; o banco de dados segue à parte, em 3.13. A finalidade é permitir que a implementação seja conduzida — e auditada — a partir desta documentação, sem que o leitor precise reconstituir decisões dispersas no texto.</w:t>
       </w:r>
     </w:p>
     <w:p>
@@ -22552,7 +22780,7 @@
           <w:lang w:val="pt-BR"/>
         </w:rPr>
       </w:pPr>
-      <w:bookmarkStart w:id="55" w:name="_Toc242549683"/>
+      <w:bookmarkStart w:id="55" w:name="_Toc242567288"/>
       <w:r>
         <w:rPr>
           <w:lang w:val="pt-BR"/>
@@ -22608,7 +22836,7 @@
           <w:lang w:val="pt-BR"/>
         </w:rPr>
       </w:pPr>
-      <w:bookmarkStart w:id="56" w:name="_Toc242549684"/>
+      <w:bookmarkStart w:id="56" w:name="_Toc242567289"/>
       <w:r>
         <w:rPr>
           <w:lang w:val="pt-BR"/>
@@ -22630,19 +22858,7 @@
         <w:rPr>
           <w:lang w:val="pt-BR"/>
         </w:rPr>
-        <w:t xml:space="preserve">O desenvolvimento seguiu processo iterativo e incremental, guiado pela especificação.</w:t>
-      </w:r>
-      <w:r>
-        <w:rPr>
-          <w:lang w:val="pt-BR"/>
-        </w:rPr>
-        <w:t xml:space="preserve"> A escolha decorreu do prazo curto e da equipe pequena: cada parte precisava estar testada antes de servir de base à seguinte, e a especificação já escrita oferecia o critério contra o qual cada incremento era conferido, sem as reuniões e os artefatos de processos mais formais.</w:t>
-      </w:r>
-      <w:r>
-        <w:rPr>
-          <w:lang w:val="pt-BR"/>
-        </w:rPr>
-        <w:t xml:space="preserve"> O texto do trabalho foi escrito antes do código e funcionou como especificação: requisitos, arquitetura e modelo de dados foram fixados no documento, e cada incremento do protótipo foi implementado e testado contra eles antes do seguinte, na ordem banco de dados, camada de verificação, inferência, interface de dados, ciclo de decisão, modelo de previsão, suíte de cenários, painel, firmware do nó e implantação em nuvem. Sempre que a implementação revelou a necessidade de divergir do texto, a decisão foi registrada em arquivo próprio do repositório, com o motivo e a alternativa descartada, e o texto foi revisado na versão seguinte; os critérios de cada avaliação foram fixados em protocolo antes da execução correspondente (Apêndice B). O código foi produzido em programação em par com ferramenta de inteligência artificial, nos termos do Apêndice A.</w:t>
+        <w:t>O desenvolvimento seguiu processo iterativo e incremental, guiado pela especificação. A escolha decorreu do prazo curto e da equipe pequena: cada parte precisava estar testada antes de servir de base à seguinte, e a especificação já escrita oferecia o critério contra o qual cada incremento era conferido, sem as reuniões e os artefatos de processos mais formais. O texto do trabalho foi escrito antes do código e funcionou como especificação: requisitos, arquitetura e modelo de dados foram fixados no documento, e cada incremento do protótipo foi implementado e testado contra eles antes do seguinte, na ordem banco de dados, camada de verificação, inferência, interface de dados, ciclo de decisão, modelo de previsão, suíte de cenários, painel, firmware do nó e implantação em nuvem. Sempre que a implementação revelou a necessidade de divergir do texto, a decisão foi registrada em arquivo próprio do repositório, com o motivo e a alternativa descartada, e o texto foi revisado na versão seguinte; os critérios de cada avaliação foram fixados em protocolo antes da execução correspondente (Apêndice B). O código foi produzido em programação em par com ferramenta de inteligência artificial, nos termos do Apêndice A.</w:t>
       </w:r>
     </w:p>
     <w:p>
@@ -22669,7 +22885,7 @@
           <w:lang w:val="pt-BR"/>
         </w:rPr>
       </w:pPr>
-      <w:bookmarkStart w:id="57" w:name="_Toc242549685"/>
+      <w:bookmarkStart w:id="57" w:name="_Toc242567290"/>
       <w:r>
         <w:rPr>
           <w:lang w:val="pt-BR"/>
@@ -22702,13 +22918,14 @@
           <w:lang w:val="pt-BR"/>
         </w:rPr>
       </w:pPr>
-      <w:bookmarkStart w:id="58" w:name="_Toc242549726"/>
+      <w:bookmarkStart w:id="58" w:name="_Toc242567217"/>
       <w:r>
         <w:rPr>
           <w:sz w:val="20"/>
           <w:szCs w:val="20"/>
           <w:lang w:val="pt-BR"/>
         </w:rPr>
+        <w:lastRenderedPageBreak/>
         <w:t xml:space="preserve">Quadro </w:t>
       </w:r>
       <w:r>
@@ -22947,7 +23164,6 @@
                 <w:sz w:val="20"/>
                 <w:szCs w:val="20"/>
               </w:rPr>
-              <w:lastRenderedPageBreak/>
               <w:t>RF02</w:t>
             </w:r>
           </w:p>
@@ -23704,7 +23920,7 @@
           <w:lang w:val="pt-BR"/>
         </w:rPr>
       </w:pPr>
-      <w:bookmarkStart w:id="59" w:name="_Toc242549686"/>
+      <w:bookmarkStart w:id="59" w:name="_Toc242567291"/>
       <w:r>
         <w:rPr>
           <w:lang w:val="pt-BR"/>
@@ -23737,7 +23953,7 @@
           <w:lang w:val="pt-BR"/>
         </w:rPr>
       </w:pPr>
-      <w:bookmarkStart w:id="60" w:name="_Toc242549727"/>
+      <w:bookmarkStart w:id="60" w:name="_Toc242567218"/>
       <w:r>
         <w:rPr>
           <w:sz w:val="20"/>
@@ -25028,7 +25244,7 @@
           <w:lang w:val="pt-BR"/>
         </w:rPr>
       </w:pPr>
-      <w:bookmarkStart w:id="61" w:name="_Toc242549687"/>
+      <w:bookmarkStart w:id="61" w:name="_Toc242567292"/>
       <w:r>
         <w:rPr>
           <w:lang w:val="pt-BR"/>
@@ -25062,7 +25278,7 @@
           <w:lang w:val="pt-BR"/>
         </w:rPr>
       </w:pPr>
-      <w:bookmarkStart w:id="62" w:name="_Toc242549739"/>
+      <w:bookmarkStart w:id="62" w:name="_Toc242567231"/>
       <w:r>
         <w:rPr>
           <w:sz w:val="20"/>
@@ -25199,7 +25415,7 @@
           <w:lang w:val="pt-BR"/>
         </w:rPr>
       </w:pPr>
-      <w:bookmarkStart w:id="63" w:name="_Toc242549688"/>
+      <w:bookmarkStart w:id="63" w:name="_Toc242567293"/>
       <w:r>
         <w:rPr>
           <w:lang w:val="pt-BR"/>
@@ -25233,7 +25449,7 @@
           <w:lang w:val="pt-BR"/>
         </w:rPr>
       </w:pPr>
-      <w:bookmarkStart w:id="64" w:name="_Toc242549740"/>
+      <w:bookmarkStart w:id="64" w:name="_Toc242567232"/>
       <w:r>
         <w:rPr>
           <w:sz w:val="20"/>
@@ -25402,7 +25618,7 @@
           <w:lang w:val="pt-BR"/>
         </w:rPr>
       </w:pPr>
-      <w:bookmarkStart w:id="65" w:name="_Toc242549728"/>
+      <w:bookmarkStart w:id="65" w:name="_Toc242567219"/>
       <w:r>
         <w:rPr>
           <w:sz w:val="20"/>
@@ -26302,7 +26518,7 @@
           <w:lang w:val="pt-BR"/>
         </w:rPr>
       </w:pPr>
-      <w:bookmarkStart w:id="66" w:name="_Toc242549729"/>
+      <w:bookmarkStart w:id="66" w:name="_Toc242567220"/>
       <w:r>
         <w:rPr>
           <w:sz w:val="20"/>
@@ -27335,7 +27551,7 @@
           <w:lang w:val="pt-BR"/>
         </w:rPr>
       </w:pPr>
-      <w:bookmarkStart w:id="67" w:name="_Toc242549689"/>
+      <w:bookmarkStart w:id="67" w:name="_Toc242567294"/>
       <w:r>
         <w:rPr>
           <w:lang w:val="pt-BR"/>
@@ -27524,7 +27740,7 @@
           <w:lang w:val="pt-BR"/>
         </w:rPr>
       </w:pPr>
-      <w:bookmarkStart w:id="68" w:name="_Toc242549690"/>
+      <w:bookmarkStart w:id="68" w:name="_Toc242567295"/>
       <w:r>
         <w:rPr>
           <w:lang w:val="pt-BR"/>
@@ -27557,7 +27773,7 @@
           <w:lang w:val="pt-BR"/>
         </w:rPr>
       </w:pPr>
-      <w:bookmarkStart w:id="69" w:name="_Toc242549730"/>
+      <w:bookmarkStart w:id="69" w:name="_Toc242567221"/>
       <w:r>
         <w:rPr>
           <w:sz w:val="20"/>
@@ -29107,7 +29323,7 @@
           <w:lang w:val="pt-BR"/>
         </w:rPr>
       </w:pPr>
-      <w:bookmarkStart w:id="70" w:name="_Toc242549691"/>
+      <w:bookmarkStart w:id="70" w:name="_Toc242567296"/>
       <w:r>
         <w:rPr>
           <w:lang w:val="pt-BR"/>
@@ -29141,7 +29357,7 @@
           <w:lang w:val="pt-BR"/>
         </w:rPr>
       </w:pPr>
-      <w:bookmarkStart w:id="71" w:name="_Toc242549741"/>
+      <w:bookmarkStart w:id="71" w:name="_Toc242567233"/>
       <w:r>
         <w:rPr>
           <w:sz w:val="20"/>
@@ -29589,7 +29805,7 @@
           <w:lang w:val="pt-BR"/>
         </w:rPr>
       </w:pPr>
-      <w:bookmarkStart w:id="72" w:name="_Toc242549742"/>
+      <w:bookmarkStart w:id="72" w:name="_Toc242567234"/>
       <w:r>
         <w:rPr>
           <w:sz w:val="20"/>
@@ -29725,7 +29941,7 @@
           <w:lang w:val="pt-BR"/>
         </w:rPr>
       </w:pPr>
-      <w:bookmarkStart w:id="73" w:name="_Toc242549743"/>
+      <w:bookmarkStart w:id="73" w:name="_Toc242567235"/>
       <w:r>
         <w:rPr>
           <w:sz w:val="20"/>
@@ -29884,7 +30100,7 @@
           <w:lang w:val="pt-BR"/>
         </w:rPr>
       </w:pPr>
-      <w:bookmarkStart w:id="74" w:name="_Toc242549744"/>
+      <w:bookmarkStart w:id="74" w:name="_Toc242567236"/>
       <w:r>
         <w:rPr>
           <w:sz w:val="20"/>
@@ -30020,7 +30236,7 @@
           <w:lang w:val="pt-BR"/>
         </w:rPr>
       </w:pPr>
-      <w:bookmarkStart w:id="75" w:name="_Toc242549745"/>
+      <w:bookmarkStart w:id="75" w:name="_Toc242567237"/>
       <w:r>
         <w:rPr>
           <w:sz w:val="20"/>
@@ -30155,12 +30371,14 @@
           <w:lang w:val="pt-BR"/>
         </w:rPr>
       </w:pPr>
+      <w:bookmarkStart w:id="76" w:name="_Toc242567297"/>
       <w:r>
         <w:rPr>
           <w:lang w:val="pt-BR"/>
         </w:rPr>
         <w:t>3.12.6.4 Arquitetura de referência para operação em escala</w:t>
       </w:r>
+      <w:bookmarkEnd w:id="76"/>
     </w:p>
     <w:p>
       <w:pPr>
@@ -30392,14 +30610,14 @@
           <w:lang w:val="pt-BR"/>
         </w:rPr>
       </w:pPr>
-      <w:bookmarkStart w:id="76" w:name="_Toc242549692"/>
+      <w:bookmarkStart w:id="77" w:name="_Toc242567298"/>
       <w:r>
         <w:rPr>
           <w:lang w:val="pt-BR"/>
         </w:rPr>
         <w:t>3.12.7 Especificação dos casos de teste</w:t>
       </w:r>
-      <w:bookmarkEnd w:id="76"/>
+      <w:bookmarkEnd w:id="77"/>
     </w:p>
     <w:p>
       <w:pPr>
@@ -30422,7 +30640,7 @@
         <w:keepNext/>
         <w:spacing w:before="260" w:after="130"/>
       </w:pPr>
-      <w:bookmarkStart w:id="77" w:name="_Toc242549731"/>
+      <w:bookmarkStart w:id="78" w:name="_Toc242567222"/>
       <w:r>
         <w:rPr>
           <w:sz w:val="20"/>
@@ -30481,7 +30699,7 @@
         </w:rPr>
         <w:t xml:space="preserve"> – Casos de teste</w:t>
       </w:r>
-      <w:bookmarkEnd w:id="77"/>
+      <w:bookmarkEnd w:id="78"/>
     </w:p>
     <w:tbl>
       <w:tblPr>
@@ -32594,7 +32812,7 @@
           <w:lang w:val="pt-BR"/>
         </w:rPr>
       </w:pPr>
-      <w:bookmarkStart w:id="78" w:name="_Toc242549693"/>
+      <w:bookmarkStart w:id="79" w:name="_Toc242567299"/>
       <w:r>
         <w:rPr>
           <w:lang w:val="pt-BR"/>
@@ -32602,7 +32820,7 @@
         <w:lastRenderedPageBreak/>
         <w:t>3.12.8 Cronograma de atividades</w:t>
       </w:r>
-      <w:bookmarkEnd w:id="78"/>
+      <w:bookmarkEnd w:id="79"/>
     </w:p>
     <w:p>
       <w:pPr>
@@ -32768,14 +32986,14 @@
           <w:lang w:val="pt-BR"/>
         </w:rPr>
       </w:pPr>
-      <w:bookmarkStart w:id="79" w:name="_Toc242549694"/>
+      <w:bookmarkStart w:id="80" w:name="_Toc242567300"/>
       <w:r>
         <w:rPr>
           <w:lang w:val="pt-BR"/>
         </w:rPr>
         <w:t>3.12.9 Resultado da execução dos casos de teste</w:t>
       </w:r>
-      <w:bookmarkEnd w:id="79"/>
+      <w:bookmarkEnd w:id="80"/>
     </w:p>
     <w:p>
       <w:pPr>
@@ -32790,25 +33008,14 @@
         <w:rPr>
           <w:lang w:val="pt-BR"/>
         </w:rPr>
-        <w:t xml:space="preserve">Os casos automatizados, CT01 a CT14, </w:t>
-      </w:r>
-      <w:r>
-        <w:rPr>
-          <w:lang w:val="pt-BR"/>
-        </w:rPr>
-        <w:t xml:space="preserve">foram satisfeitos na execução de 10 de outubro de 2026, com os 262 testes automatizados aprovados.</w:t>
-      </w:r>
-      <w:r>
-        <w:rPr>
-          <w:lang w:val="pt-BR"/>
-        </w:rPr>
-        <w:t xml:space="preserve"> Os casos CT15 a CT20 foram executados em 10 de outubro de 2026, na caixa atual (Quadro 4), com a arquitetura de 3.5.2 e o firmware correspondente gravado no nó, ligado ao ambiente implantado e calibrado no início da sessão (3.4.4); o registro de cada caso está no repositório (Apêndice B). Os seis </w:t>
-      </w:r>
-      <w:r>
-        <w:rPr>
-          <w:lang w:val="pt-BR"/>
-        </w:rPr>
-        <w:t>foram satisfeitos. No CT15, a iluminância medida ficou 0,7 % acima do valor esperado para o nível aplicado, dentro da tolerância de 3,4 %. No CT16, o alerta de falha total foi aberto após três leituras com a fonte da fita desligada e encerrado ao religá-la. No CT17, as trinta repetições ficaram abaixo de 1,5 s, contra o limite de 180 s. No CT18, o nó assumiu o nível pleno no instante em que venceu a validade do último comando, e o sensor registrou o pleno 2,3 s depois. No CT19, a conexão ao intermediário foi recusada sem credencial e com senha incorreta, e aceita com a credencial do nó, sobre canal TLS 1.3. No CT20, um segundo ponto de luz foi comandado sem alteração nem reinício do serviço de decisão, por meio do nó simulado, cuja iluminância é sintética. Uma sessão anterior, de 4 e 5 de outubro, na primeira caixa e com o failsafe de 15 s sem comando, está registrada no repositório e não compõe estes resultados; nela, o CT18 não foi satisfeito nos termos então fixados, porque o sensor registrou o pleno 17,3 s após o último comando, contra o limite de 15 s.</w:t>
+        <w:t xml:space="preserve">Os casos automatizados, CT01 a CT14, foram satisfeitos na execução de 10 de outubro de 2026, com os 262 testes automatizados aprovados. Os casos CT15 a CT20 foram executados em 10 de outubro de 2026, na caixa atual (Quadro 4), com a arquitetura de 3.5.2 e o firmware correspondente gravado no nó, ligado ao ambiente implantado e calibrado no início da sessão (3.4.4); o registro de cada caso está no </w:t>
+      </w:r>
+      <w:r>
+        <w:rPr>
+          <w:lang w:val="pt-BR"/>
+        </w:rPr>
+        <w:lastRenderedPageBreak/>
+        <w:t>repositório (Apêndice B). Os seis foram satisfeitos. No CT15, a iluminância medida ficou 0,7 % acima do valor esperado para o nível aplicado, dentro da tolerância de 3,4 %. No CT16, o alerta de falha total foi aberto após três leituras com a fonte da fita desligada e encerrado ao religá-la. No CT17, as trinta repetições ficaram abaixo de 1,5 s, contra o limite de 180 s. No CT18, o nó assumiu o nível pleno no instante em que venceu a validade do último comando, e o sensor registrou o pleno 2,3 s depois. No CT19, a conexão ao intermediário foi recusada sem credencial e com senha incorreta, e aceita com a credencial do nó, sobre canal TLS 1.3. No CT20, um segundo ponto de luz foi comandado sem alteração nem reinício do serviço de decisão, por meio do nó simulado, cuja iluminância é sintética. Uma sessão anterior, de 4 e 5 de outubro, na primeira caixa e com o failsafe de 15 s sem comando, está registrada no repositório e não compõe estes resultados; nela, o CT18 não foi satisfeito nos termos então fixados, porque o sensor registrou o pleno 17,3 s após o último comando, contra o limite de 15 s.</w:t>
       </w:r>
     </w:p>
     <w:p>
@@ -32835,14 +33042,14 @@
           <w:lang w:val="pt-BR"/>
         </w:rPr>
       </w:pPr>
-      <w:bookmarkStart w:id="80" w:name="_Toc242549695"/>
+      <w:bookmarkStart w:id="81" w:name="_Toc242567301"/>
       <w:r>
         <w:rPr>
           <w:lang w:val="pt-BR"/>
         </w:rPr>
         <w:t>3.13 Banco de dados</w:t>
       </w:r>
-      <w:bookmarkEnd w:id="80"/>
+      <w:bookmarkEnd w:id="81"/>
     </w:p>
     <w:p>
       <w:pPr>
@@ -32852,14 +33059,14 @@
           <w:lang w:val="pt-BR"/>
         </w:rPr>
       </w:pPr>
-      <w:bookmarkStart w:id="81" w:name="_Toc242549696"/>
+      <w:bookmarkStart w:id="82" w:name="_Toc242567302"/>
       <w:r>
         <w:rPr>
           <w:lang w:val="pt-BR"/>
         </w:rPr>
         <w:t>3.13.1 Modelo conceitual e justificativa da escolha</w:t>
       </w:r>
-      <w:bookmarkEnd w:id="81"/>
+      <w:bookmarkEnd w:id="82"/>
     </w:p>
     <w:p>
       <w:pPr>
@@ -32940,7 +33147,7 @@
           <w:lang w:val="pt-BR"/>
         </w:rPr>
       </w:pPr>
-      <w:bookmarkStart w:id="82" w:name="_Toc242549732"/>
+      <w:bookmarkStart w:id="83" w:name="_Toc242567223"/>
       <w:r>
         <w:rPr>
           <w:sz w:val="20"/>
@@ -32998,7 +33205,7 @@
         </w:rPr>
         <w:t xml:space="preserve"> – Entidades do banco de dados e sua função no sistema</w:t>
       </w:r>
-      <w:bookmarkEnd w:id="82"/>
+      <w:bookmarkEnd w:id="83"/>
     </w:p>
     <w:tbl>
       <w:tblPr>
@@ -34274,14 +34481,14 @@
           <w:lang w:val="pt-BR"/>
         </w:rPr>
       </w:pPr>
-      <w:bookmarkStart w:id="83" w:name="_Toc242549697"/>
+      <w:bookmarkStart w:id="84" w:name="_Toc242567303"/>
       <w:r>
         <w:rPr>
           <w:lang w:val="pt-BR"/>
         </w:rPr>
         <w:t>3.13.2 Modelo lógico: diagrama entidade-relacionamento</w:t>
       </w:r>
-      <w:bookmarkEnd w:id="83"/>
+      <w:bookmarkEnd w:id="84"/>
     </w:p>
     <w:p>
       <w:pPr>
@@ -34308,7 +34515,7 @@
           <w:lang w:val="pt-BR"/>
         </w:rPr>
       </w:pPr>
-      <w:bookmarkStart w:id="84" w:name="_Toc242549746"/>
+      <w:bookmarkStart w:id="85" w:name="_Toc242567238"/>
       <w:r>
         <w:rPr>
           <w:sz w:val="20"/>
@@ -34367,7 +34574,7 @@
         </w:rPr>
         <w:t xml:space="preserve"> – Diagrama entidade-relacionamento do banco de dados</w:t>
       </w:r>
-      <w:bookmarkEnd w:id="84"/>
+      <w:bookmarkEnd w:id="85"/>
     </w:p>
     <w:p>
       <w:pPr>
@@ -34500,14 +34707,14 @@
           <w:lang w:val="pt-BR"/>
         </w:rPr>
       </w:pPr>
-      <w:bookmarkStart w:id="85" w:name="_Toc242549698"/>
+      <w:bookmarkStart w:id="86" w:name="_Toc242567304"/>
       <w:r>
         <w:rPr>
           <w:lang w:val="pt-BR"/>
         </w:rPr>
         <w:t>3.13.3 Modelo físico: tabelas, domínios e restrições</w:t>
       </w:r>
-      <w:bookmarkEnd w:id="85"/>
+      <w:bookmarkEnd w:id="86"/>
     </w:p>
     <w:p>
       <w:pPr>
@@ -34533,7 +34740,7 @@
           <w:lang w:val="pt-BR"/>
         </w:rPr>
       </w:pPr>
-      <w:bookmarkStart w:id="86" w:name="_Toc242549733"/>
+      <w:bookmarkStart w:id="87" w:name="_Toc242567224"/>
       <w:r>
         <w:rPr>
           <w:sz w:val="20"/>
@@ -34591,7 +34798,7 @@
         </w:rPr>
         <w:t xml:space="preserve"> – Tabelas do banco de dados: atributos, domínios, restrições e uso</w:t>
       </w:r>
-      <w:bookmarkEnd w:id="86"/>
+      <w:bookmarkEnd w:id="87"/>
     </w:p>
     <w:tbl>
       <w:tblPr>
@@ -35946,7 +36153,7 @@
           <w:lang w:val="pt-BR"/>
         </w:rPr>
       </w:pPr>
-      <w:bookmarkStart w:id="87" w:name="_Toc242549699"/>
+      <w:bookmarkStart w:id="88" w:name="_Toc242567305"/>
       <w:r>
         <w:rPr>
           <w:lang w:val="pt-BR"/>
@@ -35954,7 +36161,7 @@
         <w:lastRenderedPageBreak/>
         <w:t>4 RESULTADOS</w:t>
       </w:r>
-      <w:bookmarkEnd w:id="87"/>
+      <w:bookmarkEnd w:id="88"/>
     </w:p>
     <w:p>
       <w:pPr>
@@ -35980,14 +36187,14 @@
           <w:lang w:val="pt-BR"/>
         </w:rPr>
       </w:pPr>
-      <w:bookmarkStart w:id="88" w:name="_Toc242549700"/>
+      <w:bookmarkStart w:id="89" w:name="_Toc242567306"/>
       <w:r>
         <w:rPr>
           <w:lang w:val="pt-BR"/>
         </w:rPr>
         <w:t>4.1 Camada de previsão</w:t>
       </w:r>
-      <w:bookmarkEnd w:id="88"/>
+      <w:bookmarkEnd w:id="89"/>
     </w:p>
     <w:p>
       <w:pPr>
@@ -36034,19 +36241,8 @@
         <w:rPr>
           <w:lang w:val="pt-BR"/>
         </w:rPr>
-        <w:t xml:space="preserve">Com a série horária de Melbourne, empregada antes da troca (3.6), o modelo havia apresentado erro absoluto médio de 0,047, contra 0,057 da média sazonal, e era equivalente à floresta aleatória, com diferença de 0,5 %. O experimento que motivou a troca, com 14 pontos de Zurique, 12 deles com dados no ano de teste, </w:t>
-      </w:r>
-      <w:r>
-        <w:rPr>
-          <w:lang w:val="pt-BR"/>
-        </w:rPr>
-        <w:t xml:space="preserve">está na Tabela 4</w:t>
-      </w:r>
-      <w:r>
-        <w:rPr>
-          <w:lang w:val="pt-BR"/>
-        </w:rPr>
-        <w:t xml:space="preserve">, em 4.6: na resolução de 15 min, o modelo supera a melhor referência simples pelas margens fixadas; com os mesmos dados somados por hora, não.</w:t>
+        <w:lastRenderedPageBreak/>
+        <w:t>Com a série horária de Melbourne, empregada antes da troca (3.6), o modelo havia apresentado erro absoluto médio de 0,047, contra 0,057 da média sazonal, e era equivalente à floresta aleatória, com diferença de 0,5 %. O experimento que motivou a troca, com 14 pontos de Zurique, 12 deles com dados no ano de teste, está na Tabela 4, em 4.6: na resolução de 15 min, o modelo supera a melhor referência simples pelas margens fixadas; com os mesmos dados somados por hora, não.</w:t>
       </w:r>
     </w:p>
     <w:p>
@@ -36057,14 +36253,14 @@
           <w:lang w:val="pt-BR"/>
         </w:rPr>
       </w:pPr>
-      <w:bookmarkStart w:id="89" w:name="_Toc242549701"/>
+      <w:bookmarkStart w:id="90" w:name="_Toc242567307"/>
       <w:r>
         <w:rPr>
           <w:lang w:val="pt-BR"/>
         </w:rPr>
         <w:t>4.2 Invariante de segurança</w:t>
       </w:r>
-      <w:bookmarkEnd w:id="89"/>
+      <w:bookmarkEnd w:id="90"/>
     </w:p>
     <w:p>
       <w:pPr>
@@ -36090,14 +36286,14 @@
           <w:lang w:val="pt-BR"/>
         </w:rPr>
       </w:pPr>
-      <w:bookmarkStart w:id="90" w:name="_Toc242549702"/>
+      <w:bookmarkStart w:id="91" w:name="_Toc242567308"/>
       <w:r>
         <w:rPr>
           <w:lang w:val="pt-BR"/>
         </w:rPr>
         <w:t>4.3 Latência do percurso e funções de diagnóstico</w:t>
       </w:r>
-      <w:bookmarkEnd w:id="90"/>
+      <w:bookmarkEnd w:id="91"/>
     </w:p>
     <w:p>
       <w:pPr>
@@ -36172,14 +36368,14 @@
           <w:lang w:val="pt-BR"/>
         </w:rPr>
       </w:pPr>
-      <w:bookmarkStart w:id="91" w:name="_Toc242549703"/>
+      <w:bookmarkStart w:id="92" w:name="_Toc242567309"/>
       <w:r>
         <w:rPr>
           <w:lang w:val="pt-BR"/>
         </w:rPr>
         <w:t>4.4 Concordância com o envelope esperado e especificação da interface</w:t>
       </w:r>
-      <w:bookmarkEnd w:id="91"/>
+      <w:bookmarkEnd w:id="92"/>
     </w:p>
     <w:p>
       <w:pPr>
@@ -36212,7 +36408,7 @@
           <w:lang w:val="pt-BR"/>
         </w:rPr>
       </w:pPr>
-      <w:bookmarkStart w:id="92" w:name="_Toc242549734"/>
+      <w:bookmarkStart w:id="93" w:name="_Toc242567225"/>
       <w:r>
         <w:rPr>
           <w:sz w:val="20"/>
@@ -36270,7 +36466,7 @@
         </w:rPr>
         <w:t xml:space="preserve"> – Especificação da interface de integração</w:t>
       </w:r>
-      <w:bookmarkEnd w:id="92"/>
+      <w:bookmarkEnd w:id="93"/>
     </w:p>
     <w:tbl>
       <w:tblPr>
@@ -36952,7 +37148,7 @@
           <w:lang w:val="pt-BR"/>
         </w:rPr>
       </w:pPr>
-      <w:bookmarkStart w:id="93" w:name="_Toc242549748"/>
+      <w:bookmarkStart w:id="94" w:name="_Toc242567240"/>
       <w:r>
         <w:rPr>
           <w:sz w:val="20"/>
@@ -37010,7 +37206,7 @@
         </w:rPr>
         <w:t xml:space="preserve"> – Envelope esperado e aderência por cenário</w:t>
       </w:r>
-      <w:bookmarkEnd w:id="93"/>
+      <w:bookmarkEnd w:id="94"/>
     </w:p>
     <w:tbl>
       <w:tblPr>
@@ -37978,7 +38174,7 @@
         <w:rPr>
           <w:lang w:val="pt-BR"/>
         </w:rPr>
-        <w:t xml:space="preserve">O regime adaptativo permaneceu dentro do envelope em 98,2 % dos passos no modo em operação e em todos os passos nos outros três modos. As discordâncias são dos dois cenários de madrugada, no início: o nível ficou em 0,556, 0,006 acima do máximo de 0,55 do envelope, por 5 min na madrugada ociosa e por 15 min na ocorrência na madrugada, com o volume de via vazia junto à rampa da faixa baixa. O fluxo pleno constante fica fora do envelope sempre que o cenário espera atenuação, e o horário fixo, sempre que o cenário espera a classe da via dentro da janela de atenuação ou atenuação fora dela.</w:t>
+        <w:t>O regime adaptativo permaneceu dentro do envelope em 98,2 % dos passos no modo em operação e em todos os passos nos outros três modos. As discordâncias são dos dois cenários de madrugada, no início: o nível ficou em 0,556, 0,006 acima do máximo de 0,55 do envelope, por 5 min na madrugada ociosa e por 15 min na ocorrência na madrugada, com o volume de via vazia junto à rampa da faixa baixa. O fluxo pleno constante fica fora do envelope sempre que o cenário espera atenuação, e o horário fixo, sempre que o cenário espera a classe da via dentro da janela de atenuação ou atenuação fora dela.</w:t>
       </w:r>
     </w:p>
     <w:p>
@@ -37989,14 +38185,14 @@
           <w:lang w:val="pt-BR"/>
         </w:rPr>
       </w:pPr>
-      <w:bookmarkStart w:id="94" w:name="_Toc242549704"/>
+      <w:bookmarkStart w:id="95" w:name="_Toc242567310"/>
       <w:r>
         <w:rPr>
           <w:lang w:val="pt-BR"/>
         </w:rPr>
         <w:t>4.5 Estimativa de consumo de energia</w:t>
       </w:r>
-      <w:bookmarkEnd w:id="94"/>
+      <w:bookmarkEnd w:id="95"/>
     </w:p>
     <w:p>
       <w:pPr>
@@ -38011,14 +38207,7 @@
         <w:rPr>
           <w:lang w:val="pt-BR"/>
         </w:rPr>
-        <w:t xml:space="preserve">A Tabela 2 apresenta a energia estimada na luminária de referência do Quadro 9, somada sobre a suíte de cenários, ao lado da aderência ao envelope de cada </w:t>
-      </w:r>
-      <w:r>
-        <w:rPr>
-          <w:lang w:val="pt-BR"/>
-        </w:rPr>
-        <w:lastRenderedPageBreak/>
-        <w:t>regime. Os valores decorrem do registro de decisões, pela fórmula de 3.11, e não constituem medição elétrica.</w:t>
+        <w:t>A Tabela 2 apresenta a energia estimada na luminária de referência do Quadro 9, somada sobre a suíte de cenários, ao lado da aderência ao envelope de cada regime. Os valores decorrem do registro de decisões, pela fórmula de 3.11, e não constituem medição elétrica.</w:t>
       </w:r>
     </w:p>
     <w:p>
@@ -38029,13 +38218,14 @@
           <w:lang w:val="pt-BR"/>
         </w:rPr>
       </w:pPr>
-      <w:bookmarkStart w:id="95" w:name="_Toc242549749"/>
+      <w:bookmarkStart w:id="96" w:name="_Toc242567241"/>
       <w:r>
         <w:rPr>
           <w:sz w:val="20"/>
           <w:szCs w:val="20"/>
           <w:lang w:val="pt-BR"/>
         </w:rPr>
+        <w:lastRenderedPageBreak/>
         <w:t xml:space="preserve">Tabela </w:t>
       </w:r>
       <w:r>
@@ -38087,7 +38277,7 @@
         </w:rPr>
         <w:t xml:space="preserve"> – Energia estimada na luminária de referência e aderência ao envelope, por regime</w:t>
       </w:r>
-      <w:bookmarkEnd w:id="95"/>
+      <w:bookmarkEnd w:id="96"/>
     </w:p>
     <w:tbl>
       <w:tblPr>
@@ -38784,14 +38974,14 @@
           <w:lang w:val="pt-BR"/>
         </w:rPr>
       </w:pPr>
-      <w:bookmarkStart w:id="96" w:name="_Toc242549705"/>
+      <w:bookmarkStart w:id="97" w:name="_Toc242567311"/>
       <w:r>
         <w:rPr>
           <w:lang w:val="pt-BR"/>
         </w:rPr>
         <w:t>4.6 Avaliação dos componentes de inteligência artificial</w:t>
       </w:r>
-      <w:bookmarkEnd w:id="96"/>
+      <w:bookmarkEnd w:id="97"/>
     </w:p>
     <w:p>
       <w:pPr>
@@ -38806,25 +38996,14 @@
         <w:rPr>
           <w:lang w:val="pt-BR"/>
         </w:rPr>
-        <w:t xml:space="preserve">Apresentam-se os resultados da avaliação descrita em 3.9 e do experimento complementar de 3.6. Em todas as execuções, o número de violações do piso e da </w:t>
-      </w:r>
-      <w:r>
-        <w:rPr>
-          <w:lang w:val="pt-BR"/>
-        </w:rPr>
-        <w:t xml:space="preserve">taxa foi zero. </w:t>
-      </w:r>
-      <w:r>
-        <w:rPr>
-          <w:lang w:val="pt-BR"/>
-        </w:rPr>
-        <w:t xml:space="preserve">A Tabela 3</w:t>
-      </w:r>
-      <w:r>
-        <w:rPr>
-          <w:lang w:val="pt-BR"/>
-        </w:rPr>
-        <w:t xml:space="preserve"> reúne o que se mediu ao retirar ou substituir cada componente no sistema; onde há dois valores, o primeiro é o do componente e o segundo, o da alternativa.</w:t>
+        <w:t xml:space="preserve">Apresentam-se os resultados da avaliação descrita em 3.9 e do experimento complementar de 3.6. Em todas as execuções, o número de violações do piso e da taxa foi zero. A Tabela 3 reúne o que se mediu ao retirar ou substituir cada </w:t>
+      </w:r>
+      <w:r>
+        <w:rPr>
+          <w:lang w:val="pt-BR"/>
+        </w:rPr>
+        <w:lastRenderedPageBreak/>
+        <w:t>componente no sistema; onde há dois valores, o primeiro é o do componente e o segundo, o da alternativa.</w:t>
       </w:r>
     </w:p>
     <w:p>
@@ -38835,7 +39014,7 @@
           <w:lang w:val="pt-BR"/>
         </w:rPr>
       </w:pPr>
-      <w:bookmarkStart w:id="97" w:name="_Toc242549750"/>
+      <w:bookmarkStart w:id="98" w:name="_Toc242567242"/>
       <w:r>
         <w:rPr>
           <w:sz w:val="20"/>
@@ -38893,7 +39072,7 @@
         </w:rPr>
         <w:t xml:space="preserve"> – Retirada e substituição dos componentes de inteligência artificial no sistema</w:t>
       </w:r>
-      <w:bookmarkEnd w:id="97"/>
+      <w:bookmarkEnd w:id="98"/>
     </w:p>
     <w:tbl>
       <w:tblPr>
@@ -39580,60 +39759,68 @@
                 <w:szCs w:val="20"/>
                 <w:lang w:val="pt-BR"/>
               </w:rPr>
+              <w:t>Inferência nebulosa × tabela em degraus × tabela com histerese de descida</w:t>
+            </w:r>
+          </w:p>
+        </w:tc>
+        <w:tc>
+          <w:tcPr>
+            <w:tcW w:w="2700" w:type="dxa"/>
+            <w:tcMar>
+              <w:top w:w="70" w:type="dxa"/>
+              <w:left w:w="90" w:type="dxa"/>
+              <w:bottom w:w="70" w:type="dxa"/>
+              <w:right w:w="90" w:type="dxa"/>
+            </w:tcMar>
+          </w:tcPr>
+          <w:p>
+            <w:pPr>
+              <w:rPr>
+                <w:lang w:val="pt-BR"/>
+              </w:rPr>
+            </w:pPr>
+            <w:r>
+              <w:rPr>
+                <w:sz w:val="20"/>
+                <w:szCs w:val="20"/>
+                <w:lang w:val="pt-BR"/>
+              </w:rPr>
+              <w:t>Oito noites reais de Zurique, em 15 min, de sorteio próprio</w:t>
+            </w:r>
+          </w:p>
+        </w:tc>
+        <w:tc>
+          <w:tcPr>
+            <w:tcW w:w="3771" w:type="dxa"/>
+            <w:tcMar>
+              <w:top w:w="70" w:type="dxa"/>
+              <w:left w:w="90" w:type="dxa"/>
+              <w:bottom w:w="70" w:type="dxa"/>
+              <w:right w:w="90" w:type="dxa"/>
+            </w:tcMar>
+          </w:tcPr>
+          <w:p>
+            <w:pPr>
+              <w:rPr>
+                <w:lang w:val="pt-BR"/>
+              </w:rPr>
+            </w:pPr>
+            <w:r>
+              <w:rPr>
+                <w:sz w:val="20"/>
+                <w:szCs w:val="20"/>
+                <w:lang w:val="pt-BR"/>
+              </w:rPr>
+              <w:t xml:space="preserve">Mudanças perceptíveis de ao menos 6 %: 20, 13 e 9; de ao menos 15 %: 12, 13 e 9; inversões de sentido: 32, 21 e 13; energia de 63,4 %, 63,5 % e 65,4 % </w:t>
+            </w:r>
+            <w:r>
+              <w:rPr>
+                <w:sz w:val="20"/>
+                <w:szCs w:val="20"/>
+                <w:lang w:val="pt-BR"/>
+              </w:rPr>
               <w:lastRenderedPageBreak/>
-              <w:t>Inferência nebulosa × tabela em degraus × tabela com histerese de descida</w:t>
-            </w:r>
-          </w:p>
-        </w:tc>
-        <w:tc>
-          <w:tcPr>
-            <w:tcW w:w="2700" w:type="dxa"/>
-            <w:tcMar>
-              <w:top w:w="70" w:type="dxa"/>
-              <w:left w:w="90" w:type="dxa"/>
-              <w:bottom w:w="70" w:type="dxa"/>
-              <w:right w:w="90" w:type="dxa"/>
-            </w:tcMar>
-          </w:tcPr>
-          <w:p>
-            <w:pPr>
-              <w:rPr>
-                <w:lang w:val="pt-BR"/>
-              </w:rPr>
-            </w:pPr>
-            <w:r>
-              <w:rPr>
-                <w:sz w:val="20"/>
-                <w:szCs w:val="20"/>
-                <w:lang w:val="pt-BR"/>
-              </w:rPr>
-              <w:t>Oito noites reais de Zurique, em 15 min, de sorteio próprio</w:t>
-            </w:r>
-          </w:p>
-        </w:tc>
-        <w:tc>
-          <w:tcPr>
-            <w:tcW w:w="3771" w:type="dxa"/>
-            <w:tcMar>
-              <w:top w:w="70" w:type="dxa"/>
-              <w:left w:w="90" w:type="dxa"/>
-              <w:bottom w:w="70" w:type="dxa"/>
-              <w:right w:w="90" w:type="dxa"/>
-            </w:tcMar>
-          </w:tcPr>
-          <w:p>
-            <w:pPr>
-              <w:rPr>
-                <w:lang w:val="pt-BR"/>
-              </w:rPr>
-            </w:pPr>
-            <w:r>
-              <w:rPr>
-                <w:sz w:val="20"/>
-                <w:szCs w:val="20"/>
-                <w:lang w:val="pt-BR"/>
-              </w:rPr>
-              <w:t>Mudanças perceptíveis de ao menos 6 %: 20, 13 e 9; de ao menos 15 %: 12, 13 e 9; inversões de sentido: 32, 21 e 13; energia de 63,4 %, 63,5 % e 65,4 % do pleno; nenhum minuto 2 lux abaixo do nível pedido nos três; atraso médio até a classe mínima de 48,0 min, 37,6 min e 25,7 min</w:t>
+              <w:t>do pleno; nenhum minuto 2 lux abaixo do nível pedido nos três; atraso médio até a classe mínima de 48,0 min, 37,6 min e 25,7 min</w:t>
             </w:r>
           </w:p>
         </w:tc>
@@ -39652,6 +39839,7 @@
           <w:szCs w:val="20"/>
           <w:lang w:val="pt-BR"/>
         </w:rPr>
+        <w:lastRenderedPageBreak/>
         <w:t>Fonte: Elaborado pelos autores (2026).</w:t>
       </w:r>
     </w:p>
@@ -39668,7 +39856,7 @@
         <w:rPr>
           <w:lang w:val="pt-BR"/>
         </w:rPr>
-        <w:t xml:space="preserve">Pelas regras de leitura fixadas antes das execuções, as comparações da Tabela 3 resultam no seguinte. Com a programação por horário fixo no lugar da inferência por regras, a via ficou abaixo do nível pedido por centenas de minutos, inclusive sob ocorrência. Sem a previsão, a luz perdida com a contagem falhando no início da noite foi de 0,343 do pleno, contra 0,318 com ela, e de 0,191 contra 0,184 na madrugada. Pelo critério, o modelo treinado não é substituível pela média sazonal no sistema: quando retém o nível acima do modo reativo, acerta a saída da faixa baixa em 70,7 % dos casos, contra 62,4 % da média sazonal, e consome menos energia, com mais minutos ligeiramente abaixo do nível pedido, 195 contra 150, todos a menos de 2 lux. Pelo critério, a pertinência parcial é substituível: nos cenários de ruído, a inferência nebulosa inverteu o sentido mais vezes que a tabela, 140 contra 86, e, nas noites de 15 min, a tabela com histerese de descida teve menos mudanças perceptíveis que ela nos dois limiares, 9 contra 20 a 6 % e 9 contra 12 a 15 %, com a mesma ausência de minutos 2 lux abaixo. A 15 %, a inferência nebulosa teve uma mudança a menos que a tabela sem histerese, 12 contra 13, diferença abaixo da vantagem de 20 % exigida pelo critério.</w:t>
+        <w:t>Pelas regras de leitura fixadas antes das execuções, as comparações da Tabela 3 resultam no seguinte. Com a programação por horário fixo no lugar da inferência por regras, a via ficou abaixo do nível pedido por centenas de minutos, inclusive sob ocorrência. Sem a previsão, a luz perdida com a contagem falhando no início da noite foi de 0,343 do pleno, contra 0,318 com ela, e de 0,191 contra 0,184 na madrugada. Pelo critério, o modelo treinado não é substituível pela média sazonal no sistema: quando retém o nível acima do modo reativo, acerta a saída da faixa baixa em 70,7 % dos casos, contra 62,4 % da média sazonal, e consome menos energia, com mais minutos ligeiramente abaixo do nível pedido, 195 contra 150, todos a menos de 2 lux. Pelo critério, a pertinência parcial é substituível: nos cenários de ruído, a inferência nebulosa inverteu o sentido mais vezes que a tabela, 140 contra 86, e, nas noites de 15 min, a tabela com histerese de descida teve menos mudanças perceptíveis que ela nos dois limiares, 9 contra 20 a 6 % e 9 contra 12 a 15 %, com a mesma ausência de minutos 2 lux abaixo. A 15 %, a inferência nebulosa teve uma mudança a menos que a tabela sem histerese, 12 contra 13, diferença abaixo da vantagem de 20 % exigida pelo critério.</w:t>
       </w:r>
     </w:p>
     <w:p>
@@ -39684,13 +39872,7 @@
         <w:rPr>
           <w:lang w:val="pt-BR"/>
         </w:rPr>
-        <w:t xml:space="preserve">A Tabela 4</w:t>
-      </w:r>
-      <w:r>
-        <w:rPr>
-          <w:lang w:val="pt-BR"/>
-        </w:rPr>
-        <w:t xml:space="preserve"> apresenta o experimento que motivou a troca da série (3.6), no período noturno do ano de teste, com protocolo e modelos próprios, anteriores ao modelo em operação. A melhor referência simples foi, nas duas resoluções, o valor do mesmo horário na semana anterior.</w:t>
+        <w:t>A Tabela 4 apresenta o experimento que motivou a troca da série (3.6), no período noturno do ano de teste, com protocolo e modelos próprios, anteriores ao modelo em operação. A melhor referência simples foi, nas duas resoluções, o valor do mesmo horário na semana anterior.</w:t>
       </w:r>
     </w:p>
     <w:p>
@@ -39701,7 +39883,7 @@
           <w:lang w:val="pt-BR"/>
         </w:rPr>
       </w:pPr>
-      <w:bookmarkStart w:id="98" w:name="_Toc242549751"/>
+      <w:bookmarkStart w:id="99" w:name="_Toc242567243"/>
       <w:r>
         <w:rPr>
           <w:sz w:val="20"/>
@@ -39759,7 +39941,7 @@
         </w:rPr>
         <w:t xml:space="preserve"> – Previsão com série de 15 min e com a mesma série somada por hora (Zurique, período noturno)</w:t>
       </w:r>
-      <w:bookmarkEnd w:id="98"/>
+      <w:bookmarkEnd w:id="99"/>
     </w:p>
     <w:tbl>
       <w:tblPr>
@@ -39977,7 +40159,6 @@
                 <w:sz w:val="20"/>
                 <w:szCs w:val="20"/>
               </w:rPr>
-              <w:lastRenderedPageBreak/>
               <w:t>Acerto</w:t>
             </w:r>
             <w:proofErr w:type="spellEnd"/>
@@ -40316,6 +40497,7 @@
           <w:szCs w:val="20"/>
           <w:lang w:val="pt-BR"/>
         </w:rPr>
+        <w:lastRenderedPageBreak/>
         <w:t>Fonte: Elaborado pelos autores (2026).</w:t>
       </w:r>
     </w:p>
@@ -40332,19 +40514,7 @@
         <w:rPr>
           <w:lang w:val="pt-BR"/>
         </w:rPr>
-        <w:t xml:space="preserve">Três conferências posteriores ao protocolo, e por isso reportadas à parte, verificaram se o ganho em 15 min se sustenta. Por ponto, o modelo supera a melhor de cinco referências no acerto da faixa em 11 dos 12 pontos e na medida F1 em 8. Duas referências sem treino mais elaboradas — a semana anterior corrigida pela última hora e a média entre a semana anterior e a última hora — elevaram o melhor acerto de faixa simples a 87,8 %, e a vantagem do modelo ficou em 3,6 pontos percentuais; na resolução horária, a primeira delas superou o modelo na medida F1, com 0,776 contra 0,733. O intervalo de 95 % da diferença de acerto da faixa, obtido por reamostragem de dias, vai de 3,3 a 3,8 pontos percentuais em 15 min. </w:t>
-      </w:r>
-      <w:r>
-        <w:rPr>
-          <w:lang w:val="pt-BR"/>
-        </w:rPr>
-        <w:t xml:space="preserve">O modelo erra</w:t>
-      </w:r>
-      <w:r>
-        <w:rPr>
-          <w:lang w:val="pt-BR"/>
-        </w:rPr>
-        <w:t xml:space="preserve"> a faixa em cerca de 9 % dos casos, e a melhor referência, em cerca de 13 %.</w:t>
+        <w:t>Três conferências posteriores ao protocolo, e por isso reportadas à parte, verificaram se o ganho em 15 min se sustenta. Por ponto, o modelo supera a melhor de cinco referências no acerto da faixa em 11 dos 12 pontos e na medida F1 em 8. Duas referências sem treino mais elaboradas — a semana anterior corrigida pela última hora e a média entre a semana anterior e a última hora — elevaram o melhor acerto de faixa simples a 87,8 %, e a vantagem do modelo ficou em 3,6 pontos percentuais; na resolução horária, a primeira delas superou o modelo na medida F1, com 0,776 contra 0,733. O intervalo de 95 % da diferença de acerto da faixa, obtido por reamostragem de dias, vai de 3,3 a 3,8 pontos percentuais em 15 min. O modelo erra a faixa em cerca de 9 % dos casos, e a melhor referência, em cerca de 13 %.</w:t>
       </w:r>
     </w:p>
     <w:p>
@@ -40356,7 +40526,7 @@
           <w:lang w:val="pt-BR"/>
         </w:rPr>
       </w:pPr>
-      <w:bookmarkStart w:id="99" w:name="_Toc242549706"/>
+      <w:bookmarkStart w:id="100" w:name="_Toc242567312"/>
       <w:r>
         <w:rPr>
           <w:lang w:val="pt-BR"/>
@@ -40364,7 +40534,7 @@
         <w:lastRenderedPageBreak/>
         <w:t>5 ANÁLISE DOS RESULTADOS</w:t>
       </w:r>
-      <w:bookmarkEnd w:id="99"/>
+      <w:bookmarkEnd w:id="100"/>
     </w:p>
     <w:p>
       <w:pPr>
@@ -40374,14 +40544,14 @@
           <w:lang w:val="pt-BR"/>
         </w:rPr>
       </w:pPr>
-      <w:bookmarkStart w:id="100" w:name="_Toc242549707"/>
+      <w:bookmarkStart w:id="101" w:name="_Toc242567313"/>
       <w:r>
         <w:rPr>
           <w:lang w:val="pt-BR"/>
         </w:rPr>
         <w:t>5.1 Avaliação das hipóteses</w:t>
       </w:r>
-      <w:bookmarkEnd w:id="100"/>
+      <w:bookmarkEnd w:id="101"/>
     </w:p>
     <w:p>
       <w:pPr>
@@ -40439,14 +40609,14 @@
           <w:lang w:val="pt-BR"/>
         </w:rPr>
       </w:pPr>
-      <w:bookmarkStart w:id="101" w:name="_Toc242549708"/>
+      <w:bookmarkStart w:id="102" w:name="_Toc242567314"/>
       <w:r>
         <w:rPr>
           <w:lang w:val="pt-BR"/>
         </w:rPr>
         <w:t>5.2 Discussão dos resultados e comparação com a literatura</w:t>
       </w:r>
-      <w:bookmarkEnd w:id="101"/>
+      <w:bookmarkEnd w:id="102"/>
     </w:p>
     <w:p>
       <w:pPr>
@@ -40550,14 +40720,14 @@
           <w:lang w:val="pt-BR"/>
         </w:rPr>
       </w:pPr>
-      <w:bookmarkStart w:id="102" w:name="_Toc242549709"/>
+      <w:bookmarkStart w:id="103" w:name="_Toc242567315"/>
       <w:r>
         <w:rPr>
           <w:lang w:val="pt-BR"/>
         </w:rPr>
         <w:t>5.3 Exatidão, confiabilidade e limitações</w:t>
       </w:r>
-      <w:bookmarkEnd w:id="102"/>
+      <w:bookmarkEnd w:id="103"/>
     </w:p>
     <w:p>
       <w:pPr>
@@ -41349,14 +41519,14 @@
           <w:lang w:val="pt-BR"/>
         </w:rPr>
       </w:pPr>
-      <w:bookmarkStart w:id="103" w:name="_Toc242549710"/>
+      <w:bookmarkStart w:id="104" w:name="_Toc242567316"/>
       <w:r>
         <w:rPr>
           <w:lang w:val="pt-BR"/>
         </w:rPr>
         <w:t>5.4 Implicações dos resultados</w:t>
       </w:r>
-      <w:bookmarkEnd w:id="103"/>
+      <w:bookmarkEnd w:id="104"/>
     </w:p>
     <w:p>
       <w:pPr>
@@ -41412,12 +41582,15 @@
         <w:spacing w:after="120" w:line="360" w:lineRule="auto"/>
         <w:ind w:firstLine="709"/>
         <w:jc w:val="both"/>
-      </w:pPr>
-      <w:r>
-        <w:rPr>
-          <w:lang w:val="pt-BR"/>
-        </w:rPr>
-        <w:t xml:space="preserve">Os desdobramentos mais diretos destes resultados são o retreinamento da previsão com série do próprio município, a avaliação no período de 5 min da interface e a integração efetiva com a plataforma de monitoramento e com o sistema de telegestão; esses e os demais trabalhos em sequência são relacionados em 6.1.</w:t>
+        <w:rPr>
+          <w:lang w:val="pt-BR"/>
+        </w:rPr>
+      </w:pPr>
+      <w:r>
+        <w:rPr>
+          <w:lang w:val="pt-BR"/>
+        </w:rPr>
+        <w:t>Os desdobramentos mais diretos destes resultados são o retreinamento da previsão com série do próprio município, a avaliação no período de 5 min da interface e a integração efetiva com a plataforma de monitoramento e com o sistema de telegestão; esses e os demais trabalhos em sequência são relacionados em 6.1.</w:t>
       </w:r>
     </w:p>
     <w:p>
@@ -41429,7 +41602,7 @@
           <w:lang w:val="pt-BR"/>
         </w:rPr>
       </w:pPr>
-      <w:bookmarkStart w:id="104" w:name="_Toc242549711"/>
+      <w:bookmarkStart w:id="105" w:name="_Toc242567317"/>
       <w:r>
         <w:rPr>
           <w:lang w:val="pt-BR"/>
@@ -41437,7 +41610,7 @@
         <w:lastRenderedPageBreak/>
         <w:t>6 CONCLUSÕES</w:t>
       </w:r>
-      <w:bookmarkEnd w:id="104"/>
+      <w:bookmarkEnd w:id="105"/>
     </w:p>
     <w:p>
       <w:pPr>
@@ -41452,19 +41625,7 @@
         <w:rPr>
           <w:lang w:val="pt-BR"/>
         </w:rPr>
-        <w:t xml:space="preserve">O objetivo geral foi atingido em pequena escala, para a classe de iluminação de pedestres adotada no trabalho (P3, com atenuação até P5): dados urbanos simulados a partir do que a plataforma de monitoramento já é obrigada a produzir foram transformados por inteligência artificial em decisões de iluminação executadas por um nó físico, sem nenhuma violação da ABNT NBR 5101 em 667.200 passos verificados e com latência de 1,03 s a 1,47 s, ainda sem integração efetiva com a plataforma. </w:t>
-      </w:r>
-      <w:r>
-        <w:rPr>
-          <w:lang w:val="pt-BR"/>
-        </w:rPr>
-        <w:t xml:space="preserve">Os objetivos específicos foram atingidos: a infraestrutura municipal foi caracterizada, as variáveis e suas faixas foram especificadas, a base de regras</w:t>
-      </w:r>
-      <w:r>
-        <w:rPr>
-          <w:lang w:val="pt-BR"/>
-        </w:rPr>
-        <w:t xml:space="preserve"> foi construída com origem declarada, a interface de integração foi especificada, a previsão superou as referências de persistência e de média sazonal, o diagnóstico detectou a falha induzida, o nó voltou ao pleno sem comando e o consumo foi estimado sem medição elétrica. As hipóteses H1 e H2 foram aceitas e H3 foi rejeitada, pois a antecipação pela previsão aumentou o tempo em transição em vez de reduzi-lo. Ante o fluxo pleno, o sistema economizou 24,3 % na suíte de cenários e 37,6 % nas noites reais de Zurique; ante o horário fixo, gastou 6,7 % a mais na suíte e 21,4 % a menos nas noites reais, mas manteve o nível esperado em 98,2 % do tempo, contra 72,2 %. A previsão só se distinguiu das alternativas simples com dados de 15 min, e a inferência nebulosa foi igualada por uma tabela de regras. O ganho da proposta está, portanto, na luz adequada à situação com garantia normativa por construção, a partir de dados que o município já produz.</w:t>
+        <w:t>O objetivo geral foi atingido em pequena escala, para a classe de iluminação de pedestres adotada no trabalho (P3, com atenuação até P5): dados urbanos simulados a partir do que a plataforma de monitoramento já é obrigada a produzir foram transformados por inteligência artificial em decisões de iluminação executadas por um nó físico, sem nenhuma violação da ABNT NBR 5101 em 667.200 passos verificados e com latência de 1,03 s a 1,47 s, ainda sem integração efetiva com a plataforma. Os objetivos específicos foram atingidos: a infraestrutura municipal foi caracterizada, as variáveis e suas faixas foram especificadas, a base de regras foi construída com origem declarada, a interface de integração foi especificada, a previsão superou as referências de persistência e de média sazonal, o diagnóstico detectou a falha induzida, o nó voltou ao pleno sem comando e o consumo foi estimado sem medição elétrica. As hipóteses H1 e H2 foram aceitas e H3 foi rejeitada, pois a antecipação pela previsão aumentou o tempo em transição em vez de reduzi-lo. Ante o fluxo pleno, o sistema economizou 24,3 % na suíte de cenários e 37,6 % nas noites reais de Zurique; ante o horário fixo, gastou 6,7 % a mais na suíte e 21,4 % a menos nas noites reais, mas manteve o nível esperado em 98,2 % do tempo, contra 72,2 %. A previsão só se distinguiu das alternativas simples com dados de 15 min, e a inferência nebulosa foi igualada por uma tabela de regras. O ganho da proposta está, portanto, na luz adequada à situação com garantia normativa por construção, a partir de dados que o município já produz.</w:t>
       </w:r>
     </w:p>
     <w:p>
@@ -41475,14 +41636,14 @@
           <w:lang w:val="pt-BR"/>
         </w:rPr>
       </w:pPr>
-      <w:bookmarkStart w:id="105" w:name="_Toc242549712"/>
+      <w:bookmarkStart w:id="106" w:name="_Toc242567318"/>
       <w:r>
         <w:rPr>
           <w:lang w:val="pt-BR"/>
         </w:rPr>
         <w:t>6.1 Recomendações</w:t>
       </w:r>
-      <w:bookmarkEnd w:id="105"/>
+      <w:bookmarkEnd w:id="106"/>
     </w:p>
     <w:p>
       <w:pPr>
@@ -41557,6 +41718,7 @@
         <w:rPr>
           <w:lang w:val="pt-BR"/>
         </w:rPr>
+        <w:lastRenderedPageBreak/>
         <w:t>Estender a avaliação ao controle coordenado de múltiplas luminárias em rede (3.4.4 e 5.3).</w:t>
       </w:r>
     </w:p>
@@ -41577,7 +41739,6 @@
         <w:rPr>
           <w:lang w:val="pt-BR"/>
         </w:rPr>
-        <w:lastRenderedPageBreak/>
         <w:t>Estender o modelo a pontos de luz que atendem mais de uma classe — pista e calçada —, com o piso da classe mais exigente e com a movimentação de pedestres e de veículos (3.7 e 5.3).</w:t>
       </w:r>
     </w:p>
@@ -41778,6 +41939,7 @@
         <w:rPr>
           <w:lang w:val="pt-BR"/>
         </w:rPr>
+        <w:lastRenderedPageBreak/>
         <w:t>Investigar o ajuste automático da base de regras, por sistemas neuro-nebulosos ou por aprendizado por reforço, enfrentando a circularidade discutida em 2.6 (5.3).</w:t>
       </w:r>
     </w:p>
@@ -41798,7 +41960,6 @@
         <w:rPr>
           <w:lang w:val="pt-BR"/>
         </w:rPr>
-        <w:lastRenderedPageBreak/>
         <w:t>Implantar a arquitetura de referência para operação em escala, com teste de carga, de falha de componente e de recuperação, e confirmar o custo estimado no Apêndice D (3.12.6.4 e 5.3).</w:t>
       </w:r>
     </w:p>
@@ -41832,7 +41993,7 @@
           <w:lang w:val="pt-BR"/>
         </w:rPr>
       </w:pPr>
-      <w:bookmarkStart w:id="106" w:name="_Toc242549713"/>
+      <w:bookmarkStart w:id="107" w:name="_Toc242567319"/>
       <w:r>
         <w:rPr>
           <w:lang w:val="pt-BR"/>
@@ -41840,7 +42001,7 @@
         <w:lastRenderedPageBreak/>
         <w:t>REFERÊNCIAS</w:t>
       </w:r>
-      <w:bookmarkEnd w:id="106"/>
+      <w:bookmarkEnd w:id="107"/>
     </w:p>
     <w:p>
       <w:pPr>
@@ -43253,6 +43414,9 @@
     <w:p>
       <w:pPr>
         <w:spacing w:after="240"/>
+        <w:rPr>
+          <w:lang w:val="pt-BR"/>
+        </w:rPr>
       </w:pPr>
       <w:r>
         <w:rPr>
@@ -43260,46 +43424,52 @@
         </w:rPr>
         <w:t xml:space="preserve">UNIVERSIDADE ESTADUAL DE CAMPINAS. Núcleo Interdisciplinar de Planejamento Energético. CePIL participa de cerimônia de entrega de dispositivos de telegestão para projeto de iluminação na Unicamp. Campinas: NIPE/Unicamp, 27 jan. 2026. Disponível em: https://www.nipe.unicamp.br/2026/01/27/cepil-participa-de-cerimonia-de-entrega-dos-dispositivos-de-telegestao/. </w:t>
       </w:r>
-      <w:proofErr w:type="spellStart"/>
-      <w:r>
-        <w:t>Acesso</w:t>
-      </w:r>
-      <w:proofErr w:type="spellEnd"/>
-      <w:r>
-        <w:t xml:space="preserve"> </w:t>
-      </w:r>
-      <w:proofErr w:type="spellStart"/>
-      <w:r>
-        <w:t>em</w:t>
-      </w:r>
-      <w:proofErr w:type="spellEnd"/>
-      <w:r>
-        <w:t>: 12 set. 2026.</w:t>
+      <w:r>
+        <w:rPr>
+          <w:lang w:val="pt-BR"/>
+        </w:rPr>
+        <w:t>Acesso em: 12 set. 2026.</w:t>
       </w:r>
     </w:p>
     <w:p>
       <w:pPr>
         <w:spacing w:after="240"/>
-      </w:pPr>
-      <w:r>
-        <w:t xml:space="preserve">WAZLAWICK, Raul Sidnei. Metodologia de pesquisa para ciência da computação. Rio de Janeiro: Elsevier, 2009.</w:t>
+        <w:rPr>
+          <w:lang w:val="pt-BR"/>
+        </w:rPr>
+      </w:pPr>
+      <w:r>
+        <w:rPr>
+          <w:lang w:val="pt-BR"/>
+        </w:rPr>
+        <w:t>WAZLAWICK, Raul Sidnei. Metodologia de pesquisa para ciência da computação. Rio de Janeiro: Elsevier, 2009.</w:t>
       </w:r>
     </w:p>
     <w:p>
       <w:pPr>
         <w:spacing w:after="240"/>
-      </w:pPr>
-      <w:r>
+        <w:rPr>
+          <w:lang w:val="pt-BR"/>
+        </w:rPr>
+      </w:pPr>
+      <w:r>
+        <w:rPr>
+          <w:lang w:val="pt-BR"/>
+        </w:rPr>
         <w:t xml:space="preserve">ZADEH, Lotfi A. Fuzzy sets. </w:t>
       </w:r>
       <w:r>
         <w:rPr>
           <w:b/>
           <w:bCs/>
+          <w:lang w:val="pt-BR"/>
         </w:rPr>
         <w:t>Information and Control</w:t>
       </w:r>
       <w:r>
+        <w:rPr>
+          <w:lang w:val="pt-BR"/>
+        </w:rPr>
         <w:t>, v. 8, n. 3, p. 338-353, 1965.</w:t>
       </w:r>
     </w:p>
@@ -43309,20 +43479,32 @@
         <w:pageBreakBefore/>
         <w:spacing w:before="480" w:after="280" w:line="360" w:lineRule="auto"/>
         <w:jc w:val="center"/>
-      </w:pPr>
-      <w:r>
-        <w:rPr>
-          <w:lang w:val="pt-BR"/>
-        </w:rPr>
-        <w:t xml:space="preserve">BIBLIOGRAFIA CONSULTADA</w:t>
-      </w:r>
+        <w:rPr>
+          <w:lang w:val="pt-BR"/>
+        </w:rPr>
+      </w:pPr>
+      <w:bookmarkStart w:id="108" w:name="_Toc242567320"/>
+      <w:r>
+        <w:rPr>
+          <w:lang w:val="pt-BR"/>
+        </w:rPr>
+        <w:lastRenderedPageBreak/>
+        <w:t>BIBLIOGRAFIA CONSULTADA</w:t>
+      </w:r>
+      <w:bookmarkEnd w:id="108"/>
     </w:p>
     <w:p>
       <w:pPr>
         <w:spacing w:after="240"/>
-      </w:pPr>
-      <w:r>
-        <w:t xml:space="preserve">Documentação técnica das principais ferramentas empregadas na construção do protótipo, consultada ao longo do desenvolvimento e não citada no texto.</w:t>
+        <w:rPr>
+          <w:lang w:val="pt-BR"/>
+        </w:rPr>
+      </w:pPr>
+      <w:r>
+        <w:rPr>
+          <w:lang w:val="pt-BR"/>
+        </w:rPr>
+        <w:t>Documentação técnica das principais ferramentas empregadas na construção do protótipo, consultada ao longo do desenvolvimento e não citada no texto.</w:t>
       </w:r>
     </w:p>
     <w:p>
@@ -43330,23 +43512,68 @@
         <w:spacing w:after="240"/>
       </w:pPr>
       <w:r>
-        <w:t xml:space="preserve">DOCKER INC. Docker Compose. [S. l.]: Docker Inc., 2026. Disponível em: https://docs.docker.com/compose/. Acesso em: 10 out. 2026.</w:t>
+        <w:t xml:space="preserve">DOCKER INC. Docker Compose. [S. l.]: Docker Inc., 2026. </w:t>
+      </w:r>
+      <w:r>
+        <w:rPr>
+          <w:lang w:val="pt-BR"/>
+        </w:rPr>
+        <w:t xml:space="preserve">Disponível em: https://docs.docker.com/compose/. </w:t>
+      </w:r>
+      <w:proofErr w:type="spellStart"/>
+      <w:r>
+        <w:t>Acesso</w:t>
+      </w:r>
+      <w:proofErr w:type="spellEnd"/>
+      <w:r>
+        <w:t xml:space="preserve"> </w:t>
+      </w:r>
+      <w:proofErr w:type="spellStart"/>
+      <w:r>
+        <w:t>em</w:t>
+      </w:r>
+      <w:proofErr w:type="spellEnd"/>
+      <w:r>
+        <w:t>: 10 out. 2026.</w:t>
       </w:r>
     </w:p>
     <w:p>
       <w:pPr>
         <w:spacing w:after="240"/>
-      </w:pPr>
-      <w:r>
-        <w:t xml:space="preserve">ECLIPSE FOUNDATION. Eclipse Mosquitto: documentation. [S. l.]: Eclipse Foundation, 2026. Disponível em: https://mosquitto.org/documentation/. Acesso em: 10 out. 2026.</w:t>
+        <w:rPr>
+          <w:lang w:val="pt-BR"/>
+        </w:rPr>
+      </w:pPr>
+      <w:r>
+        <w:t xml:space="preserve">ECLIPSE FOUNDATION. Eclipse </w:t>
+      </w:r>
+      <w:proofErr w:type="spellStart"/>
+      <w:r>
+        <w:t>Mosquitto</w:t>
+      </w:r>
+      <w:proofErr w:type="spellEnd"/>
+      <w:r>
+        <w:t xml:space="preserve">: documentation. [S. l.]: Eclipse Foundation, 2026. </w:t>
+      </w:r>
+      <w:r>
+        <w:rPr>
+          <w:lang w:val="pt-BR"/>
+        </w:rPr>
+        <w:t>Disponível em: https://mosquitto.org/documentation/. Acesso em: 10 out. 2026.</w:t>
       </w:r>
     </w:p>
     <w:p>
       <w:pPr>
         <w:spacing w:after="240"/>
-      </w:pPr>
-      <w:r>
-        <w:t xml:space="preserve">ESPRESSIF SYSTEMS. ESP32 Arduino Core documentation. Xangai: Espressif Systems, 2026. Disponível em: https://docs.espressif.com/projects/arduino-esp32/en/latest/. Acesso em: 10 out. 2026.</w:t>
+        <w:rPr>
+          <w:lang w:val="pt-BR"/>
+        </w:rPr>
+      </w:pPr>
+      <w:r>
+        <w:rPr>
+          <w:lang w:val="pt-BR"/>
+        </w:rPr>
+        <w:t>ESPRESSIF SYSTEMS. ESP32 Arduino Core documentation. Xangai: Espressif Systems, 2026. Disponível em: https://docs.espressif.com/projects/arduino-esp32/en/latest/. Acesso em: 10 out. 2026.</w:t>
       </w:r>
     </w:p>
     <w:p>
@@ -43354,23 +43581,60 @@
         <w:spacing w:after="240"/>
       </w:pPr>
       <w:r>
-        <w:t xml:space="preserve">FASTAPI. FastAPI: documentation. [S. l.]: FastAPI, 2026. Disponível em: https://fastapi.tiangolo.com/. Acesso em: 10 out. 2026.</w:t>
+        <w:rPr>
+          <w:lang w:val="pt-BR"/>
+        </w:rPr>
+        <w:t xml:space="preserve">FASTAPI. FastAPI: documentation. [S. l.]: FastAPI, 2026. Disponível em: https://fastapi.tiangolo.com/. </w:t>
+      </w:r>
+      <w:proofErr w:type="spellStart"/>
+      <w:r>
+        <w:t>Acesso</w:t>
+      </w:r>
+      <w:proofErr w:type="spellEnd"/>
+      <w:r>
+        <w:t xml:space="preserve"> </w:t>
+      </w:r>
+      <w:proofErr w:type="spellStart"/>
+      <w:r>
+        <w:t>em</w:t>
+      </w:r>
+      <w:proofErr w:type="spellEnd"/>
+      <w:r>
+        <w:t>: 10 out. 2026.</w:t>
       </w:r>
     </w:p>
     <w:p>
       <w:pPr>
         <w:spacing w:after="240"/>
-      </w:pPr>
-      <w:r>
-        <w:t xml:space="preserve">META PLATFORMS. React reference overview. [S. l.]: Meta Platforms, 2026. Disponível em: https://react.dev/reference/react. Acesso em: 10 out. 2026.</w:t>
+        <w:rPr>
+          <w:lang w:val="pt-BR"/>
+        </w:rPr>
+      </w:pPr>
+      <w:r>
+        <w:t xml:space="preserve">META PLATFORMS. React reference overview. [S. l.]: Meta Platforms, 2026. </w:t>
+      </w:r>
+      <w:r>
+        <w:rPr>
+          <w:lang w:val="pt-BR"/>
+        </w:rPr>
+        <w:t>Disponível em: https://react.dev/reference/react. Acesso em: 10 out. 2026.</w:t>
       </w:r>
     </w:p>
     <w:p>
       <w:pPr>
         <w:spacing w:after="240"/>
-      </w:pPr>
-      <w:r>
-        <w:t xml:space="preserve">POSTGRESQL GLOBAL DEVELOPMENT GROUP. PostgreSQL 16 documentation. [S. l.]: The PostgreSQL Global Development Group, 2026. Disponível em: https://www.postgresql.org/docs/16/. Acesso em: 10 out. 2026.</w:t>
+        <w:rPr>
+          <w:lang w:val="pt-BR"/>
+        </w:rPr>
+      </w:pPr>
+      <w:r>
+        <w:t xml:space="preserve">POSTGRESQL GLOBAL DEVELOPMENT GROUP. PostgreSQL 16 documentation. </w:t>
+      </w:r>
+      <w:r>
+        <w:rPr>
+          <w:lang w:val="pt-BR"/>
+        </w:rPr>
+        <w:t>[S. l.]: The PostgreSQL Global Development Group, 2026. Disponível em: https://www.postgresql.org/docs/16/. Acesso em: 10 out. 2026.</w:t>
       </w:r>
     </w:p>
     <w:p>
@@ -43378,7 +43642,39 @@
         <w:spacing w:after="240"/>
       </w:pPr>
       <w:r>
-        <w:t xml:space="preserve">PYTHON SOFTWARE FOUNDATION. Python 3.12 documentation. [S. l.]: Python Software Foundation, 2026. Disponível em: https://docs.python.org/3.12/. Acesso em: 10 out. 2026.</w:t>
+        <w:t xml:space="preserve">PYTHON SOFTWARE FOUNDATION. Python 3.12 documentation. [S. l.]: Python Software Foundation, 2026. </w:t>
+      </w:r>
+      <w:proofErr w:type="spellStart"/>
+      <w:r>
+        <w:t>Disponível</w:t>
+      </w:r>
+      <w:proofErr w:type="spellEnd"/>
+      <w:r>
+        <w:t xml:space="preserve"> </w:t>
+      </w:r>
+      <w:proofErr w:type="spellStart"/>
+      <w:r>
+        <w:t>em</w:t>
+      </w:r>
+      <w:proofErr w:type="spellEnd"/>
+      <w:r>
+        <w:t xml:space="preserve">: https://docs.python.org/3.12/. </w:t>
+      </w:r>
+      <w:proofErr w:type="spellStart"/>
+      <w:r>
+        <w:t>Acesso</w:t>
+      </w:r>
+      <w:proofErr w:type="spellEnd"/>
+      <w:r>
+        <w:t xml:space="preserve"> </w:t>
+      </w:r>
+      <w:proofErr w:type="spellStart"/>
+      <w:r>
+        <w:t>em</w:t>
+      </w:r>
+      <w:proofErr w:type="spellEnd"/>
+      <w:r>
+        <w:t>: 10 out. 2026.</w:t>
       </w:r>
     </w:p>
     <w:p>
@@ -43386,23 +43682,82 @@
         <w:spacing w:after="240"/>
       </w:pPr>
       <w:r>
-        <w:t xml:space="preserve">SCIKIT-FUZZY DEVELOPMENT TEAM. scikit-fuzzy: fuzzy logic toolkit for SciPy, documentation. [S. l.]: scikit-fuzzy, 2026. Disponível em: https://scikit-fuzzy.github.io/scikit-fuzzy/. Acesso em: 10 out. 2026.</w:t>
+        <w:t xml:space="preserve">SCIKIT-FUZZY DEVELOPMENT TEAM. scikit-fuzzy: fuzzy logic toolkit for SciPy, documentation. </w:t>
+      </w:r>
+      <w:r>
+        <w:rPr>
+          <w:lang w:val="pt-BR"/>
+        </w:rPr>
+        <w:t xml:space="preserve">[S. l.]: scikit-fuzzy, 2026. Disponível em: https://scikit-fuzzy.github.io/scikit-fuzzy/. </w:t>
+      </w:r>
+      <w:proofErr w:type="spellStart"/>
+      <w:r>
+        <w:t>Acesso</w:t>
+      </w:r>
+      <w:proofErr w:type="spellEnd"/>
+      <w:r>
+        <w:t xml:space="preserve"> </w:t>
+      </w:r>
+      <w:proofErr w:type="spellStart"/>
+      <w:r>
+        <w:t>em</w:t>
+      </w:r>
+      <w:proofErr w:type="spellEnd"/>
+      <w:r>
+        <w:t>: 10 out. 2026.</w:t>
       </w:r>
     </w:p>
     <w:p>
       <w:pPr>
         <w:spacing w:after="240"/>
-      </w:pPr>
-      <w:r>
-        <w:t xml:space="preserve">TAILWIND LABS. Tailwind CSS documentation. [S. l.]: Tailwind Labs, 2026. Disponível em: https://tailwindcss.com/docs. Acesso em: 10 out. 2026.</w:t>
+        <w:rPr>
+          <w:lang w:val="pt-BR"/>
+        </w:rPr>
+      </w:pPr>
+      <w:r>
+        <w:t xml:space="preserve">TAILWIND LABS. Tailwind CSS documentation. [S. l.]: Tailwind Labs, 2026. </w:t>
+      </w:r>
+      <w:r>
+        <w:rPr>
+          <w:lang w:val="pt-BR"/>
+        </w:rPr>
+        <w:t>Disponível em: https://tailwindcss.com/docs. Acesso em: 10 out. 2026.</w:t>
       </w:r>
     </w:p>
     <w:p>
       <w:pPr>
         <w:spacing w:after="240"/>
-      </w:pPr>
-      <w:r>
-        <w:t xml:space="preserve">XGBOOST DEVELOPERS. XGBoost documentation. [S. l.]: XGBoost Developers, 2026. Disponível em: https://xgboost.readthedocs.io/en/stable/. Acesso em: 10 out. 2026.</w:t>
+        <w:rPr>
+          <w:lang w:val="pt-BR"/>
+        </w:rPr>
+      </w:pPr>
+      <w:r>
+        <w:rPr>
+          <w:lang w:val="pt-BR"/>
+        </w:rPr>
+        <w:t xml:space="preserve">XGBOOST DEVELOPERS. </w:t>
+      </w:r>
+      <w:proofErr w:type="spellStart"/>
+      <w:r>
+        <w:t>XGBoost</w:t>
+      </w:r>
+      <w:proofErr w:type="spellEnd"/>
+      <w:r>
+        <w:t xml:space="preserve"> documentation. [S. l.]: </w:t>
+      </w:r>
+      <w:proofErr w:type="spellStart"/>
+      <w:r>
+        <w:t>XGBoost</w:t>
+      </w:r>
+      <w:proofErr w:type="spellEnd"/>
+      <w:r>
+        <w:t xml:space="preserve"> Developers, 2026. </w:t>
+      </w:r>
+      <w:r>
+        <w:rPr>
+          <w:lang w:val="pt-BR"/>
+        </w:rPr>
+        <w:t>Disponível em: https://xgboost.readthedocs.io/en/stable/. Acesso em: 10 out. 2026.</w:t>
       </w:r>
     </w:p>
     <w:p>
@@ -43415,7 +43770,7 @@
           <w:lang w:val="pt-BR"/>
         </w:rPr>
       </w:pPr>
-      <w:bookmarkStart w:id="107" w:name="_Toc242549714"/>
+      <w:bookmarkStart w:id="109" w:name="_Toc242567321"/>
       <w:r>
         <w:rPr>
           <w:lang w:val="pt-BR"/>
@@ -43423,7 +43778,7 @@
         <w:lastRenderedPageBreak/>
         <w:t>APÊNDICE A — DECLARAÇÃO DE USO DE FERRAMENTAS DE INTELIGÊNCIA ARTIFICIAL GENERATIVA</w:t>
       </w:r>
-      <w:bookmarkEnd w:id="107"/>
+      <w:bookmarkEnd w:id="109"/>
     </w:p>
     <w:p>
       <w:pPr>
@@ -43643,7 +43998,7 @@
           <w:lang w:val="pt-BR"/>
         </w:rPr>
       </w:pPr>
-      <w:bookmarkStart w:id="108" w:name="_Toc242549735"/>
+      <w:bookmarkStart w:id="110" w:name="_Toc242567226"/>
       <w:r>
         <w:rPr>
           <w:sz w:val="20"/>
@@ -43701,7 +44056,7 @@
         </w:rPr>
         <w:t xml:space="preserve"> – Matriz de emprego técnico de inteligência artificial</w:t>
       </w:r>
-      <w:bookmarkEnd w:id="108"/>
+      <w:bookmarkEnd w:id="110"/>
     </w:p>
     <w:tbl>
       <w:tblPr>
@@ -45327,15 +45682,7 @@
                 <w:szCs w:val="20"/>
                 <w:lang w:val="pt-BR"/>
               </w:rPr>
-              <w:t>10</w:t>
-            </w:r>
-            <w:r>
-              <w:rPr>
-                <w:sz w:val="20"/>
-                <w:szCs w:val="20"/>
-                <w:lang w:val="pt-BR"/>
-              </w:rPr>
-              <w:t xml:space="preserve">0% </w:t>
+              <w:t xml:space="preserve">100% </w:t>
             </w:r>
             <w:r>
               <w:rPr>
@@ -45367,7 +45714,8 @@
                 <w:szCs w:val="20"/>
                 <w:lang w:val="pt-BR"/>
               </w:rPr>
-              <w:t xml:space="preserve">lista oficial da AWS</w:t>
+              <w:lastRenderedPageBreak/>
+              <w:t>lista oficial da AWS</w:t>
             </w:r>
           </w:p>
         </w:tc>
@@ -45489,15 +45837,7 @@
                 <w:szCs w:val="20"/>
                 <w:lang w:val="pt-BR"/>
               </w:rPr>
-              <w:t>100%</w:t>
-            </w:r>
-            <w:r>
-              <w:rPr>
-                <w:sz w:val="20"/>
-                <w:szCs w:val="20"/>
-                <w:lang w:val="pt-BR"/>
-              </w:rPr>
-              <w:t xml:space="preserve"> </w:t>
+              <w:t xml:space="preserve">100% </w:t>
             </w:r>
             <w:r>
               <w:rPr>
@@ -45803,15 +46143,7 @@
                 <w:szCs w:val="20"/>
                 <w:lang w:val="pt-BR"/>
               </w:rPr>
-              <w:t xml:space="preserve"> </w:t>
-            </w:r>
-            <w:r>
-              <w:rPr>
-                <w:sz w:val="20"/>
-                <w:szCs w:val="20"/>
-                <w:lang w:val="pt-BR"/>
-              </w:rPr>
-              <w:t xml:space="preserve">fotos dos autores e capturas do painel do protótipo; posição e legenda de cada marcação e conteúdo de cada captura conferidos pelos autores</w:t>
+              <w:t xml:space="preserve"> fotos dos autores e capturas do painel do protótipo; posição e legenda de cada marcação e conteúdo de cada captura conferidos pelos autores</w:t>
             </w:r>
           </w:p>
         </w:tc>
@@ -45894,14 +46226,8 @@
         <w:rPr>
           <w:lang w:val="pt-BR"/>
         </w:rPr>
-        <w:t xml:space="preserve">Metodologia de refinamento. As interações empregaram contexto acumulado em sessão longa, instruções persistentes de projeto e recuperação aumentada por </w:t>
-      </w:r>
-      <w:r>
-        <w:rPr>
-          <w:lang w:val="pt-BR"/>
-        </w:rPr>
         <w:lastRenderedPageBreak/>
-        <w:t>geração, com consulta a páginas web e a documentos carregados pelos autores — entre os quais a norma ABNT NBR 5101, os documentos contratuais do município e as orientações do professor responsável. As interações consideradas relevantes podem ser incluídas em apêndice documental, se a banca as requisitar.</w:t>
+        <w:t>Metodologia de refinamento. As interações empregaram contexto acumulado em sessão longa, instruções persistentes de projeto e recuperação aumentada por geração, com consulta a páginas web e a documentos carregados pelos autores — entre os quais a norma ABNT NBR 5101, os documentos contratuais do município e as orientações do professor responsável. As interações consideradas relevantes podem ser incluídas em apêndice documental, se a banca as requisitar.</w:t>
       </w:r>
     </w:p>
     <w:p>
@@ -46100,6 +46426,7 @@
         <w:rPr>
           <w:lang w:val="pt-BR"/>
         </w:rPr>
+        <w:lastRenderedPageBreak/>
         <w:t>_______________________________________</w:t>
       </w:r>
     </w:p>
@@ -46115,7 +46442,6 @@
         <w:rPr>
           <w:lang w:val="pt-BR"/>
         </w:rPr>
-        <w:lastRenderedPageBreak/>
         <w:t>Vitor Oliveira dos Santos — RA N083DG1</w:t>
       </w:r>
     </w:p>
@@ -46174,7 +46500,7 @@
           <w:lang w:val="pt-BR"/>
         </w:rPr>
       </w:pPr>
-      <w:bookmarkStart w:id="109" w:name="_Toc242549715"/>
+      <w:bookmarkStart w:id="111" w:name="_Toc242567322"/>
       <w:r>
         <w:rPr>
           <w:lang w:val="pt-BR"/>
@@ -46182,7 +46508,7 @@
         <w:lastRenderedPageBreak/>
         <w:t>APÊNDICE B — REPRODUTIBILIDADE DOS RESULTADOS</w:t>
       </w:r>
-      <w:bookmarkEnd w:id="109"/>
+      <w:bookmarkEnd w:id="111"/>
     </w:p>
     <w:p>
       <w:pPr>
@@ -46240,7 +46566,7 @@
           <w:lang w:val="pt-BR"/>
         </w:rPr>
       </w:pPr>
-      <w:bookmarkStart w:id="110" w:name="_Toc242549736"/>
+      <w:bookmarkStart w:id="112" w:name="_Toc242567227"/>
       <w:r>
         <w:rPr>
           <w:sz w:val="20"/>
@@ -46298,7 +46624,7 @@
         </w:rPr>
         <w:t xml:space="preserve"> – Programas, dados e versões que reproduzem os resultados</w:t>
       </w:r>
-      <w:bookmarkEnd w:id="110"/>
+      <w:bookmarkEnd w:id="112"/>
     </w:p>
     <w:tbl>
       <w:tblPr>
@@ -47536,7 +47862,7 @@
           <w:lang w:val="pt-BR"/>
         </w:rPr>
       </w:pPr>
-      <w:bookmarkStart w:id="111" w:name="_Toc242549716"/>
+      <w:bookmarkStart w:id="113" w:name="_Toc242567323"/>
       <w:r>
         <w:rPr>
           <w:lang w:val="pt-BR"/>
@@ -47544,7 +47870,7 @@
         <w:lastRenderedPageBreak/>
         <w:t>APÊNDICE C — REGISTRO FOTOGRÁFICO DO NÓ DE BANCADA</w:t>
       </w:r>
-      <w:bookmarkEnd w:id="111"/>
+      <w:bookmarkEnd w:id="113"/>
     </w:p>
     <w:p>
       <w:pPr>
@@ -47571,7 +47897,7 @@
           <w:lang w:val="pt-BR"/>
         </w:rPr>
       </w:pPr>
-      <w:bookmarkStart w:id="112" w:name="_Toc242549747"/>
+      <w:bookmarkStart w:id="114" w:name="_Toc242567239"/>
       <w:r>
         <w:rPr>
           <w:sz w:val="20"/>
@@ -47629,7 +47955,7 @@
         </w:rPr>
         <w:t xml:space="preserve"> – Vista posterior do nó de demonstração</w:t>
       </w:r>
-      <w:bookmarkEnd w:id="112"/>
+      <w:bookmarkEnd w:id="114"/>
     </w:p>
     <w:p>
       <w:pPr>
@@ -47708,6 +48034,7 @@
           <w:lang w:val="pt-BR"/>
         </w:rPr>
       </w:pPr>
+      <w:bookmarkStart w:id="115" w:name="_Toc242567324"/>
       <w:r>
         <w:rPr>
           <w:lang w:val="pt-BR"/>
@@ -47715,6 +48042,7 @@
         <w:lastRenderedPageBreak/>
         <w:t>APÊNDICE D — ESTIMATIVA DE CUSTO DA ARQUITETURA DE REFERÊNCIA</w:t>
       </w:r>
+      <w:bookmarkEnd w:id="115"/>
     </w:p>
     <w:p>
       <w:pPr>
@@ -47740,6 +48068,7 @@
           <w:lang w:val="pt-BR"/>
         </w:rPr>
       </w:pPr>
+      <w:bookmarkStart w:id="116" w:name="_Toc242567228"/>
       <w:r>
         <w:rPr>
           <w:sz w:val="20"/>
@@ -47797,6 +48126,7 @@
         </w:rPr>
         <w:t xml:space="preserve"> – Estimativa de custo mensal da arquitetura de referência na Amazon Web Services</w:t>
       </w:r>
+      <w:bookmarkEnd w:id="116"/>
     </w:p>
     <w:tbl>
       <w:tblPr>
@@ -50318,6 +50648,7 @@
   <w:style w:type="character" w:default="1" w:styleId="DefaultParagraphFont">
     <w:name w:val="Default Paragraph Font"/>
     <w:uiPriority w:val="1"/>
+    <w:semiHidden/>
     <w:unhideWhenUsed/>
   </w:style>
   <w:style w:type="table" w:default="1" w:styleId="TableNormal">
